--- a/插件详细手册/15.对话框/关于对话框优化核心.docx
+++ b/插件详细手册/15.对话框/关于对话框优化核心.docx
@@ -452,6 +452,86 @@
                 <w:sz w:val="22"/>
               </w:rPr>
               <w:t>改进了底层结构，已支持窗口字符。</w:t>
+            </w:r>
+          </w:p>
+          <w:p>
+            <w:pPr>
+              <w:widowControl/>
+              <w:adjustRightInd w:val="0"/>
+              <w:snapToGrid w:val="0"/>
+              <w:rPr>
+                <w:rFonts w:ascii="Tahoma" w:eastAsia="微软雅黑" w:hAnsi="Tahoma" w:hint="eastAsia"/>
+                <w:kern w:val="0"/>
+                <w:sz w:val="22"/>
+              </w:rPr>
+            </w:pPr>
+            <w:r>
+              <w:rPr>
+                <w:rFonts w:ascii="Tahoma" w:eastAsia="微软雅黑" w:hAnsi="Tahoma" w:hint="eastAsia"/>
+                <w:kern w:val="0"/>
+                <w:sz w:val="22"/>
+              </w:rPr>
+              <w:t>（也可以看看</w:t>
+            </w:r>
+            <w:r>
+              <w:rPr>
+                <w:rFonts w:ascii="Tahoma" w:eastAsia="微软雅黑" w:hAnsi="Tahoma" w:hint="eastAsia"/>
+                <w:kern w:val="0"/>
+                <w:sz w:val="22"/>
+              </w:rPr>
+              <w:t xml:space="preserve"> </w:t>
+            </w:r>
+            <w:proofErr w:type="gramStart"/>
+            <w:r>
+              <w:rPr>
+                <w:rFonts w:ascii="Tahoma" w:eastAsia="微软雅黑" w:hAnsi="Tahoma"/>
+                <w:kern w:val="0"/>
+                <w:sz w:val="22"/>
+              </w:rPr>
+              <w:t>”</w:t>
+            </w:r>
+            <w:proofErr w:type="gramEnd"/>
+            <w:r>
+              <w:rPr>
+                <w:rFonts w:ascii="Tahoma" w:eastAsia="微软雅黑" w:hAnsi="Tahoma" w:hint="eastAsia"/>
+                <w:kern w:val="0"/>
+                <w:sz w:val="22"/>
+              </w:rPr>
+              <w:t>对话框的全部结构</w:t>
+            </w:r>
+            <w:r>
+              <w:rPr>
+                <w:rFonts w:ascii="Tahoma" w:eastAsia="微软雅黑" w:hAnsi="Tahoma" w:hint="eastAsia"/>
+                <w:kern w:val="0"/>
+                <w:sz w:val="22"/>
+              </w:rPr>
+              <w:t>.png</w:t>
+            </w:r>
+            <w:proofErr w:type="gramStart"/>
+            <w:r>
+              <w:rPr>
+                <w:rFonts w:ascii="Tahoma" w:eastAsia="微软雅黑" w:hAnsi="Tahoma"/>
+                <w:kern w:val="0"/>
+                <w:sz w:val="22"/>
+              </w:rPr>
+              <w:t>”</w:t>
+            </w:r>
+            <w:proofErr w:type="gramEnd"/>
+            <w:r>
+              <w:rPr>
+                <w:rFonts w:ascii="Tahoma" w:eastAsia="微软雅黑" w:hAnsi="Tahoma" w:hint="eastAsia"/>
+                <w:kern w:val="0"/>
+                <w:sz w:val="22"/>
+              </w:rPr>
+              <w:t xml:space="preserve"> </w:t>
+            </w:r>
+            <w:r>
+              <w:rPr>
+                <w:rFonts w:ascii="Tahoma" w:eastAsia="微软雅黑" w:hAnsi="Tahoma" w:hint="eastAsia"/>
+                <w:kern w:val="0"/>
+                <w:sz w:val="22"/>
+              </w:rPr>
+              <w:t>了解插件的作用范围）</w:t>
             </w:r>
           </w:p>
         </w:tc>
@@ -703,6 +783,9 @@
     <w:p>
       <w:pPr>
         <w:pStyle w:val="3"/>
+        <w:rPr>
+          <w:rFonts w:hint="eastAsia"/>
+        </w:rPr>
       </w:pPr>
       <w:r>
         <w:rPr>
@@ -2581,7 +2664,7 @@
         <w:snapToGrid w:val="0"/>
         <w:jc w:val="left"/>
         <w:rPr>
-          <w:rFonts w:ascii="宋体" w:eastAsia="宋体" w:hAnsi="宋体" w:cs="宋体"/>
+          <w:rFonts w:ascii="宋体" w:eastAsia="宋体" w:hAnsi="宋体" w:cs="宋体" w:hint="eastAsia"/>
           <w:kern w:val="0"/>
           <w:sz w:val="24"/>
           <w:szCs w:val="24"/>
@@ -2839,7 +2922,7 @@
         <w:snapToGrid w:val="0"/>
         <w:jc w:val="left"/>
         <w:rPr>
-          <w:rFonts w:ascii="Tahoma" w:eastAsia="微软雅黑" w:hAnsi="Tahoma" w:hint="eastAsia"/>
+          <w:rFonts w:ascii="Tahoma" w:eastAsia="微软雅黑" w:hAnsi="Tahoma"/>
           <w:kern w:val="0"/>
           <w:sz w:val="22"/>
         </w:rPr>
@@ -2920,10 +3003,10 @@
             <v:path o:extrusionok="f" gradientshapeok="t" o:connecttype="rect"/>
             <o:lock v:ext="edit" aspectratio="t"/>
           </v:shapetype>
-          <v:shape id="_x0000_i1025" type="#_x0000_t75" style="width:367.8pt;height:255.6pt" o:ole="">
+          <v:shape id="_x0000_i1025" type="#_x0000_t75" style="width:367.5pt;height:255.75pt" o:ole="">
             <v:imagedata r:id="rId17" o:title=""/>
           </v:shape>
-          <o:OLEObject Type="Embed" ProgID="Visio.Drawing.15" ShapeID="_x0000_i1025" DrawAspect="Content" ObjectID="_1806294832" r:id="rId18"/>
+          <o:OLEObject Type="Embed" ProgID="Visio.Drawing.15" ShapeID="_x0000_i1025" DrawAspect="Content" ObjectID="_1817109487" r:id="rId18"/>
         </w:object>
       </w:r>
     </w:p>
@@ -3011,7 +3094,7 @@
         <w:snapToGrid w:val="0"/>
         <w:jc w:val="left"/>
         <w:rPr>
-          <w:rFonts w:ascii="Tahoma" w:eastAsia="微软雅黑" w:hAnsi="Tahoma" w:hint="eastAsia"/>
+          <w:rFonts w:ascii="Tahoma" w:eastAsia="微软雅黑" w:hAnsi="Tahoma"/>
           <w:kern w:val="0"/>
           <w:sz w:val="22"/>
         </w:rPr>
@@ -3048,7 +3131,7 @@
         <w:snapToGrid w:val="0"/>
         <w:jc w:val="left"/>
         <w:rPr>
-          <w:rFonts w:ascii="Tahoma" w:eastAsia="微软雅黑" w:hAnsi="Tahoma" w:hint="eastAsia"/>
+          <w:rFonts w:ascii="Tahoma" w:eastAsia="微软雅黑" w:hAnsi="Tahoma"/>
           <w:kern w:val="0"/>
           <w:sz w:val="22"/>
         </w:rPr>
@@ -3077,7 +3160,7 @@
     </w:p>
     <w:p>
       <w:pPr>
-        <w:pStyle w:val="3"/>
+        <w:pStyle w:val="2"/>
         <w:rPr>
           <w:rFonts w:hint="eastAsia"/>
         </w:rPr>
@@ -3111,21 +3194,22 @@
     </w:p>
     <w:p>
       <w:pPr>
-        <w:pStyle w:val="4"/>
-        <w:spacing w:before="0" w:after="120" w:line="240" w:lineRule="auto"/>
-        <w:rPr>
-          <w:rFonts w:ascii="微软雅黑" w:eastAsia="微软雅黑" w:hAnsi="微软雅黑" w:hint="eastAsia"/>
-          <w:sz w:val="22"/>
-          <w:szCs w:val="22"/>
-        </w:rPr>
-      </w:pPr>
-      <w:r>
-        <w:rPr>
-          <w:rFonts w:ascii="微软雅黑" w:eastAsia="微软雅黑" w:hAnsi="微软雅黑" w:hint="eastAsia"/>
-          <w:sz w:val="22"/>
-          <w:szCs w:val="22"/>
-        </w:rPr>
-        <w:t>1）金钱窗口</w:t>
+        <w:pStyle w:val="3"/>
+        <w:rPr>
+          <w:rFonts w:hint="eastAsia"/>
+        </w:rPr>
+      </w:pPr>
+      <w:r>
+        <w:rPr>
+          <w:rFonts w:hint="eastAsia"/>
+        </w:rPr>
+        <w:t xml:space="preserve">子窗口 - </w:t>
+      </w:r>
+      <w:r>
+        <w:rPr>
+          <w:rFonts w:hint="eastAsia"/>
+        </w:rPr>
+        <w:t>金钱窗口</w:t>
       </w:r>
     </w:p>
     <w:p>
@@ -3334,29 +3418,22 @@
     </w:p>
     <w:p>
       <w:pPr>
-        <w:pStyle w:val="4"/>
-        <w:spacing w:before="0" w:after="120" w:line="240" w:lineRule="auto"/>
-        <w:rPr>
-          <w:rFonts w:ascii="微软雅黑" w:eastAsia="微软雅黑" w:hAnsi="微软雅黑" w:hint="eastAsia"/>
-          <w:sz w:val="22"/>
-          <w:szCs w:val="22"/>
-        </w:rPr>
-      </w:pPr>
-      <w:r>
-        <w:rPr>
-          <w:rFonts w:ascii="微软雅黑" w:eastAsia="微软雅黑" w:hAnsi="微软雅黑"/>
-          <w:sz w:val="22"/>
-          <w:szCs w:val="22"/>
-        </w:rPr>
-        <w:t>2</w:t>
-      </w:r>
-      <w:r>
-        <w:rPr>
-          <w:rFonts w:ascii="微软雅黑" w:eastAsia="微软雅黑" w:hAnsi="微软雅黑" w:hint="eastAsia"/>
-          <w:sz w:val="22"/>
-          <w:szCs w:val="22"/>
-        </w:rPr>
-        <w:t>）选择项窗口</w:t>
+        <w:pStyle w:val="3"/>
+        <w:rPr>
+          <w:rFonts w:hint="eastAsia"/>
+        </w:rPr>
+      </w:pPr>
+      <w:r>
+        <w:rPr>
+          <w:rFonts w:hint="eastAsia"/>
+        </w:rPr>
+        <w:t xml:space="preserve">子窗口 - </w:t>
+      </w:r>
+      <w:r>
+        <w:rPr>
+          <w:rFonts w:hint="eastAsia"/>
+        </w:rPr>
+        <w:t>选择项窗口</w:t>
       </w:r>
     </w:p>
     <w:p>
@@ -3570,29 +3647,22 @@
     </w:p>
     <w:p>
       <w:pPr>
-        <w:pStyle w:val="4"/>
-        <w:spacing w:before="0" w:after="120" w:line="240" w:lineRule="auto"/>
-        <w:rPr>
-          <w:rFonts w:ascii="微软雅黑" w:eastAsia="微软雅黑" w:hAnsi="微软雅黑" w:hint="eastAsia"/>
-          <w:sz w:val="22"/>
-          <w:szCs w:val="22"/>
-        </w:rPr>
-      </w:pPr>
-      <w:r>
-        <w:rPr>
-          <w:rFonts w:ascii="微软雅黑" w:eastAsia="微软雅黑" w:hAnsi="微软雅黑"/>
-          <w:sz w:val="22"/>
-          <w:szCs w:val="22"/>
-        </w:rPr>
-        <w:t>3</w:t>
-      </w:r>
-      <w:r>
-        <w:rPr>
-          <w:rFonts w:ascii="微软雅黑" w:eastAsia="微软雅黑" w:hAnsi="微软雅黑" w:hint="eastAsia"/>
-          <w:sz w:val="22"/>
-          <w:szCs w:val="22"/>
-        </w:rPr>
-        <w:t>）数字输入窗口</w:t>
+        <w:pStyle w:val="3"/>
+        <w:rPr>
+          <w:rFonts w:hint="eastAsia"/>
+        </w:rPr>
+      </w:pPr>
+      <w:r>
+        <w:rPr>
+          <w:rFonts w:hint="eastAsia"/>
+        </w:rPr>
+        <w:t xml:space="preserve">子窗口 - </w:t>
+      </w:r>
+      <w:r>
+        <w:rPr>
+          <w:rFonts w:hint="eastAsia"/>
+        </w:rPr>
+        <w:t>数字输入窗口</w:t>
       </w:r>
     </w:p>
     <w:p>
@@ -3801,30 +3871,22 @@
     </w:p>
     <w:p>
       <w:pPr>
-        <w:pStyle w:val="4"/>
-        <w:spacing w:before="0" w:after="120" w:line="240" w:lineRule="auto"/>
-        <w:rPr>
-          <w:rFonts w:ascii="微软雅黑" w:eastAsia="微软雅黑" w:hAnsi="微软雅黑" w:hint="eastAsia"/>
-          <w:sz w:val="22"/>
-          <w:szCs w:val="22"/>
-        </w:rPr>
-      </w:pPr>
-      <w:r>
-        <w:rPr>
-          <w:rFonts w:ascii="微软雅黑" w:eastAsia="微软雅黑" w:hAnsi="微软雅黑"/>
-          <w:sz w:val="22"/>
-          <w:szCs w:val="22"/>
-        </w:rPr>
-        <w:lastRenderedPageBreak/>
-        <w:t>4</w:t>
-      </w:r>
-      <w:r>
-        <w:rPr>
-          <w:rFonts w:ascii="微软雅黑" w:eastAsia="微软雅黑" w:hAnsi="微软雅黑" w:hint="eastAsia"/>
-          <w:sz w:val="22"/>
-          <w:szCs w:val="22"/>
-        </w:rPr>
-        <w:t>）物品选择窗口</w:t>
+        <w:pStyle w:val="3"/>
+        <w:rPr>
+          <w:rFonts w:hint="eastAsia"/>
+        </w:rPr>
+      </w:pPr>
+      <w:r>
+        <w:rPr>
+          <w:rFonts w:hint="eastAsia"/>
+        </w:rPr>
+        <w:t xml:space="preserve">子窗口 - </w:t>
+      </w:r>
+      <w:r>
+        <w:rPr>
+          <w:rFonts w:hint="eastAsia"/>
+        </w:rPr>
+        <w:t>物品选择窗口</w:t>
       </w:r>
     </w:p>
     <w:p>
@@ -4040,45 +4102,22 @@
     </w:p>
     <w:p>
       <w:pPr>
-        <w:pStyle w:val="4"/>
-        <w:spacing w:before="0" w:after="120" w:line="240" w:lineRule="auto"/>
-        <w:rPr>
-          <w:rFonts w:ascii="微软雅黑" w:eastAsia="微软雅黑" w:hAnsi="微软雅黑" w:hint="eastAsia"/>
-          <w:sz w:val="22"/>
-          <w:szCs w:val="22"/>
-        </w:rPr>
-      </w:pPr>
-      <w:r>
-        <w:rPr>
-          <w:rFonts w:ascii="微软雅黑" w:eastAsia="微软雅黑" w:hAnsi="微软雅黑"/>
-          <w:sz w:val="22"/>
-          <w:szCs w:val="22"/>
-        </w:rPr>
-        <w:t>5</w:t>
-      </w:r>
-      <w:r>
-        <w:rPr>
-          <w:rFonts w:ascii="微软雅黑" w:eastAsia="微软雅黑" w:hAnsi="微软雅黑" w:hint="eastAsia"/>
-          <w:sz w:val="22"/>
-          <w:szCs w:val="22"/>
-        </w:rPr>
-        <w:t>）姓名</w:t>
-      </w:r>
-      <w:r>
-        <w:rPr>
-          <w:rFonts w:ascii="微软雅黑" w:eastAsia="微软雅黑" w:hAnsi="微软雅黑" w:hint="eastAsia"/>
-          <w:sz w:val="22"/>
-          <w:szCs w:val="22"/>
-        </w:rPr>
-        <w:t>框</w:t>
-      </w:r>
-      <w:r>
-        <w:rPr>
-          <w:rFonts w:ascii="微软雅黑" w:eastAsia="微软雅黑" w:hAnsi="微软雅黑" w:hint="eastAsia"/>
-          <w:sz w:val="22"/>
-          <w:szCs w:val="22"/>
-        </w:rPr>
-        <w:t>窗口</w:t>
+        <w:pStyle w:val="3"/>
+        <w:rPr>
+          <w:rFonts w:hint="eastAsia"/>
+        </w:rPr>
+      </w:pPr>
+      <w:r>
+        <w:rPr>
+          <w:rFonts w:hint="eastAsia"/>
+        </w:rPr>
+        <w:t xml:space="preserve">子窗口 - </w:t>
+      </w:r>
+      <w:r>
+        <w:rPr>
+          <w:rFonts w:hint="eastAsia"/>
+        </w:rPr>
+        <w:t>姓名框窗口</w:t>
       </w:r>
     </w:p>
     <w:p>

--- a/插件详细手册/15.对话框/关于对话框优化核心.docx
+++ b/插件详细手册/15.对话框/关于对话框优化核心.docx
@@ -80,6 +80,7 @@
         </w:rPr>
         <w:t>◆</w:t>
       </w:r>
+      <w:proofErr w:type="spellStart"/>
       <w:r>
         <w:rPr>
           <w:rFonts w:ascii="Tahoma" w:eastAsia="微软雅黑" w:hAnsi="Tahoma" w:hint="eastAsia"/>
@@ -88,6 +89,7 @@
         </w:rPr>
         <w:t>Drill_CoreOfDialog</w:t>
       </w:r>
+      <w:proofErr w:type="spellEnd"/>
       <w:r>
         <w:rPr>
           <w:rFonts w:ascii="Tahoma" w:eastAsia="微软雅黑" w:hAnsi="Tahoma"/>
@@ -193,6 +195,7 @@
         </w:rPr>
         <w:t>◆</w:t>
       </w:r>
+      <w:proofErr w:type="spellStart"/>
       <w:r>
         <w:rPr>
           <w:rFonts w:ascii="Tahoma" w:eastAsia="微软雅黑" w:hAnsi="Tahoma" w:hint="eastAsia"/>
@@ -201,6 +204,7 @@
         </w:rPr>
         <w:t>Drill_DialogNameBox</w:t>
       </w:r>
+      <w:proofErr w:type="spellEnd"/>
       <w:r>
         <w:rPr>
           <w:rFonts w:ascii="Tahoma" w:eastAsia="微软雅黑" w:hAnsi="Tahoma"/>
@@ -380,6 +384,8 @@
             <w:r>
               <w:rPr>
                 <w:rFonts w:ascii="Tahoma" w:eastAsia="微软雅黑" w:hAnsi="Tahoma" w:hint="eastAsia"/>
+                <w:b/>
+                <w:bCs/>
                 <w:kern w:val="0"/>
                 <w:sz w:val="22"/>
               </w:rPr>
@@ -399,23 +405,33 @@
                 <w:kern w:val="0"/>
                 <w:sz w:val="22"/>
               </w:rPr>
-              <w:t>由于底层结构，不</w:t>
-            </w:r>
-            <w:r>
-              <w:rPr>
-                <w:rFonts w:ascii="Tahoma" w:eastAsia="微软雅黑" w:hAnsi="Tahoma" w:hint="eastAsia"/>
-                <w:kern w:val="0"/>
-                <w:sz w:val="22"/>
-              </w:rPr>
-              <w:t>能直接</w:t>
-            </w:r>
-            <w:r>
-              <w:rPr>
-                <w:rFonts w:ascii="Tahoma" w:eastAsia="微软雅黑" w:hAnsi="Tahoma" w:hint="eastAsia"/>
-                <w:kern w:val="0"/>
-                <w:sz w:val="22"/>
-              </w:rPr>
-              <w:t>支持窗口字符。</w:t>
+              <w:t>由于底层结构，</w:t>
+            </w:r>
+            <w:r>
+              <w:rPr>
+                <w:rFonts w:ascii="Tahoma" w:eastAsia="微软雅黑" w:hAnsi="Tahoma" w:hint="eastAsia"/>
+                <w:b/>
+                <w:bCs/>
+                <w:kern w:val="0"/>
+                <w:sz w:val="22"/>
+              </w:rPr>
+              <w:t>不支持</w:t>
+            </w:r>
+            <w:r>
+              <w:rPr>
+                <w:rFonts w:ascii="Tahoma" w:eastAsia="微软雅黑" w:hAnsi="Tahoma" w:hint="eastAsia"/>
+                <w:kern w:val="0"/>
+                <w:sz w:val="22"/>
+              </w:rPr>
+              <w:t>高级的</w:t>
+            </w:r>
+            <w:r>
+              <w:rPr>
+                <w:rFonts w:ascii="Tahoma" w:eastAsia="微软雅黑" w:hAnsi="Tahoma" w:hint="eastAsia"/>
+                <w:kern w:val="0"/>
+                <w:sz w:val="22"/>
+              </w:rPr>
+              <w:t>窗口字符。</w:t>
             </w:r>
           </w:p>
           <w:p>
@@ -432,6 +448,8 @@
             <w:r>
               <w:rPr>
                 <w:rFonts w:ascii="Tahoma" w:eastAsia="微软雅黑" w:hAnsi="Tahoma" w:hint="eastAsia"/>
+                <w:b/>
+                <w:bCs/>
                 <w:kern w:val="0"/>
                 <w:sz w:val="22"/>
               </w:rPr>
@@ -451,7 +469,33 @@
                 <w:kern w:val="0"/>
                 <w:sz w:val="22"/>
               </w:rPr>
-              <w:t>改进了底层结构，已支持窗口字符。</w:t>
+              <w:t>改进了底层结构，</w:t>
+            </w:r>
+            <w:r>
+              <w:rPr>
+                <w:rFonts w:ascii="Tahoma" w:eastAsia="微软雅黑" w:hAnsi="Tahoma" w:hint="eastAsia"/>
+                <w:b/>
+                <w:bCs/>
+                <w:kern w:val="0"/>
+                <w:sz w:val="22"/>
+              </w:rPr>
+              <w:t>已支持</w:t>
+            </w:r>
+            <w:r>
+              <w:rPr>
+                <w:rFonts w:ascii="Tahoma" w:eastAsia="微软雅黑" w:hAnsi="Tahoma" w:hint="eastAsia"/>
+                <w:kern w:val="0"/>
+                <w:sz w:val="22"/>
+              </w:rPr>
+              <w:t>高级的</w:t>
+            </w:r>
+            <w:r>
+              <w:rPr>
+                <w:rFonts w:ascii="Tahoma" w:eastAsia="微软雅黑" w:hAnsi="Tahoma" w:hint="eastAsia"/>
+                <w:kern w:val="0"/>
+                <w:sz w:val="22"/>
+              </w:rPr>
+              <w:t>窗口字符。</w:t>
             </w:r>
           </w:p>
           <w:p>
@@ -460,7 +504,7 @@
               <w:adjustRightInd w:val="0"/>
               <w:snapToGrid w:val="0"/>
               <w:rPr>
-                <w:rFonts w:ascii="Tahoma" w:eastAsia="微软雅黑" w:hAnsi="Tahoma" w:hint="eastAsia"/>
+                <w:rFonts w:ascii="Tahoma" w:eastAsia="微软雅黑" w:hAnsi="Tahoma"/>
                 <w:kern w:val="0"/>
                 <w:sz w:val="22"/>
               </w:rPr>
@@ -505,8 +549,18 @@
                 <w:kern w:val="0"/>
                 <w:sz w:val="22"/>
               </w:rPr>
-              <w:t>.png</w:t>
-            </w:r>
+              <w:t>.</w:t>
+            </w:r>
+            <w:proofErr w:type="spellStart"/>
+            <w:r>
+              <w:rPr>
+                <w:rFonts w:ascii="Tahoma" w:eastAsia="微软雅黑" w:hAnsi="Tahoma" w:hint="eastAsia"/>
+                <w:kern w:val="0"/>
+                <w:sz w:val="22"/>
+              </w:rPr>
+              <w:t>png</w:t>
+            </w:r>
+            <w:proofErr w:type="spellEnd"/>
             <w:proofErr w:type="gramStart"/>
             <w:r>
               <w:rPr>
@@ -3003,10 +3057,10 @@
             <v:path o:extrusionok="f" gradientshapeok="t" o:connecttype="rect"/>
             <o:lock v:ext="edit" aspectratio="t"/>
           </v:shapetype>
-          <v:shape id="_x0000_i1025" type="#_x0000_t75" style="width:367.5pt;height:255.75pt" o:ole="">
+          <v:shape id="_x0000_i1025" type="#_x0000_t75" style="width:367.8pt;height:255.6pt" o:ole="">
             <v:imagedata r:id="rId17" o:title=""/>
           </v:shape>
-          <o:OLEObject Type="Embed" ProgID="Visio.Drawing.15" ShapeID="_x0000_i1025" DrawAspect="Content" ObjectID="_1817109487" r:id="rId18"/>
+          <o:OLEObject Type="Embed" ProgID="Visio.Drawing.15" ShapeID="_x0000_i1025" DrawAspect="Content" ObjectID="_1833946713" r:id="rId18"/>
         </w:object>
       </w:r>
     </w:p>
@@ -4163,13 +4217,23 @@
         </w:rPr>
         <w:t>\</w:t>
       </w:r>
-      <w:r>
-        <w:rPr>
-          <w:rFonts w:ascii="Tahoma" w:eastAsia="微软雅黑" w:hAnsi="Tahoma" w:hint="eastAsia"/>
-          <w:kern w:val="0"/>
-          <w:sz w:val="22"/>
-        </w:rPr>
-        <w:t>dDNB[</w:t>
+      <w:proofErr w:type="spellStart"/>
+      <w:r>
+        <w:rPr>
+          <w:rFonts w:ascii="Tahoma" w:eastAsia="微软雅黑" w:hAnsi="Tahoma" w:hint="eastAsia"/>
+          <w:kern w:val="0"/>
+          <w:sz w:val="22"/>
+        </w:rPr>
+        <w:t>dDNB</w:t>
+      </w:r>
+      <w:proofErr w:type="spellEnd"/>
+      <w:r>
+        <w:rPr>
+          <w:rFonts w:ascii="Tahoma" w:eastAsia="微软雅黑" w:hAnsi="Tahoma" w:hint="eastAsia"/>
+          <w:kern w:val="0"/>
+          <w:sz w:val="22"/>
+        </w:rPr>
+        <w:t>[</w:t>
       </w:r>
       <w:r>
         <w:rPr>
@@ -4215,6 +4279,7 @@
         </w:rPr>
         <w:tab/>
       </w:r>
+      <w:proofErr w:type="spellStart"/>
       <w:r>
         <w:rPr>
           <w:rFonts w:ascii="Tahoma" w:eastAsia="微软雅黑" w:hAnsi="Tahoma"/>
@@ -4223,6 +4288,7 @@
         </w:rPr>
         <w:t>Drill_DialogNameBox</w:t>
       </w:r>
+      <w:proofErr w:type="spellEnd"/>
       <w:r>
         <w:rPr>
           <w:rFonts w:ascii="Tahoma" w:eastAsia="微软雅黑" w:hAnsi="Tahoma"/>
@@ -4468,6 +4534,8 @@
           <w:rFonts w:hint="eastAsia"/>
         </w:rPr>
       </w:pPr>
+      <w:bookmarkStart w:id="1" w:name="_脸图_-_实时切换"/>
+      <w:bookmarkEnd w:id="1"/>
       <w:proofErr w:type="gramStart"/>
       <w:r>
         <w:rPr>
@@ -4487,6 +4555,2078 @@
           <w:rFonts w:hint="eastAsia"/>
         </w:rPr>
         <w:t>实时切换</w:t>
+      </w:r>
+    </w:p>
+    <w:p>
+      <w:pPr>
+        <w:widowControl/>
+        <w:rPr>
+          <w:rFonts w:ascii="Tahoma" w:eastAsia="微软雅黑" w:hAnsi="Tahoma"/>
+          <w:kern w:val="0"/>
+          <w:sz w:val="22"/>
+        </w:rPr>
+      </w:pPr>
+      <w:r>
+        <w:rPr>
+          <w:rFonts w:ascii="Tahoma" w:eastAsia="微软雅黑" w:hAnsi="Tahoma" w:hint="eastAsia"/>
+          <w:kern w:val="0"/>
+          <w:sz w:val="22"/>
+        </w:rPr>
+        <w:t>窗口字符提供了</w:t>
+      </w:r>
+      <w:proofErr w:type="gramStart"/>
+      <w:r>
+        <w:rPr>
+          <w:rFonts w:ascii="Tahoma" w:eastAsia="微软雅黑" w:hAnsi="Tahoma"/>
+          <w:kern w:val="0"/>
+          <w:sz w:val="22"/>
+        </w:rPr>
+        <w:t>”</w:t>
+      </w:r>
+      <w:proofErr w:type="gramEnd"/>
+      <w:r>
+        <w:rPr>
+          <w:rFonts w:ascii="Tahoma" w:eastAsia="微软雅黑" w:hAnsi="Tahoma" w:hint="eastAsia"/>
+          <w:kern w:val="0"/>
+          <w:sz w:val="22"/>
+        </w:rPr>
+        <w:t>\fc[]</w:t>
+      </w:r>
+      <w:r>
+        <w:rPr>
+          <w:rFonts w:ascii="Tahoma" w:eastAsia="微软雅黑" w:hAnsi="Tahoma" w:hint="eastAsia"/>
+          <w:kern w:val="0"/>
+          <w:sz w:val="22"/>
+        </w:rPr>
+        <w:t>、</w:t>
+      </w:r>
+      <w:r>
+        <w:rPr>
+          <w:rFonts w:ascii="Tahoma" w:eastAsia="微软雅黑" w:hAnsi="Tahoma" w:hint="eastAsia"/>
+          <w:kern w:val="0"/>
+          <w:sz w:val="22"/>
+        </w:rPr>
+        <w:t>\fa[]</w:t>
+      </w:r>
+      <w:r>
+        <w:rPr>
+          <w:rFonts w:ascii="Tahoma" w:eastAsia="微软雅黑" w:hAnsi="Tahoma" w:hint="eastAsia"/>
+          <w:kern w:val="0"/>
+          <w:sz w:val="22"/>
+        </w:rPr>
+        <w:t>、</w:t>
+      </w:r>
+      <w:proofErr w:type="spellStart"/>
+      <w:r>
+        <w:rPr>
+          <w:rFonts w:ascii="Tahoma" w:eastAsia="微软雅黑" w:hAnsi="Tahoma" w:hint="eastAsia"/>
+          <w:kern w:val="0"/>
+          <w:sz w:val="22"/>
+        </w:rPr>
+        <w:t>fp</w:t>
+      </w:r>
+      <w:proofErr w:type="spellEnd"/>
+      <w:r>
+        <w:rPr>
+          <w:rFonts w:ascii="Tahoma" w:eastAsia="微软雅黑" w:hAnsi="Tahoma" w:hint="eastAsia"/>
+          <w:kern w:val="0"/>
+          <w:sz w:val="22"/>
+        </w:rPr>
+        <w:t>[]</w:t>
+      </w:r>
+      <w:proofErr w:type="gramStart"/>
+      <w:r>
+        <w:rPr>
+          <w:rFonts w:ascii="Tahoma" w:eastAsia="微软雅黑" w:hAnsi="Tahoma"/>
+          <w:kern w:val="0"/>
+          <w:sz w:val="22"/>
+        </w:rPr>
+        <w:t>”</w:t>
+      </w:r>
+      <w:proofErr w:type="gramEnd"/>
+      <w:r>
+        <w:rPr>
+          <w:rFonts w:ascii="Tahoma" w:eastAsia="微软雅黑" w:hAnsi="Tahoma" w:hint="eastAsia"/>
+          <w:kern w:val="0"/>
+          <w:sz w:val="22"/>
+        </w:rPr>
+        <w:t>用于实时切换脸图，如下。</w:t>
+      </w:r>
+    </w:p>
+    <w:tbl>
+      <w:tblPr>
+        <w:tblStyle w:val="af"/>
+        <w:tblW w:w="7876" w:type="dxa"/>
+        <w:jc w:val="center"/>
+        <w:tblBorders>
+          <w:top w:val="single" w:sz="4" w:space="0" w:color="D9D9D9" w:themeColor="background1" w:themeShade="D9"/>
+          <w:left w:val="single" w:sz="4" w:space="0" w:color="D9D9D9" w:themeColor="background1" w:themeShade="D9"/>
+          <w:bottom w:val="single" w:sz="4" w:space="0" w:color="D9D9D9" w:themeColor="background1" w:themeShade="D9"/>
+          <w:right w:val="single" w:sz="4" w:space="0" w:color="D9D9D9" w:themeColor="background1" w:themeShade="D9"/>
+          <w:insideH w:val="single" w:sz="4" w:space="0" w:color="D9D9D9" w:themeColor="background1" w:themeShade="D9"/>
+          <w:insideV w:val="single" w:sz="4" w:space="0" w:color="D9D9D9" w:themeColor="background1" w:themeShade="D9"/>
+        </w:tblBorders>
+        <w:tblLook w:val="04A0" w:firstRow="1" w:lastRow="0" w:firstColumn="1" w:lastColumn="0" w:noHBand="0" w:noVBand="1"/>
+      </w:tblPr>
+      <w:tblGrid>
+        <w:gridCol w:w="2510"/>
+        <w:gridCol w:w="5366"/>
+      </w:tblGrid>
+      <w:tr>
+        <w:trPr>
+          <w:jc w:val="center"/>
+        </w:trPr>
+        <w:tc>
+          <w:tcPr>
+            <w:tcW w:w="2510" w:type="dxa"/>
+            <w:shd w:val="clear" w:color="auto" w:fill="DEEAF6" w:themeFill="accent1" w:themeFillTint="33"/>
+            <w:vAlign w:val="center"/>
+          </w:tcPr>
+          <w:p>
+            <w:pPr>
+              <w:widowControl/>
+              <w:adjustRightInd w:val="0"/>
+              <w:snapToGrid w:val="0"/>
+              <w:spacing w:line="276" w:lineRule="auto"/>
+              <w:jc w:val="center"/>
+              <w:rPr>
+                <w:rFonts w:ascii="Tahoma" w:eastAsia="微软雅黑" w:hAnsi="Tahoma"/>
+                <w:b/>
+                <w:bCs/>
+                <w:kern w:val="0"/>
+                <w:sz w:val="22"/>
+                <w:szCs w:val="20"/>
+              </w:rPr>
+            </w:pPr>
+            <w:r>
+              <w:rPr>
+                <w:rFonts w:ascii="Tahoma" w:eastAsia="微软雅黑" w:hAnsi="Tahoma" w:hint="eastAsia"/>
+                <w:b/>
+                <w:bCs/>
+                <w:kern w:val="0"/>
+                <w:sz w:val="22"/>
+                <w:szCs w:val="20"/>
+              </w:rPr>
+              <w:t>窗口字符</w:t>
+            </w:r>
+          </w:p>
+        </w:tc>
+        <w:tc>
+          <w:tcPr>
+            <w:tcW w:w="5366" w:type="dxa"/>
+            <w:shd w:val="clear" w:color="auto" w:fill="DEEAF6" w:themeFill="accent1" w:themeFillTint="33"/>
+            <w:vAlign w:val="center"/>
+          </w:tcPr>
+          <w:p>
+            <w:pPr>
+              <w:widowControl/>
+              <w:adjustRightInd w:val="0"/>
+              <w:snapToGrid w:val="0"/>
+              <w:spacing w:line="276" w:lineRule="auto"/>
+              <w:jc w:val="center"/>
+              <w:rPr>
+                <w:rFonts w:ascii="Tahoma" w:eastAsia="微软雅黑" w:hAnsi="Tahoma"/>
+                <w:b/>
+                <w:bCs/>
+                <w:kern w:val="0"/>
+                <w:sz w:val="22"/>
+                <w:szCs w:val="20"/>
+              </w:rPr>
+            </w:pPr>
+            <w:r>
+              <w:rPr>
+                <w:rFonts w:ascii="Tahoma" w:eastAsia="微软雅黑" w:hAnsi="Tahoma" w:hint="eastAsia"/>
+                <w:b/>
+                <w:bCs/>
+                <w:kern w:val="0"/>
+                <w:sz w:val="22"/>
+                <w:szCs w:val="20"/>
+              </w:rPr>
+              <w:t>描述</w:t>
+            </w:r>
+          </w:p>
+        </w:tc>
+      </w:tr>
+      <w:tr>
+        <w:trPr>
+          <w:jc w:val="center"/>
+        </w:trPr>
+        <w:tc>
+          <w:tcPr>
+            <w:tcW w:w="2510" w:type="dxa"/>
+            <w:vAlign w:val="center"/>
+          </w:tcPr>
+          <w:p>
+            <w:pPr>
+              <w:widowControl/>
+              <w:adjustRightInd w:val="0"/>
+              <w:snapToGrid w:val="0"/>
+              <w:spacing w:line="276" w:lineRule="auto"/>
+              <w:jc w:val="left"/>
+              <w:rPr>
+                <w:rFonts w:ascii="Tahoma" w:eastAsia="微软雅黑" w:hAnsi="Tahoma"/>
+                <w:kern w:val="0"/>
+                <w:sz w:val="20"/>
+                <w:szCs w:val="20"/>
+              </w:rPr>
+            </w:pPr>
+            <w:r>
+              <w:rPr>
+                <w:rFonts w:ascii="Tahoma" w:eastAsia="微软雅黑" w:hAnsi="Tahoma"/>
+                <w:kern w:val="0"/>
+                <w:sz w:val="20"/>
+                <w:szCs w:val="20"/>
+              </w:rPr>
+              <w:t>\fc[</w:t>
+            </w:r>
+            <w:r>
+              <w:rPr>
+                <w:rFonts w:ascii="Tahoma" w:eastAsia="微软雅黑" w:hAnsi="Tahoma"/>
+                <w:kern w:val="0"/>
+                <w:sz w:val="20"/>
+                <w:szCs w:val="20"/>
+              </w:rPr>
+              <w:t>资源名</w:t>
+            </w:r>
+            <w:r>
+              <w:rPr>
+                <w:rFonts w:ascii="Tahoma" w:eastAsia="微软雅黑" w:hAnsi="Tahoma"/>
+                <w:kern w:val="0"/>
+                <w:sz w:val="20"/>
+                <w:szCs w:val="20"/>
+              </w:rPr>
+              <w:t>:1]</w:t>
+            </w:r>
+          </w:p>
+        </w:tc>
+        <w:tc>
+          <w:tcPr>
+            <w:tcW w:w="5366" w:type="dxa"/>
+            <w:vAlign w:val="center"/>
+          </w:tcPr>
+          <w:p>
+            <w:pPr>
+              <w:widowControl/>
+              <w:adjustRightInd w:val="0"/>
+              <w:snapToGrid w:val="0"/>
+              <w:jc w:val="left"/>
+              <w:rPr>
+                <w:rFonts w:ascii="Tahoma" w:eastAsia="微软雅黑" w:hAnsi="Tahoma"/>
+                <w:kern w:val="0"/>
+                <w:sz w:val="20"/>
+                <w:szCs w:val="20"/>
+              </w:rPr>
+            </w:pPr>
+            <w:r>
+              <w:rPr>
+                <w:rFonts w:ascii="Tahoma" w:eastAsia="微软雅黑" w:hAnsi="Tahoma"/>
+                <w:kern w:val="0"/>
+                <w:sz w:val="20"/>
+                <w:szCs w:val="20"/>
+              </w:rPr>
+              <w:t>对话框中，换成</w:t>
+            </w:r>
+            <w:r>
+              <w:rPr>
+                <w:rFonts w:ascii="Tahoma" w:eastAsia="微软雅黑" w:hAnsi="Tahoma"/>
+                <w:kern w:val="0"/>
+                <w:sz w:val="20"/>
+                <w:szCs w:val="20"/>
+              </w:rPr>
+              <w:t>"</w:t>
+            </w:r>
+            <w:r>
+              <w:rPr>
+                <w:rFonts w:ascii="Tahoma" w:eastAsia="微软雅黑" w:hAnsi="Tahoma"/>
+                <w:kern w:val="0"/>
+                <w:sz w:val="20"/>
+                <w:szCs w:val="20"/>
+              </w:rPr>
+              <w:t>资源名</w:t>
+            </w:r>
+            <w:r>
+              <w:rPr>
+                <w:rFonts w:ascii="Tahoma" w:eastAsia="微软雅黑" w:hAnsi="Tahoma"/>
+                <w:kern w:val="0"/>
+                <w:sz w:val="20"/>
+                <w:szCs w:val="20"/>
+              </w:rPr>
+              <w:t>"</w:t>
+            </w:r>
+            <w:r>
+              <w:rPr>
+                <w:rFonts w:ascii="Tahoma" w:eastAsia="微软雅黑" w:hAnsi="Tahoma"/>
+                <w:kern w:val="0"/>
+                <w:sz w:val="20"/>
+                <w:szCs w:val="20"/>
+              </w:rPr>
+              <w:t>脸图</w:t>
+            </w:r>
+            <w:r>
+              <w:rPr>
+                <w:rFonts w:ascii="Tahoma" w:eastAsia="微软雅黑" w:hAnsi="Tahoma" w:hint="eastAsia"/>
+                <w:kern w:val="0"/>
+                <w:sz w:val="20"/>
+                <w:szCs w:val="20"/>
+              </w:rPr>
+              <w:t>。</w:t>
+            </w:r>
+          </w:p>
+          <w:p>
+            <w:pPr>
+              <w:widowControl/>
+              <w:adjustRightInd w:val="0"/>
+              <w:snapToGrid w:val="0"/>
+              <w:jc w:val="left"/>
+              <w:rPr>
+                <w:rFonts w:ascii="Tahoma" w:eastAsia="微软雅黑" w:hAnsi="Tahoma"/>
+                <w:kern w:val="0"/>
+                <w:sz w:val="20"/>
+                <w:szCs w:val="20"/>
+              </w:rPr>
+            </w:pPr>
+            <w:r>
+              <w:rPr>
+                <w:rFonts w:ascii="Tahoma" w:eastAsia="微软雅黑" w:hAnsi="Tahoma"/>
+                <w:color w:val="A6A6A6" w:themeColor="background1" w:themeShade="A6"/>
+                <w:kern w:val="0"/>
+                <w:sz w:val="20"/>
+                <w:szCs w:val="20"/>
+              </w:rPr>
+              <w:t>参数</w:t>
+            </w:r>
+            <w:r>
+              <w:rPr>
+                <w:rFonts w:ascii="Tahoma" w:eastAsia="微软雅黑" w:hAnsi="Tahoma"/>
+                <w:color w:val="A6A6A6" w:themeColor="background1" w:themeShade="A6"/>
+                <w:kern w:val="0"/>
+                <w:sz w:val="20"/>
+                <w:szCs w:val="20"/>
+              </w:rPr>
+              <w:t>2</w:t>
+            </w:r>
+            <w:proofErr w:type="gramStart"/>
+            <w:r>
+              <w:rPr>
+                <w:rFonts w:ascii="Tahoma" w:eastAsia="微软雅黑" w:hAnsi="Tahoma"/>
+                <w:color w:val="A6A6A6" w:themeColor="background1" w:themeShade="A6"/>
+                <w:kern w:val="0"/>
+                <w:sz w:val="20"/>
+                <w:szCs w:val="20"/>
+              </w:rPr>
+              <w:t>为脸图索引</w:t>
+            </w:r>
+            <w:proofErr w:type="gramEnd"/>
+            <w:r>
+              <w:rPr>
+                <w:rFonts w:ascii="Tahoma" w:eastAsia="微软雅黑" w:hAnsi="Tahoma"/>
+                <w:color w:val="A6A6A6" w:themeColor="background1" w:themeShade="A6"/>
+                <w:kern w:val="0"/>
+                <w:sz w:val="20"/>
+                <w:szCs w:val="20"/>
+              </w:rPr>
+              <w:t>，索引从</w:t>
+            </w:r>
+            <w:r>
+              <w:rPr>
+                <w:rFonts w:ascii="Tahoma" w:eastAsia="微软雅黑" w:hAnsi="Tahoma"/>
+                <w:color w:val="A6A6A6" w:themeColor="background1" w:themeShade="A6"/>
+                <w:kern w:val="0"/>
+                <w:sz w:val="20"/>
+                <w:szCs w:val="20"/>
+              </w:rPr>
+              <w:t>0</w:t>
+            </w:r>
+            <w:r>
+              <w:rPr>
+                <w:rFonts w:ascii="Tahoma" w:eastAsia="微软雅黑" w:hAnsi="Tahoma"/>
+                <w:color w:val="A6A6A6" w:themeColor="background1" w:themeShade="A6"/>
+                <w:kern w:val="0"/>
+                <w:sz w:val="20"/>
+                <w:szCs w:val="20"/>
+              </w:rPr>
+              <w:t>开始计数，范围为</w:t>
+            </w:r>
+            <w:r>
+              <w:rPr>
+                <w:rFonts w:ascii="Tahoma" w:eastAsia="微软雅黑" w:hAnsi="Tahoma"/>
+                <w:color w:val="A6A6A6" w:themeColor="background1" w:themeShade="A6"/>
+                <w:kern w:val="0"/>
+                <w:sz w:val="20"/>
+                <w:szCs w:val="20"/>
+              </w:rPr>
+              <w:t>0~7</w:t>
+            </w:r>
+            <w:r>
+              <w:rPr>
+                <w:rFonts w:ascii="Tahoma" w:eastAsia="微软雅黑" w:hAnsi="Tahoma"/>
+                <w:color w:val="A6A6A6" w:themeColor="background1" w:themeShade="A6"/>
+                <w:kern w:val="0"/>
+                <w:sz w:val="20"/>
+                <w:szCs w:val="20"/>
+              </w:rPr>
+              <w:t>。</w:t>
+            </w:r>
+          </w:p>
+        </w:tc>
+      </w:tr>
+      <w:tr>
+        <w:trPr>
+          <w:jc w:val="center"/>
+        </w:trPr>
+        <w:tc>
+          <w:tcPr>
+            <w:tcW w:w="2510" w:type="dxa"/>
+            <w:vAlign w:val="center"/>
+          </w:tcPr>
+          <w:p>
+            <w:pPr>
+              <w:widowControl/>
+              <w:adjustRightInd w:val="0"/>
+              <w:snapToGrid w:val="0"/>
+              <w:spacing w:line="276" w:lineRule="auto"/>
+              <w:jc w:val="left"/>
+              <w:rPr>
+                <w:rFonts w:ascii="Tahoma" w:eastAsia="微软雅黑" w:hAnsi="Tahoma"/>
+                <w:kern w:val="0"/>
+                <w:sz w:val="20"/>
+                <w:szCs w:val="20"/>
+              </w:rPr>
+            </w:pPr>
+            <w:r>
+              <w:rPr>
+                <w:rFonts w:ascii="Tahoma" w:eastAsia="微软雅黑" w:hAnsi="Tahoma"/>
+                <w:kern w:val="0"/>
+                <w:sz w:val="20"/>
+                <w:szCs w:val="20"/>
+              </w:rPr>
+              <w:t>\fc[</w:t>
+            </w:r>
+            <w:r>
+              <w:rPr>
+                <w:rFonts w:ascii="Tahoma" w:eastAsia="微软雅黑" w:hAnsi="Tahoma"/>
+                <w:kern w:val="0"/>
+                <w:sz w:val="20"/>
+                <w:szCs w:val="20"/>
+              </w:rPr>
+              <w:t>资源名</w:t>
+            </w:r>
+            <w:r>
+              <w:rPr>
+                <w:rFonts w:ascii="Tahoma" w:eastAsia="微软雅黑" w:hAnsi="Tahoma"/>
+                <w:kern w:val="0"/>
+                <w:sz w:val="20"/>
+                <w:szCs w:val="20"/>
+              </w:rPr>
+              <w:t>:1:</w:t>
+            </w:r>
+            <w:r>
+              <w:rPr>
+                <w:rFonts w:ascii="Tahoma" w:eastAsia="微软雅黑" w:hAnsi="Tahoma"/>
+                <w:kern w:val="0"/>
+                <w:sz w:val="20"/>
+                <w:szCs w:val="20"/>
+              </w:rPr>
+              <w:t>持续</w:t>
+            </w:r>
+            <w:r>
+              <w:rPr>
+                <w:rFonts w:ascii="Tahoma" w:eastAsia="微软雅黑" w:hAnsi="Tahoma"/>
+                <w:kern w:val="0"/>
+                <w:sz w:val="20"/>
+                <w:szCs w:val="20"/>
+              </w:rPr>
+              <w:t>[15]]</w:t>
+            </w:r>
+          </w:p>
+        </w:tc>
+        <w:tc>
+          <w:tcPr>
+            <w:tcW w:w="5366" w:type="dxa"/>
+            <w:vAlign w:val="center"/>
+          </w:tcPr>
+          <w:p>
+            <w:pPr>
+              <w:widowControl/>
+              <w:adjustRightInd w:val="0"/>
+              <w:snapToGrid w:val="0"/>
+              <w:jc w:val="left"/>
+              <w:rPr>
+                <w:rFonts w:ascii="Tahoma" w:eastAsia="微软雅黑" w:hAnsi="Tahoma"/>
+                <w:kern w:val="0"/>
+                <w:sz w:val="20"/>
+                <w:szCs w:val="20"/>
+              </w:rPr>
+            </w:pPr>
+            <w:r>
+              <w:rPr>
+                <w:rFonts w:ascii="Tahoma" w:eastAsia="微软雅黑" w:hAnsi="Tahoma"/>
+                <w:kern w:val="0"/>
+                <w:sz w:val="20"/>
+                <w:szCs w:val="20"/>
+              </w:rPr>
+              <w:t>对话框中，换成</w:t>
+            </w:r>
+            <w:r>
+              <w:rPr>
+                <w:rFonts w:ascii="Tahoma" w:eastAsia="微软雅黑" w:hAnsi="Tahoma"/>
+                <w:kern w:val="0"/>
+                <w:sz w:val="20"/>
+                <w:szCs w:val="20"/>
+              </w:rPr>
+              <w:t>"</w:t>
+            </w:r>
+            <w:r>
+              <w:rPr>
+                <w:rFonts w:ascii="Tahoma" w:eastAsia="微软雅黑" w:hAnsi="Tahoma"/>
+                <w:kern w:val="0"/>
+                <w:sz w:val="20"/>
+                <w:szCs w:val="20"/>
+              </w:rPr>
+              <w:t>资源名</w:t>
+            </w:r>
+            <w:r>
+              <w:rPr>
+                <w:rFonts w:ascii="Tahoma" w:eastAsia="微软雅黑" w:hAnsi="Tahoma"/>
+                <w:kern w:val="0"/>
+                <w:sz w:val="20"/>
+                <w:szCs w:val="20"/>
+              </w:rPr>
+              <w:t>"</w:t>
+            </w:r>
+            <w:r>
+              <w:rPr>
+                <w:rFonts w:ascii="Tahoma" w:eastAsia="微软雅黑" w:hAnsi="Tahoma"/>
+                <w:kern w:val="0"/>
+                <w:sz w:val="20"/>
+                <w:szCs w:val="20"/>
+              </w:rPr>
+              <w:t>脸图</w:t>
+            </w:r>
+            <w:r>
+              <w:rPr>
+                <w:rFonts w:ascii="Tahoma" w:eastAsia="微软雅黑" w:hAnsi="Tahoma" w:hint="eastAsia"/>
+                <w:kern w:val="0"/>
+                <w:sz w:val="20"/>
+                <w:szCs w:val="20"/>
+              </w:rPr>
+              <w:t>。</w:t>
+            </w:r>
+          </w:p>
+          <w:p>
+            <w:pPr>
+              <w:widowControl/>
+              <w:adjustRightInd w:val="0"/>
+              <w:snapToGrid w:val="0"/>
+              <w:jc w:val="left"/>
+              <w:rPr>
+                <w:rFonts w:ascii="Tahoma" w:eastAsia="微软雅黑" w:hAnsi="Tahoma"/>
+                <w:kern w:val="0"/>
+                <w:sz w:val="20"/>
+                <w:szCs w:val="20"/>
+              </w:rPr>
+            </w:pPr>
+            <w:r>
+              <w:rPr>
+                <w:rFonts w:ascii="Tahoma" w:eastAsia="微软雅黑" w:hAnsi="Tahoma"/>
+                <w:color w:val="A6A6A6" w:themeColor="background1" w:themeShade="A6"/>
+                <w:kern w:val="0"/>
+                <w:sz w:val="20"/>
+                <w:szCs w:val="20"/>
+              </w:rPr>
+              <w:t>参数</w:t>
+            </w:r>
+            <w:r>
+              <w:rPr>
+                <w:rFonts w:ascii="Tahoma" w:eastAsia="微软雅黑" w:hAnsi="Tahoma"/>
+                <w:color w:val="A6A6A6" w:themeColor="background1" w:themeShade="A6"/>
+                <w:kern w:val="0"/>
+                <w:sz w:val="20"/>
+                <w:szCs w:val="20"/>
+              </w:rPr>
+              <w:t>2</w:t>
+            </w:r>
+            <w:proofErr w:type="gramStart"/>
+            <w:r>
+              <w:rPr>
+                <w:rFonts w:ascii="Tahoma" w:eastAsia="微软雅黑" w:hAnsi="Tahoma"/>
+                <w:color w:val="A6A6A6" w:themeColor="background1" w:themeShade="A6"/>
+                <w:kern w:val="0"/>
+                <w:sz w:val="20"/>
+                <w:szCs w:val="20"/>
+              </w:rPr>
+              <w:t>为脸图索引</w:t>
+            </w:r>
+            <w:proofErr w:type="gramEnd"/>
+            <w:r>
+              <w:rPr>
+                <w:rFonts w:ascii="Tahoma" w:eastAsia="微软雅黑" w:hAnsi="Tahoma"/>
+                <w:color w:val="A6A6A6" w:themeColor="background1" w:themeShade="A6"/>
+                <w:kern w:val="0"/>
+                <w:sz w:val="20"/>
+                <w:szCs w:val="20"/>
+              </w:rPr>
+              <w:t>，参数</w:t>
+            </w:r>
+            <w:r>
+              <w:rPr>
+                <w:rFonts w:ascii="Tahoma" w:eastAsia="微软雅黑" w:hAnsi="Tahoma"/>
+                <w:color w:val="A6A6A6" w:themeColor="background1" w:themeShade="A6"/>
+                <w:kern w:val="0"/>
+                <w:sz w:val="20"/>
+                <w:szCs w:val="20"/>
+              </w:rPr>
+              <w:t>3</w:t>
+            </w:r>
+            <w:proofErr w:type="gramStart"/>
+            <w:r>
+              <w:rPr>
+                <w:rFonts w:ascii="Tahoma" w:eastAsia="微软雅黑" w:hAnsi="Tahoma"/>
+                <w:color w:val="A6A6A6" w:themeColor="background1" w:themeShade="A6"/>
+                <w:kern w:val="0"/>
+                <w:sz w:val="20"/>
+                <w:szCs w:val="20"/>
+              </w:rPr>
+              <w:t>为脸图持续时间</w:t>
+            </w:r>
+            <w:proofErr w:type="gramEnd"/>
+            <w:r>
+              <w:rPr>
+                <w:rFonts w:ascii="Tahoma" w:eastAsia="微软雅黑" w:hAnsi="Tahoma"/>
+                <w:color w:val="A6A6A6" w:themeColor="background1" w:themeShade="A6"/>
+                <w:kern w:val="0"/>
+                <w:sz w:val="20"/>
+                <w:szCs w:val="20"/>
+              </w:rPr>
+              <w:t>。</w:t>
+            </w:r>
+          </w:p>
+        </w:tc>
+      </w:tr>
+      <w:tr>
+        <w:trPr>
+          <w:jc w:val="center"/>
+        </w:trPr>
+        <w:tc>
+          <w:tcPr>
+            <w:tcW w:w="2510" w:type="dxa"/>
+            <w:vAlign w:val="center"/>
+          </w:tcPr>
+          <w:p>
+            <w:pPr>
+              <w:widowControl/>
+              <w:adjustRightInd w:val="0"/>
+              <w:snapToGrid w:val="0"/>
+              <w:spacing w:line="276" w:lineRule="auto"/>
+              <w:jc w:val="left"/>
+              <w:rPr>
+                <w:rFonts w:ascii="Tahoma" w:eastAsia="微软雅黑" w:hAnsi="Tahoma"/>
+                <w:kern w:val="0"/>
+                <w:sz w:val="20"/>
+                <w:szCs w:val="20"/>
+              </w:rPr>
+            </w:pPr>
+            <w:r>
+              <w:rPr>
+                <w:rFonts w:ascii="Tahoma" w:eastAsia="微软雅黑" w:hAnsi="Tahoma"/>
+                <w:kern w:val="0"/>
+                <w:sz w:val="20"/>
+                <w:szCs w:val="20"/>
+              </w:rPr>
+              <w:t>\</w:t>
+            </w:r>
+            <w:proofErr w:type="gramStart"/>
+            <w:r>
+              <w:rPr>
+                <w:rFonts w:ascii="Tahoma" w:eastAsia="微软雅黑" w:hAnsi="Tahoma"/>
+                <w:kern w:val="0"/>
+                <w:sz w:val="20"/>
+                <w:szCs w:val="20"/>
+              </w:rPr>
+              <w:t>fa[</w:t>
+            </w:r>
+            <w:proofErr w:type="gramEnd"/>
+            <w:r>
+              <w:rPr>
+                <w:rFonts w:ascii="Tahoma" w:eastAsia="微软雅黑" w:hAnsi="Tahoma"/>
+                <w:kern w:val="0"/>
+                <w:sz w:val="20"/>
+                <w:szCs w:val="20"/>
+              </w:rPr>
+              <w:t>5]</w:t>
+            </w:r>
+          </w:p>
+        </w:tc>
+        <w:tc>
+          <w:tcPr>
+            <w:tcW w:w="5366" w:type="dxa"/>
+            <w:vAlign w:val="center"/>
+          </w:tcPr>
+          <w:p>
+            <w:pPr>
+              <w:widowControl/>
+              <w:adjustRightInd w:val="0"/>
+              <w:snapToGrid w:val="0"/>
+              <w:jc w:val="left"/>
+              <w:rPr>
+                <w:rFonts w:ascii="Tahoma" w:eastAsia="微软雅黑" w:hAnsi="Tahoma"/>
+                <w:kern w:val="0"/>
+                <w:sz w:val="20"/>
+                <w:szCs w:val="20"/>
+              </w:rPr>
+            </w:pPr>
+            <w:r>
+              <w:rPr>
+                <w:rFonts w:ascii="Tahoma" w:eastAsia="微软雅黑" w:hAnsi="Tahoma"/>
+                <w:kern w:val="0"/>
+                <w:sz w:val="20"/>
+                <w:szCs w:val="20"/>
+              </w:rPr>
+              <w:t>对话框中，换成第</w:t>
+            </w:r>
+            <w:r>
+              <w:rPr>
+                <w:rFonts w:ascii="Tahoma" w:eastAsia="微软雅黑" w:hAnsi="Tahoma"/>
+                <w:kern w:val="0"/>
+                <w:sz w:val="20"/>
+                <w:szCs w:val="20"/>
+              </w:rPr>
+              <w:t>n</w:t>
+            </w:r>
+            <w:proofErr w:type="gramStart"/>
+            <w:r>
+              <w:rPr>
+                <w:rFonts w:ascii="Tahoma" w:eastAsia="微软雅黑" w:hAnsi="Tahoma"/>
+                <w:kern w:val="0"/>
+                <w:sz w:val="20"/>
+                <w:szCs w:val="20"/>
+              </w:rPr>
+              <w:t>个</w:t>
+            </w:r>
+            <w:proofErr w:type="gramEnd"/>
+            <w:r>
+              <w:rPr>
+                <w:rFonts w:ascii="Tahoma" w:eastAsia="微软雅黑" w:hAnsi="Tahoma"/>
+                <w:kern w:val="0"/>
+                <w:sz w:val="20"/>
+                <w:szCs w:val="20"/>
+              </w:rPr>
+              <w:t>角色脸图</w:t>
+            </w:r>
+            <w:r>
+              <w:rPr>
+                <w:rFonts w:ascii="Tahoma" w:eastAsia="微软雅黑" w:hAnsi="Tahoma" w:hint="eastAsia"/>
+                <w:kern w:val="0"/>
+                <w:sz w:val="20"/>
+                <w:szCs w:val="20"/>
+              </w:rPr>
+              <w:t>。</w:t>
+            </w:r>
+            <w:r>
+              <w:rPr>
+                <w:rFonts w:ascii="Tahoma" w:eastAsia="微软雅黑" w:hAnsi="Tahoma"/>
+                <w:kern w:val="0"/>
+                <w:sz w:val="20"/>
+                <w:szCs w:val="20"/>
+              </w:rPr>
+              <w:t>(</w:t>
+            </w:r>
+            <w:r>
+              <w:rPr>
+                <w:rFonts w:ascii="Tahoma" w:eastAsia="微软雅黑" w:hAnsi="Tahoma"/>
+                <w:kern w:val="0"/>
+                <w:sz w:val="20"/>
+                <w:szCs w:val="20"/>
+              </w:rPr>
+              <w:t>角色从</w:t>
+            </w:r>
+            <w:r>
+              <w:rPr>
+                <w:rFonts w:ascii="Tahoma" w:eastAsia="微软雅黑" w:hAnsi="Tahoma"/>
+                <w:kern w:val="0"/>
+                <w:sz w:val="20"/>
+                <w:szCs w:val="20"/>
+              </w:rPr>
+              <w:t>1</w:t>
+            </w:r>
+            <w:r>
+              <w:rPr>
+                <w:rFonts w:ascii="Tahoma" w:eastAsia="微软雅黑" w:hAnsi="Tahoma"/>
+                <w:kern w:val="0"/>
+                <w:sz w:val="20"/>
+                <w:szCs w:val="20"/>
+              </w:rPr>
+              <w:t>开始计数</w:t>
+            </w:r>
+            <w:r>
+              <w:rPr>
+                <w:rFonts w:ascii="Tahoma" w:eastAsia="微软雅黑" w:hAnsi="Tahoma"/>
+                <w:kern w:val="0"/>
+                <w:sz w:val="20"/>
+                <w:szCs w:val="20"/>
+              </w:rPr>
+              <w:t>)</w:t>
+            </w:r>
+          </w:p>
+        </w:tc>
+      </w:tr>
+      <w:tr>
+        <w:trPr>
+          <w:jc w:val="center"/>
+        </w:trPr>
+        <w:tc>
+          <w:tcPr>
+            <w:tcW w:w="2510" w:type="dxa"/>
+            <w:vAlign w:val="center"/>
+          </w:tcPr>
+          <w:p>
+            <w:pPr>
+              <w:widowControl/>
+              <w:adjustRightInd w:val="0"/>
+              <w:snapToGrid w:val="0"/>
+              <w:spacing w:line="276" w:lineRule="auto"/>
+              <w:jc w:val="left"/>
+              <w:rPr>
+                <w:rFonts w:ascii="Tahoma" w:eastAsia="微软雅黑" w:hAnsi="Tahoma"/>
+                <w:kern w:val="0"/>
+                <w:sz w:val="20"/>
+                <w:szCs w:val="20"/>
+              </w:rPr>
+            </w:pPr>
+            <w:r>
+              <w:rPr>
+                <w:rFonts w:ascii="Tahoma" w:eastAsia="微软雅黑" w:hAnsi="Tahoma"/>
+                <w:kern w:val="0"/>
+                <w:sz w:val="20"/>
+                <w:szCs w:val="20"/>
+              </w:rPr>
+              <w:t>\</w:t>
+            </w:r>
+            <w:proofErr w:type="gramStart"/>
+            <w:r>
+              <w:rPr>
+                <w:rFonts w:ascii="Tahoma" w:eastAsia="微软雅黑" w:hAnsi="Tahoma"/>
+                <w:kern w:val="0"/>
+                <w:sz w:val="20"/>
+                <w:szCs w:val="20"/>
+              </w:rPr>
+              <w:t>fa[</w:t>
+            </w:r>
+            <w:proofErr w:type="gramEnd"/>
+            <w:r>
+              <w:rPr>
+                <w:rFonts w:ascii="Tahoma" w:eastAsia="微软雅黑" w:hAnsi="Tahoma"/>
+                <w:kern w:val="0"/>
+                <w:sz w:val="20"/>
+                <w:szCs w:val="20"/>
+              </w:rPr>
+              <w:t>5:0]</w:t>
+            </w:r>
+          </w:p>
+        </w:tc>
+        <w:tc>
+          <w:tcPr>
+            <w:tcW w:w="5366" w:type="dxa"/>
+            <w:vAlign w:val="center"/>
+          </w:tcPr>
+          <w:p>
+            <w:pPr>
+              <w:widowControl/>
+              <w:adjustRightInd w:val="0"/>
+              <w:snapToGrid w:val="0"/>
+              <w:jc w:val="left"/>
+              <w:rPr>
+                <w:rFonts w:ascii="Tahoma" w:eastAsia="微软雅黑" w:hAnsi="Tahoma"/>
+                <w:kern w:val="0"/>
+                <w:sz w:val="20"/>
+                <w:szCs w:val="20"/>
+              </w:rPr>
+            </w:pPr>
+            <w:r>
+              <w:rPr>
+                <w:rFonts w:ascii="Tahoma" w:eastAsia="微软雅黑" w:hAnsi="Tahoma"/>
+                <w:kern w:val="0"/>
+                <w:sz w:val="20"/>
+                <w:szCs w:val="20"/>
+              </w:rPr>
+              <w:t>对话框中，换成第</w:t>
+            </w:r>
+            <w:r>
+              <w:rPr>
+                <w:rFonts w:ascii="Tahoma" w:eastAsia="微软雅黑" w:hAnsi="Tahoma"/>
+                <w:kern w:val="0"/>
+                <w:sz w:val="20"/>
+                <w:szCs w:val="20"/>
+              </w:rPr>
+              <w:t>n</w:t>
+            </w:r>
+            <w:proofErr w:type="gramStart"/>
+            <w:r>
+              <w:rPr>
+                <w:rFonts w:ascii="Tahoma" w:eastAsia="微软雅黑" w:hAnsi="Tahoma"/>
+                <w:kern w:val="0"/>
+                <w:sz w:val="20"/>
+                <w:szCs w:val="20"/>
+              </w:rPr>
+              <w:t>个</w:t>
+            </w:r>
+            <w:proofErr w:type="gramEnd"/>
+            <w:r>
+              <w:rPr>
+                <w:rFonts w:ascii="Tahoma" w:eastAsia="微软雅黑" w:hAnsi="Tahoma"/>
+                <w:kern w:val="0"/>
+                <w:sz w:val="20"/>
+                <w:szCs w:val="20"/>
+              </w:rPr>
+              <w:t>角色脸图</w:t>
+            </w:r>
+            <w:r>
+              <w:rPr>
+                <w:rFonts w:ascii="Tahoma" w:eastAsia="微软雅黑" w:hAnsi="Tahoma" w:hint="eastAsia"/>
+                <w:kern w:val="0"/>
+                <w:sz w:val="20"/>
+                <w:szCs w:val="20"/>
+              </w:rPr>
+              <w:t>。</w:t>
+            </w:r>
+          </w:p>
+          <w:p>
+            <w:pPr>
+              <w:widowControl/>
+              <w:adjustRightInd w:val="0"/>
+              <w:snapToGrid w:val="0"/>
+              <w:jc w:val="left"/>
+              <w:rPr>
+                <w:rFonts w:ascii="Tahoma" w:eastAsia="微软雅黑" w:hAnsi="Tahoma"/>
+                <w:kern w:val="0"/>
+                <w:sz w:val="20"/>
+                <w:szCs w:val="20"/>
+              </w:rPr>
+            </w:pPr>
+            <w:r>
+              <w:rPr>
+                <w:rFonts w:ascii="Tahoma" w:eastAsia="微软雅黑" w:hAnsi="Tahoma"/>
+                <w:color w:val="A6A6A6" w:themeColor="background1" w:themeShade="A6"/>
+                <w:kern w:val="0"/>
+                <w:sz w:val="20"/>
+                <w:szCs w:val="20"/>
+              </w:rPr>
+              <w:t>参数</w:t>
+            </w:r>
+            <w:r>
+              <w:rPr>
+                <w:rFonts w:ascii="Tahoma" w:eastAsia="微软雅黑" w:hAnsi="Tahoma"/>
+                <w:color w:val="A6A6A6" w:themeColor="background1" w:themeShade="A6"/>
+                <w:kern w:val="0"/>
+                <w:sz w:val="20"/>
+                <w:szCs w:val="20"/>
+              </w:rPr>
+              <w:t>2</w:t>
+            </w:r>
+            <w:proofErr w:type="gramStart"/>
+            <w:r>
+              <w:rPr>
+                <w:rFonts w:ascii="Tahoma" w:eastAsia="微软雅黑" w:hAnsi="Tahoma"/>
+                <w:color w:val="A6A6A6" w:themeColor="background1" w:themeShade="A6"/>
+                <w:kern w:val="0"/>
+                <w:sz w:val="20"/>
+                <w:szCs w:val="20"/>
+              </w:rPr>
+              <w:t>为脸图索引</w:t>
+            </w:r>
+            <w:proofErr w:type="gramEnd"/>
+            <w:r>
+              <w:rPr>
+                <w:rFonts w:ascii="Tahoma" w:eastAsia="微软雅黑" w:hAnsi="Tahoma"/>
+                <w:color w:val="A6A6A6" w:themeColor="background1" w:themeShade="A6"/>
+                <w:kern w:val="0"/>
+                <w:sz w:val="20"/>
+                <w:szCs w:val="20"/>
+              </w:rPr>
+              <w:t>，索引从</w:t>
+            </w:r>
+            <w:r>
+              <w:rPr>
+                <w:rFonts w:ascii="Tahoma" w:eastAsia="微软雅黑" w:hAnsi="Tahoma"/>
+                <w:color w:val="A6A6A6" w:themeColor="background1" w:themeShade="A6"/>
+                <w:kern w:val="0"/>
+                <w:sz w:val="20"/>
+                <w:szCs w:val="20"/>
+              </w:rPr>
+              <w:t>0</w:t>
+            </w:r>
+            <w:r>
+              <w:rPr>
+                <w:rFonts w:ascii="Tahoma" w:eastAsia="微软雅黑" w:hAnsi="Tahoma"/>
+                <w:color w:val="A6A6A6" w:themeColor="background1" w:themeShade="A6"/>
+                <w:kern w:val="0"/>
+                <w:sz w:val="20"/>
+                <w:szCs w:val="20"/>
+              </w:rPr>
+              <w:t>开始计数，范围为</w:t>
+            </w:r>
+            <w:r>
+              <w:rPr>
+                <w:rFonts w:ascii="Tahoma" w:eastAsia="微软雅黑" w:hAnsi="Tahoma"/>
+                <w:color w:val="A6A6A6" w:themeColor="background1" w:themeShade="A6"/>
+                <w:kern w:val="0"/>
+                <w:sz w:val="20"/>
+                <w:szCs w:val="20"/>
+              </w:rPr>
+              <w:t>0~7</w:t>
+            </w:r>
+            <w:r>
+              <w:rPr>
+                <w:rFonts w:ascii="Tahoma" w:eastAsia="微软雅黑" w:hAnsi="Tahoma"/>
+                <w:color w:val="A6A6A6" w:themeColor="background1" w:themeShade="A6"/>
+                <w:kern w:val="0"/>
+                <w:sz w:val="20"/>
+                <w:szCs w:val="20"/>
+              </w:rPr>
+              <w:t>。</w:t>
+            </w:r>
+          </w:p>
+        </w:tc>
+      </w:tr>
+      <w:tr>
+        <w:trPr>
+          <w:jc w:val="center"/>
+        </w:trPr>
+        <w:tc>
+          <w:tcPr>
+            <w:tcW w:w="2510" w:type="dxa"/>
+            <w:vAlign w:val="center"/>
+          </w:tcPr>
+          <w:p>
+            <w:pPr>
+              <w:widowControl/>
+              <w:adjustRightInd w:val="0"/>
+              <w:snapToGrid w:val="0"/>
+              <w:spacing w:line="276" w:lineRule="auto"/>
+              <w:jc w:val="left"/>
+              <w:rPr>
+                <w:rFonts w:ascii="Tahoma" w:eastAsia="微软雅黑" w:hAnsi="Tahoma"/>
+                <w:kern w:val="0"/>
+                <w:sz w:val="20"/>
+                <w:szCs w:val="20"/>
+              </w:rPr>
+            </w:pPr>
+            <w:r>
+              <w:rPr>
+                <w:rFonts w:ascii="Tahoma" w:eastAsia="微软雅黑" w:hAnsi="Tahoma"/>
+                <w:kern w:val="0"/>
+                <w:sz w:val="20"/>
+                <w:szCs w:val="20"/>
+              </w:rPr>
+              <w:t>\fa[5:0:</w:t>
+            </w:r>
+            <w:r>
+              <w:rPr>
+                <w:rFonts w:ascii="Tahoma" w:eastAsia="微软雅黑" w:hAnsi="Tahoma"/>
+                <w:kern w:val="0"/>
+                <w:sz w:val="20"/>
+                <w:szCs w:val="20"/>
+              </w:rPr>
+              <w:t>持续</w:t>
+            </w:r>
+            <w:r>
+              <w:rPr>
+                <w:rFonts w:ascii="Tahoma" w:eastAsia="微软雅黑" w:hAnsi="Tahoma"/>
+                <w:kern w:val="0"/>
+                <w:sz w:val="20"/>
+                <w:szCs w:val="20"/>
+              </w:rPr>
+              <w:t>[15]]</w:t>
+            </w:r>
+          </w:p>
+        </w:tc>
+        <w:tc>
+          <w:tcPr>
+            <w:tcW w:w="5366" w:type="dxa"/>
+            <w:vAlign w:val="center"/>
+          </w:tcPr>
+          <w:p>
+            <w:pPr>
+              <w:widowControl/>
+              <w:adjustRightInd w:val="0"/>
+              <w:snapToGrid w:val="0"/>
+              <w:jc w:val="left"/>
+              <w:rPr>
+                <w:rFonts w:ascii="Tahoma" w:eastAsia="微软雅黑" w:hAnsi="Tahoma"/>
+                <w:kern w:val="0"/>
+                <w:sz w:val="20"/>
+                <w:szCs w:val="20"/>
+              </w:rPr>
+            </w:pPr>
+            <w:r>
+              <w:rPr>
+                <w:rFonts w:ascii="Tahoma" w:eastAsia="微软雅黑" w:hAnsi="Tahoma"/>
+                <w:kern w:val="0"/>
+                <w:sz w:val="20"/>
+                <w:szCs w:val="20"/>
+              </w:rPr>
+              <w:t>对话框中，换成第</w:t>
+            </w:r>
+            <w:r>
+              <w:rPr>
+                <w:rFonts w:ascii="Tahoma" w:eastAsia="微软雅黑" w:hAnsi="Tahoma"/>
+                <w:kern w:val="0"/>
+                <w:sz w:val="20"/>
+                <w:szCs w:val="20"/>
+              </w:rPr>
+              <w:t>n</w:t>
+            </w:r>
+            <w:proofErr w:type="gramStart"/>
+            <w:r>
+              <w:rPr>
+                <w:rFonts w:ascii="Tahoma" w:eastAsia="微软雅黑" w:hAnsi="Tahoma"/>
+                <w:kern w:val="0"/>
+                <w:sz w:val="20"/>
+                <w:szCs w:val="20"/>
+              </w:rPr>
+              <w:t>个</w:t>
+            </w:r>
+            <w:proofErr w:type="gramEnd"/>
+            <w:r>
+              <w:rPr>
+                <w:rFonts w:ascii="Tahoma" w:eastAsia="微软雅黑" w:hAnsi="Tahoma"/>
+                <w:kern w:val="0"/>
+                <w:sz w:val="20"/>
+                <w:szCs w:val="20"/>
+              </w:rPr>
+              <w:t>角色脸图</w:t>
+            </w:r>
+            <w:r>
+              <w:rPr>
+                <w:rFonts w:ascii="Tahoma" w:eastAsia="微软雅黑" w:hAnsi="Tahoma" w:hint="eastAsia"/>
+                <w:kern w:val="0"/>
+                <w:sz w:val="20"/>
+                <w:szCs w:val="20"/>
+              </w:rPr>
+              <w:t>。</w:t>
+            </w:r>
+          </w:p>
+          <w:p>
+            <w:pPr>
+              <w:widowControl/>
+              <w:adjustRightInd w:val="0"/>
+              <w:snapToGrid w:val="0"/>
+              <w:jc w:val="left"/>
+              <w:rPr>
+                <w:rFonts w:ascii="Tahoma" w:eastAsia="微软雅黑" w:hAnsi="Tahoma"/>
+                <w:kern w:val="0"/>
+                <w:sz w:val="20"/>
+                <w:szCs w:val="20"/>
+              </w:rPr>
+            </w:pPr>
+            <w:r>
+              <w:rPr>
+                <w:rFonts w:ascii="Tahoma" w:eastAsia="微软雅黑" w:hAnsi="Tahoma"/>
+                <w:color w:val="A6A6A6" w:themeColor="background1" w:themeShade="A6"/>
+                <w:kern w:val="0"/>
+                <w:sz w:val="20"/>
+                <w:szCs w:val="20"/>
+              </w:rPr>
+              <w:t>参数</w:t>
+            </w:r>
+            <w:r>
+              <w:rPr>
+                <w:rFonts w:ascii="Tahoma" w:eastAsia="微软雅黑" w:hAnsi="Tahoma"/>
+                <w:color w:val="A6A6A6" w:themeColor="background1" w:themeShade="A6"/>
+                <w:kern w:val="0"/>
+                <w:sz w:val="20"/>
+                <w:szCs w:val="20"/>
+              </w:rPr>
+              <w:t>2</w:t>
+            </w:r>
+            <w:proofErr w:type="gramStart"/>
+            <w:r>
+              <w:rPr>
+                <w:rFonts w:ascii="Tahoma" w:eastAsia="微软雅黑" w:hAnsi="Tahoma"/>
+                <w:color w:val="A6A6A6" w:themeColor="background1" w:themeShade="A6"/>
+                <w:kern w:val="0"/>
+                <w:sz w:val="20"/>
+                <w:szCs w:val="20"/>
+              </w:rPr>
+              <w:t>为脸图索引</w:t>
+            </w:r>
+            <w:proofErr w:type="gramEnd"/>
+            <w:r>
+              <w:rPr>
+                <w:rFonts w:ascii="Tahoma" w:eastAsia="微软雅黑" w:hAnsi="Tahoma"/>
+                <w:color w:val="A6A6A6" w:themeColor="background1" w:themeShade="A6"/>
+                <w:kern w:val="0"/>
+                <w:sz w:val="20"/>
+                <w:szCs w:val="20"/>
+              </w:rPr>
+              <w:t>，参数</w:t>
+            </w:r>
+            <w:r>
+              <w:rPr>
+                <w:rFonts w:ascii="Tahoma" w:eastAsia="微软雅黑" w:hAnsi="Tahoma"/>
+                <w:color w:val="A6A6A6" w:themeColor="background1" w:themeShade="A6"/>
+                <w:kern w:val="0"/>
+                <w:sz w:val="20"/>
+                <w:szCs w:val="20"/>
+              </w:rPr>
+              <w:t>3</w:t>
+            </w:r>
+            <w:proofErr w:type="gramStart"/>
+            <w:r>
+              <w:rPr>
+                <w:rFonts w:ascii="Tahoma" w:eastAsia="微软雅黑" w:hAnsi="Tahoma"/>
+                <w:color w:val="A6A6A6" w:themeColor="background1" w:themeShade="A6"/>
+                <w:kern w:val="0"/>
+                <w:sz w:val="20"/>
+                <w:szCs w:val="20"/>
+              </w:rPr>
+              <w:t>为脸图持续时间</w:t>
+            </w:r>
+            <w:proofErr w:type="gramEnd"/>
+            <w:r>
+              <w:rPr>
+                <w:rFonts w:ascii="Tahoma" w:eastAsia="微软雅黑" w:hAnsi="Tahoma"/>
+                <w:color w:val="A6A6A6" w:themeColor="background1" w:themeShade="A6"/>
+                <w:kern w:val="0"/>
+                <w:sz w:val="20"/>
+                <w:szCs w:val="20"/>
+              </w:rPr>
+              <w:t>。</w:t>
+            </w:r>
+          </w:p>
+        </w:tc>
+      </w:tr>
+      <w:tr>
+        <w:trPr>
+          <w:jc w:val="center"/>
+        </w:trPr>
+        <w:tc>
+          <w:tcPr>
+            <w:tcW w:w="2510" w:type="dxa"/>
+            <w:vAlign w:val="center"/>
+          </w:tcPr>
+          <w:p>
+            <w:pPr>
+              <w:widowControl/>
+              <w:adjustRightInd w:val="0"/>
+              <w:snapToGrid w:val="0"/>
+              <w:spacing w:line="276" w:lineRule="auto"/>
+              <w:jc w:val="left"/>
+              <w:rPr>
+                <w:rFonts w:ascii="Tahoma" w:eastAsia="微软雅黑" w:hAnsi="Tahoma"/>
+                <w:kern w:val="0"/>
+                <w:sz w:val="20"/>
+                <w:szCs w:val="20"/>
+              </w:rPr>
+            </w:pPr>
+            <w:r>
+              <w:rPr>
+                <w:rFonts w:ascii="Tahoma" w:eastAsia="微软雅黑" w:hAnsi="Tahoma"/>
+                <w:kern w:val="0"/>
+                <w:sz w:val="20"/>
+                <w:szCs w:val="20"/>
+              </w:rPr>
+              <w:t>\</w:t>
+            </w:r>
+            <w:proofErr w:type="spellStart"/>
+            <w:proofErr w:type="gramStart"/>
+            <w:r>
+              <w:rPr>
+                <w:rFonts w:ascii="Tahoma" w:eastAsia="微软雅黑" w:hAnsi="Tahoma"/>
+                <w:kern w:val="0"/>
+                <w:sz w:val="20"/>
+                <w:szCs w:val="20"/>
+              </w:rPr>
+              <w:t>fp</w:t>
+            </w:r>
+            <w:proofErr w:type="spellEnd"/>
+            <w:r>
+              <w:rPr>
+                <w:rFonts w:ascii="Tahoma" w:eastAsia="微软雅黑" w:hAnsi="Tahoma"/>
+                <w:kern w:val="0"/>
+                <w:sz w:val="20"/>
+                <w:szCs w:val="20"/>
+              </w:rPr>
+              <w:t>[</w:t>
+            </w:r>
+            <w:proofErr w:type="gramEnd"/>
+            <w:r>
+              <w:rPr>
+                <w:rFonts w:ascii="Tahoma" w:eastAsia="微软雅黑" w:hAnsi="Tahoma"/>
+                <w:kern w:val="0"/>
+                <w:sz w:val="20"/>
+                <w:szCs w:val="20"/>
+              </w:rPr>
+              <w:t>-2]</w:t>
+            </w:r>
+          </w:p>
+        </w:tc>
+        <w:tc>
+          <w:tcPr>
+            <w:tcW w:w="5366" w:type="dxa"/>
+            <w:vAlign w:val="center"/>
+          </w:tcPr>
+          <w:p>
+            <w:pPr>
+              <w:widowControl/>
+              <w:adjustRightInd w:val="0"/>
+              <w:snapToGrid w:val="0"/>
+              <w:jc w:val="left"/>
+              <w:rPr>
+                <w:rFonts w:ascii="Tahoma" w:eastAsia="微软雅黑" w:hAnsi="Tahoma"/>
+                <w:kern w:val="0"/>
+                <w:sz w:val="20"/>
+                <w:szCs w:val="20"/>
+              </w:rPr>
+            </w:pPr>
+            <w:r>
+              <w:rPr>
+                <w:rFonts w:ascii="Tahoma" w:eastAsia="微软雅黑" w:hAnsi="Tahoma"/>
+                <w:kern w:val="0"/>
+                <w:sz w:val="20"/>
+                <w:szCs w:val="20"/>
+              </w:rPr>
+              <w:t>对话框中，换成玩家队员脸图</w:t>
+            </w:r>
+            <w:r>
+              <w:rPr>
+                <w:rFonts w:ascii="Tahoma" w:eastAsia="微软雅黑" w:hAnsi="Tahoma" w:hint="eastAsia"/>
+                <w:kern w:val="0"/>
+                <w:sz w:val="20"/>
+                <w:szCs w:val="20"/>
+              </w:rPr>
+              <w:t>。</w:t>
+            </w:r>
+          </w:p>
+          <w:p>
+            <w:pPr>
+              <w:widowControl/>
+              <w:adjustRightInd w:val="0"/>
+              <w:snapToGrid w:val="0"/>
+              <w:jc w:val="left"/>
+              <w:rPr>
+                <w:rFonts w:ascii="Tahoma" w:eastAsia="微软雅黑" w:hAnsi="Tahoma"/>
+                <w:kern w:val="0"/>
+                <w:sz w:val="20"/>
+                <w:szCs w:val="20"/>
+              </w:rPr>
+            </w:pPr>
+            <w:r>
+              <w:rPr>
+                <w:rFonts w:ascii="Tahoma" w:eastAsia="微软雅黑" w:hAnsi="Tahoma"/>
+                <w:kern w:val="0"/>
+                <w:sz w:val="20"/>
+                <w:szCs w:val="20"/>
+              </w:rPr>
+              <w:t>(-2</w:t>
+            </w:r>
+            <w:r>
+              <w:rPr>
+                <w:rFonts w:ascii="Tahoma" w:eastAsia="微软雅黑" w:hAnsi="Tahoma"/>
+                <w:kern w:val="0"/>
+                <w:sz w:val="20"/>
+                <w:szCs w:val="20"/>
+              </w:rPr>
+              <w:t>表示领队，</w:t>
+            </w:r>
+            <w:r>
+              <w:rPr>
+                <w:rFonts w:ascii="Tahoma" w:eastAsia="微软雅黑" w:hAnsi="Tahoma"/>
+                <w:kern w:val="0"/>
+                <w:sz w:val="20"/>
+                <w:szCs w:val="20"/>
+              </w:rPr>
+              <w:t>1</w:t>
+            </w:r>
+            <w:r>
+              <w:rPr>
+                <w:rFonts w:ascii="Tahoma" w:eastAsia="微软雅黑" w:hAnsi="Tahoma"/>
+                <w:kern w:val="0"/>
+                <w:sz w:val="20"/>
+                <w:szCs w:val="20"/>
+              </w:rPr>
+              <w:t>表示第一个跟随者</w:t>
+            </w:r>
+            <w:r>
+              <w:rPr>
+                <w:rFonts w:ascii="Tahoma" w:eastAsia="微软雅黑" w:hAnsi="Tahoma"/>
+                <w:kern w:val="0"/>
+                <w:sz w:val="20"/>
+                <w:szCs w:val="20"/>
+              </w:rPr>
+              <w:t>)</w:t>
+            </w:r>
+          </w:p>
+        </w:tc>
+      </w:tr>
+      <w:tr>
+        <w:trPr>
+          <w:jc w:val="center"/>
+        </w:trPr>
+        <w:tc>
+          <w:tcPr>
+            <w:tcW w:w="2510" w:type="dxa"/>
+            <w:vAlign w:val="center"/>
+          </w:tcPr>
+          <w:p>
+            <w:pPr>
+              <w:widowControl/>
+              <w:adjustRightInd w:val="0"/>
+              <w:snapToGrid w:val="0"/>
+              <w:spacing w:line="276" w:lineRule="auto"/>
+              <w:jc w:val="left"/>
+              <w:rPr>
+                <w:rFonts w:ascii="Tahoma" w:eastAsia="微软雅黑" w:hAnsi="Tahoma"/>
+                <w:kern w:val="0"/>
+                <w:sz w:val="20"/>
+                <w:szCs w:val="20"/>
+              </w:rPr>
+            </w:pPr>
+            <w:r>
+              <w:rPr>
+                <w:rFonts w:ascii="Tahoma" w:eastAsia="微软雅黑" w:hAnsi="Tahoma"/>
+                <w:kern w:val="0"/>
+                <w:sz w:val="20"/>
+                <w:szCs w:val="20"/>
+              </w:rPr>
+              <w:t>\</w:t>
+            </w:r>
+            <w:proofErr w:type="spellStart"/>
+            <w:proofErr w:type="gramStart"/>
+            <w:r>
+              <w:rPr>
+                <w:rFonts w:ascii="Tahoma" w:eastAsia="微软雅黑" w:hAnsi="Tahoma"/>
+                <w:kern w:val="0"/>
+                <w:sz w:val="20"/>
+                <w:szCs w:val="20"/>
+              </w:rPr>
+              <w:t>fp</w:t>
+            </w:r>
+            <w:proofErr w:type="spellEnd"/>
+            <w:r>
+              <w:rPr>
+                <w:rFonts w:ascii="Tahoma" w:eastAsia="微软雅黑" w:hAnsi="Tahoma"/>
+                <w:kern w:val="0"/>
+                <w:sz w:val="20"/>
+                <w:szCs w:val="20"/>
+              </w:rPr>
+              <w:t>[</w:t>
+            </w:r>
+            <w:proofErr w:type="gramEnd"/>
+            <w:r>
+              <w:rPr>
+                <w:rFonts w:ascii="Tahoma" w:eastAsia="微软雅黑" w:hAnsi="Tahoma"/>
+                <w:kern w:val="0"/>
+                <w:sz w:val="20"/>
+                <w:szCs w:val="20"/>
+              </w:rPr>
+              <w:t>-2:0]</w:t>
+            </w:r>
+          </w:p>
+        </w:tc>
+        <w:tc>
+          <w:tcPr>
+            <w:tcW w:w="5366" w:type="dxa"/>
+            <w:vAlign w:val="center"/>
+          </w:tcPr>
+          <w:p>
+            <w:pPr>
+              <w:widowControl/>
+              <w:adjustRightInd w:val="0"/>
+              <w:snapToGrid w:val="0"/>
+              <w:jc w:val="left"/>
+              <w:rPr>
+                <w:rFonts w:ascii="Tahoma" w:eastAsia="微软雅黑" w:hAnsi="Tahoma"/>
+                <w:kern w:val="0"/>
+                <w:sz w:val="20"/>
+                <w:szCs w:val="20"/>
+              </w:rPr>
+            </w:pPr>
+            <w:r>
+              <w:rPr>
+                <w:rFonts w:ascii="Tahoma" w:eastAsia="微软雅黑" w:hAnsi="Tahoma"/>
+                <w:kern w:val="0"/>
+                <w:sz w:val="20"/>
+                <w:szCs w:val="20"/>
+              </w:rPr>
+              <w:t>对话框中，换成玩家队员脸图</w:t>
+            </w:r>
+            <w:r>
+              <w:rPr>
+                <w:rFonts w:ascii="Tahoma" w:eastAsia="微软雅黑" w:hAnsi="Tahoma" w:hint="eastAsia"/>
+                <w:kern w:val="0"/>
+                <w:sz w:val="20"/>
+                <w:szCs w:val="20"/>
+              </w:rPr>
+              <w:t>。</w:t>
+            </w:r>
+          </w:p>
+          <w:p>
+            <w:pPr>
+              <w:widowControl/>
+              <w:adjustRightInd w:val="0"/>
+              <w:snapToGrid w:val="0"/>
+              <w:jc w:val="left"/>
+              <w:rPr>
+                <w:rFonts w:ascii="Tahoma" w:eastAsia="微软雅黑" w:hAnsi="Tahoma"/>
+                <w:kern w:val="0"/>
+                <w:sz w:val="20"/>
+                <w:szCs w:val="20"/>
+              </w:rPr>
+            </w:pPr>
+            <w:r>
+              <w:rPr>
+                <w:rFonts w:ascii="Tahoma" w:eastAsia="微软雅黑" w:hAnsi="Tahoma"/>
+                <w:color w:val="A6A6A6" w:themeColor="background1" w:themeShade="A6"/>
+                <w:kern w:val="0"/>
+                <w:sz w:val="20"/>
+                <w:szCs w:val="20"/>
+              </w:rPr>
+              <w:t>参数</w:t>
+            </w:r>
+            <w:r>
+              <w:rPr>
+                <w:rFonts w:ascii="Tahoma" w:eastAsia="微软雅黑" w:hAnsi="Tahoma"/>
+                <w:color w:val="A6A6A6" w:themeColor="background1" w:themeShade="A6"/>
+                <w:kern w:val="0"/>
+                <w:sz w:val="20"/>
+                <w:szCs w:val="20"/>
+              </w:rPr>
+              <w:t>2</w:t>
+            </w:r>
+            <w:proofErr w:type="gramStart"/>
+            <w:r>
+              <w:rPr>
+                <w:rFonts w:ascii="Tahoma" w:eastAsia="微软雅黑" w:hAnsi="Tahoma"/>
+                <w:color w:val="A6A6A6" w:themeColor="background1" w:themeShade="A6"/>
+                <w:kern w:val="0"/>
+                <w:sz w:val="20"/>
+                <w:szCs w:val="20"/>
+              </w:rPr>
+              <w:t>为脸图索引</w:t>
+            </w:r>
+            <w:proofErr w:type="gramEnd"/>
+            <w:r>
+              <w:rPr>
+                <w:rFonts w:ascii="Tahoma" w:eastAsia="微软雅黑" w:hAnsi="Tahoma"/>
+                <w:color w:val="A6A6A6" w:themeColor="background1" w:themeShade="A6"/>
+                <w:kern w:val="0"/>
+                <w:sz w:val="20"/>
+                <w:szCs w:val="20"/>
+              </w:rPr>
+              <w:t>，索引从</w:t>
+            </w:r>
+            <w:r>
+              <w:rPr>
+                <w:rFonts w:ascii="Tahoma" w:eastAsia="微软雅黑" w:hAnsi="Tahoma"/>
+                <w:color w:val="A6A6A6" w:themeColor="background1" w:themeShade="A6"/>
+                <w:kern w:val="0"/>
+                <w:sz w:val="20"/>
+                <w:szCs w:val="20"/>
+              </w:rPr>
+              <w:t>0</w:t>
+            </w:r>
+            <w:r>
+              <w:rPr>
+                <w:rFonts w:ascii="Tahoma" w:eastAsia="微软雅黑" w:hAnsi="Tahoma"/>
+                <w:color w:val="A6A6A6" w:themeColor="background1" w:themeShade="A6"/>
+                <w:kern w:val="0"/>
+                <w:sz w:val="20"/>
+                <w:szCs w:val="20"/>
+              </w:rPr>
+              <w:t>开始计数，范围为</w:t>
+            </w:r>
+            <w:r>
+              <w:rPr>
+                <w:rFonts w:ascii="Tahoma" w:eastAsia="微软雅黑" w:hAnsi="Tahoma"/>
+                <w:color w:val="A6A6A6" w:themeColor="background1" w:themeShade="A6"/>
+                <w:kern w:val="0"/>
+                <w:sz w:val="20"/>
+                <w:szCs w:val="20"/>
+              </w:rPr>
+              <w:t>0~7</w:t>
+            </w:r>
+            <w:r>
+              <w:rPr>
+                <w:rFonts w:ascii="Tahoma" w:eastAsia="微软雅黑" w:hAnsi="Tahoma"/>
+                <w:color w:val="A6A6A6" w:themeColor="background1" w:themeShade="A6"/>
+                <w:kern w:val="0"/>
+                <w:sz w:val="20"/>
+                <w:szCs w:val="20"/>
+              </w:rPr>
+              <w:t>。</w:t>
+            </w:r>
+          </w:p>
+        </w:tc>
+      </w:tr>
+      <w:tr>
+        <w:trPr>
+          <w:jc w:val="center"/>
+        </w:trPr>
+        <w:tc>
+          <w:tcPr>
+            <w:tcW w:w="2510" w:type="dxa"/>
+            <w:vAlign w:val="center"/>
+          </w:tcPr>
+          <w:p>
+            <w:pPr>
+              <w:widowControl/>
+              <w:adjustRightInd w:val="0"/>
+              <w:snapToGrid w:val="0"/>
+              <w:spacing w:line="276" w:lineRule="auto"/>
+              <w:jc w:val="left"/>
+              <w:rPr>
+                <w:rFonts w:ascii="Tahoma" w:eastAsia="微软雅黑" w:hAnsi="Tahoma"/>
+                <w:kern w:val="0"/>
+                <w:sz w:val="20"/>
+                <w:szCs w:val="20"/>
+              </w:rPr>
+            </w:pPr>
+            <w:r>
+              <w:rPr>
+                <w:rFonts w:ascii="Tahoma" w:eastAsia="微软雅黑" w:hAnsi="Tahoma"/>
+                <w:kern w:val="0"/>
+                <w:sz w:val="20"/>
+                <w:szCs w:val="20"/>
+              </w:rPr>
+              <w:t>\</w:t>
+            </w:r>
+            <w:proofErr w:type="spellStart"/>
+            <w:r>
+              <w:rPr>
+                <w:rFonts w:ascii="Tahoma" w:eastAsia="微软雅黑" w:hAnsi="Tahoma"/>
+                <w:kern w:val="0"/>
+                <w:sz w:val="20"/>
+                <w:szCs w:val="20"/>
+              </w:rPr>
+              <w:t>fp</w:t>
+            </w:r>
+            <w:proofErr w:type="spellEnd"/>
+            <w:r>
+              <w:rPr>
+                <w:rFonts w:ascii="Tahoma" w:eastAsia="微软雅黑" w:hAnsi="Tahoma"/>
+                <w:kern w:val="0"/>
+                <w:sz w:val="20"/>
+                <w:szCs w:val="20"/>
+              </w:rPr>
+              <w:t>[-2:0:</w:t>
+            </w:r>
+            <w:r>
+              <w:rPr>
+                <w:rFonts w:ascii="Tahoma" w:eastAsia="微软雅黑" w:hAnsi="Tahoma"/>
+                <w:kern w:val="0"/>
+                <w:sz w:val="20"/>
+                <w:szCs w:val="20"/>
+              </w:rPr>
+              <w:t>持续</w:t>
+            </w:r>
+            <w:r>
+              <w:rPr>
+                <w:rFonts w:ascii="Tahoma" w:eastAsia="微软雅黑" w:hAnsi="Tahoma"/>
+                <w:kern w:val="0"/>
+                <w:sz w:val="20"/>
+                <w:szCs w:val="20"/>
+              </w:rPr>
+              <w:t>[15]]</w:t>
+            </w:r>
+          </w:p>
+        </w:tc>
+        <w:tc>
+          <w:tcPr>
+            <w:tcW w:w="5366" w:type="dxa"/>
+            <w:vAlign w:val="center"/>
+          </w:tcPr>
+          <w:p>
+            <w:pPr>
+              <w:widowControl/>
+              <w:adjustRightInd w:val="0"/>
+              <w:snapToGrid w:val="0"/>
+              <w:jc w:val="left"/>
+              <w:rPr>
+                <w:rFonts w:ascii="Tahoma" w:eastAsia="微软雅黑" w:hAnsi="Tahoma"/>
+                <w:kern w:val="0"/>
+                <w:sz w:val="20"/>
+                <w:szCs w:val="20"/>
+              </w:rPr>
+            </w:pPr>
+            <w:r>
+              <w:rPr>
+                <w:rFonts w:ascii="Tahoma" w:eastAsia="微软雅黑" w:hAnsi="Tahoma"/>
+                <w:kern w:val="0"/>
+                <w:sz w:val="20"/>
+                <w:szCs w:val="20"/>
+              </w:rPr>
+              <w:t>对话框中，换成玩家队员脸图</w:t>
+            </w:r>
+            <w:r>
+              <w:rPr>
+                <w:rFonts w:ascii="Tahoma" w:eastAsia="微软雅黑" w:hAnsi="Tahoma" w:hint="eastAsia"/>
+                <w:kern w:val="0"/>
+                <w:sz w:val="20"/>
+                <w:szCs w:val="20"/>
+              </w:rPr>
+              <w:t>。</w:t>
+            </w:r>
+          </w:p>
+          <w:p>
+            <w:pPr>
+              <w:widowControl/>
+              <w:adjustRightInd w:val="0"/>
+              <w:snapToGrid w:val="0"/>
+              <w:jc w:val="left"/>
+              <w:rPr>
+                <w:rFonts w:ascii="Tahoma" w:eastAsia="微软雅黑" w:hAnsi="Tahoma"/>
+                <w:kern w:val="0"/>
+                <w:sz w:val="20"/>
+                <w:szCs w:val="20"/>
+              </w:rPr>
+            </w:pPr>
+            <w:r>
+              <w:rPr>
+                <w:rFonts w:ascii="Tahoma" w:eastAsia="微软雅黑" w:hAnsi="Tahoma"/>
+                <w:color w:val="A6A6A6" w:themeColor="background1" w:themeShade="A6"/>
+                <w:kern w:val="0"/>
+                <w:sz w:val="20"/>
+                <w:szCs w:val="20"/>
+              </w:rPr>
+              <w:t>参数</w:t>
+            </w:r>
+            <w:r>
+              <w:rPr>
+                <w:rFonts w:ascii="Tahoma" w:eastAsia="微软雅黑" w:hAnsi="Tahoma"/>
+                <w:color w:val="A6A6A6" w:themeColor="background1" w:themeShade="A6"/>
+                <w:kern w:val="0"/>
+                <w:sz w:val="20"/>
+                <w:szCs w:val="20"/>
+              </w:rPr>
+              <w:t>2</w:t>
+            </w:r>
+            <w:proofErr w:type="gramStart"/>
+            <w:r>
+              <w:rPr>
+                <w:rFonts w:ascii="Tahoma" w:eastAsia="微软雅黑" w:hAnsi="Tahoma"/>
+                <w:color w:val="A6A6A6" w:themeColor="background1" w:themeShade="A6"/>
+                <w:kern w:val="0"/>
+                <w:sz w:val="20"/>
+                <w:szCs w:val="20"/>
+              </w:rPr>
+              <w:t>为脸图索引</w:t>
+            </w:r>
+            <w:proofErr w:type="gramEnd"/>
+            <w:r>
+              <w:rPr>
+                <w:rFonts w:ascii="Tahoma" w:eastAsia="微软雅黑" w:hAnsi="Tahoma"/>
+                <w:color w:val="A6A6A6" w:themeColor="background1" w:themeShade="A6"/>
+                <w:kern w:val="0"/>
+                <w:sz w:val="20"/>
+                <w:szCs w:val="20"/>
+              </w:rPr>
+              <w:t>，参数</w:t>
+            </w:r>
+            <w:r>
+              <w:rPr>
+                <w:rFonts w:ascii="Tahoma" w:eastAsia="微软雅黑" w:hAnsi="Tahoma"/>
+                <w:color w:val="A6A6A6" w:themeColor="background1" w:themeShade="A6"/>
+                <w:kern w:val="0"/>
+                <w:sz w:val="20"/>
+                <w:szCs w:val="20"/>
+              </w:rPr>
+              <w:t>3</w:t>
+            </w:r>
+            <w:proofErr w:type="gramStart"/>
+            <w:r>
+              <w:rPr>
+                <w:rFonts w:ascii="Tahoma" w:eastAsia="微软雅黑" w:hAnsi="Tahoma"/>
+                <w:color w:val="A6A6A6" w:themeColor="background1" w:themeShade="A6"/>
+                <w:kern w:val="0"/>
+                <w:sz w:val="20"/>
+                <w:szCs w:val="20"/>
+              </w:rPr>
+              <w:t>为脸图持续时间</w:t>
+            </w:r>
+            <w:proofErr w:type="gramEnd"/>
+            <w:r>
+              <w:rPr>
+                <w:rFonts w:ascii="Tahoma" w:eastAsia="微软雅黑" w:hAnsi="Tahoma"/>
+                <w:color w:val="A6A6A6" w:themeColor="background1" w:themeShade="A6"/>
+                <w:kern w:val="0"/>
+                <w:sz w:val="20"/>
+                <w:szCs w:val="20"/>
+              </w:rPr>
+              <w:t>。</w:t>
+            </w:r>
+          </w:p>
+        </w:tc>
+      </w:tr>
+    </w:tbl>
+    <w:p>
+      <w:pPr>
+        <w:widowControl/>
+        <w:rPr>
+          <w:rFonts w:ascii="Tahoma" w:eastAsia="微软雅黑" w:hAnsi="Tahoma" w:hint="eastAsia"/>
+          <w:kern w:val="0"/>
+          <w:sz w:val="22"/>
+        </w:rPr>
+      </w:pPr>
+      <w:r>
+        <w:rPr>
+          <w:rFonts w:ascii="Tahoma" w:eastAsia="微软雅黑" w:hAnsi="Tahoma" w:hint="eastAsia"/>
+          <w:kern w:val="0"/>
+          <w:sz w:val="22"/>
+        </w:rPr>
+        <w:t>另外，</w:t>
+      </w:r>
+      <w:proofErr w:type="gramStart"/>
+      <w:r>
+        <w:rPr>
+          <w:rFonts w:ascii="Tahoma" w:eastAsia="微软雅黑" w:hAnsi="Tahoma" w:hint="eastAsia"/>
+          <w:kern w:val="0"/>
+          <w:sz w:val="22"/>
+        </w:rPr>
+        <w:t>使用脸图的</w:t>
+      </w:r>
+      <w:proofErr w:type="gramEnd"/>
+      <w:r>
+        <w:rPr>
+          <w:rFonts w:ascii="Tahoma" w:eastAsia="微软雅黑" w:hAnsi="Tahoma" w:hint="eastAsia"/>
+          <w:kern w:val="0"/>
+          <w:sz w:val="22"/>
+        </w:rPr>
+        <w:t>字符时，注意问题：</w:t>
+      </w:r>
+      <w:hyperlink w:anchor="_脸图切换不生效" w:history="1">
+        <w:proofErr w:type="gramStart"/>
+        <w:r>
+          <w:rPr>
+            <w:rStyle w:val="a4"/>
+            <w:rFonts w:ascii="Tahoma" w:eastAsia="微软雅黑" w:hAnsi="Tahoma" w:hint="eastAsia"/>
+            <w:kern w:val="0"/>
+            <w:sz w:val="22"/>
+          </w:rPr>
+          <w:t>脸图切换</w:t>
+        </w:r>
+        <w:proofErr w:type="gramEnd"/>
+        <w:r>
+          <w:rPr>
+            <w:rStyle w:val="a4"/>
+            <w:rFonts w:ascii="Tahoma" w:eastAsia="微软雅黑" w:hAnsi="Tahoma" w:hint="eastAsia"/>
+            <w:kern w:val="0"/>
+            <w:sz w:val="22"/>
+          </w:rPr>
+          <w:t>不生效</w:t>
+        </w:r>
+      </w:hyperlink>
+      <w:r>
+        <w:rPr>
+          <w:rFonts w:ascii="Tahoma" w:eastAsia="微软雅黑" w:hAnsi="Tahoma" w:hint="eastAsia"/>
+          <w:kern w:val="0"/>
+          <w:sz w:val="22"/>
+        </w:rPr>
+        <w:t xml:space="preserve"> </w:t>
+      </w:r>
+      <w:r>
+        <w:rPr>
+          <w:rFonts w:ascii="Tahoma" w:eastAsia="微软雅黑" w:hAnsi="Tahoma" w:hint="eastAsia"/>
+          <w:kern w:val="0"/>
+          <w:sz w:val="22"/>
+        </w:rPr>
+        <w:t>。</w:t>
+      </w:r>
+    </w:p>
+    <w:tbl>
+      <w:tblPr>
+        <w:tblStyle w:val="af"/>
+        <w:tblW w:w="0" w:type="auto"/>
+        <w:shd w:val="clear" w:color="auto" w:fill="DEEAF6" w:themeFill="accent1" w:themeFillTint="33"/>
+        <w:tblLook w:val="04A0" w:firstRow="1" w:lastRow="0" w:firstColumn="1" w:lastColumn="0" w:noHBand="0" w:noVBand="1"/>
+      </w:tblPr>
+      <w:tblGrid>
+        <w:gridCol w:w="8522"/>
+      </w:tblGrid>
+      <w:tr>
+        <w:tc>
+          <w:tcPr>
+            <w:tcW w:w="8522" w:type="dxa"/>
+            <w:shd w:val="clear" w:color="auto" w:fill="DEEAF6" w:themeFill="accent1" w:themeFillTint="33"/>
+          </w:tcPr>
+          <w:p>
+            <w:pPr>
+              <w:widowControl/>
+              <w:adjustRightInd w:val="0"/>
+              <w:snapToGrid w:val="0"/>
+              <w:jc w:val="left"/>
+              <w:rPr>
+                <w:rFonts w:ascii="Tahoma" w:eastAsia="微软雅黑" w:hAnsi="Tahoma"/>
+                <w:kern w:val="0"/>
+                <w:sz w:val="22"/>
+              </w:rPr>
+            </w:pPr>
+            <w:r>
+              <w:rPr>
+                <w:rFonts w:ascii="Tahoma" w:eastAsia="微软雅黑" w:hAnsi="Tahoma"/>
+                <w:kern w:val="0"/>
+                <w:sz w:val="22"/>
+              </w:rPr>
+              <w:t>窗口字符换</w:t>
+            </w:r>
+            <w:proofErr w:type="gramStart"/>
+            <w:r>
+              <w:rPr>
+                <w:rFonts w:ascii="Tahoma" w:eastAsia="微软雅黑" w:hAnsi="Tahoma"/>
+                <w:kern w:val="0"/>
+                <w:sz w:val="22"/>
+              </w:rPr>
+              <w:t>了脸图后</w:t>
+            </w:r>
+            <w:proofErr w:type="gramEnd"/>
+            <w:r>
+              <w:rPr>
+                <w:rFonts w:ascii="Tahoma" w:eastAsia="微软雅黑" w:hAnsi="Tahoma"/>
+                <w:kern w:val="0"/>
+                <w:sz w:val="22"/>
+              </w:rPr>
+              <w:t>，一直有效，不会变回。</w:t>
+            </w:r>
+          </w:p>
+          <w:p>
+            <w:pPr>
+              <w:widowControl/>
+              <w:adjustRightInd w:val="0"/>
+              <w:snapToGrid w:val="0"/>
+              <w:jc w:val="left"/>
+              <w:rPr>
+                <w:rFonts w:ascii="Tahoma" w:eastAsia="微软雅黑" w:hAnsi="Tahoma"/>
+                <w:kern w:val="0"/>
+                <w:sz w:val="22"/>
+              </w:rPr>
+            </w:pPr>
+            <w:r>
+              <w:rPr>
+                <w:rFonts w:ascii="Tahoma" w:eastAsia="微软雅黑" w:hAnsi="Tahoma"/>
+                <w:kern w:val="0"/>
+                <w:sz w:val="22"/>
+              </w:rPr>
+              <w:t>如果你</w:t>
+            </w:r>
+            <w:r>
+              <w:rPr>
+                <w:rFonts w:ascii="Tahoma" w:eastAsia="微软雅黑" w:hAnsi="Tahoma" w:hint="eastAsia"/>
+                <w:kern w:val="0"/>
+                <w:sz w:val="22"/>
+              </w:rPr>
+              <w:t>只想暂时改变脸图</w:t>
+            </w:r>
+            <w:r>
+              <w:rPr>
+                <w:rFonts w:ascii="Tahoma" w:eastAsia="微软雅黑" w:hAnsi="Tahoma"/>
+                <w:kern w:val="0"/>
+                <w:sz w:val="22"/>
+              </w:rPr>
+              <w:t>，可以加参数</w:t>
+            </w:r>
+            <w:r>
+              <w:rPr>
+                <w:rFonts w:ascii="Tahoma" w:eastAsia="微软雅黑" w:hAnsi="Tahoma"/>
+                <w:kern w:val="0"/>
+                <w:sz w:val="22"/>
+              </w:rPr>
+              <w:t xml:space="preserve"> "</w:t>
+            </w:r>
+            <w:r>
+              <w:rPr>
+                <w:rFonts w:ascii="Tahoma" w:eastAsia="微软雅黑" w:hAnsi="Tahoma"/>
+                <w:kern w:val="0"/>
+                <w:sz w:val="22"/>
+              </w:rPr>
+              <w:t>持续</w:t>
+            </w:r>
+            <w:r>
+              <w:rPr>
+                <w:rFonts w:ascii="Tahoma" w:eastAsia="微软雅黑" w:hAnsi="Tahoma"/>
+                <w:kern w:val="0"/>
+                <w:sz w:val="22"/>
+              </w:rPr>
+              <w:t>[]"</w:t>
+            </w:r>
+            <w:r>
+              <w:rPr>
+                <w:rFonts w:ascii="Tahoma" w:eastAsia="微软雅黑" w:hAnsi="Tahoma" w:hint="eastAsia"/>
+                <w:kern w:val="0"/>
+                <w:sz w:val="22"/>
+              </w:rPr>
+              <w:t>。</w:t>
+            </w:r>
+          </w:p>
+          <w:p>
+            <w:pPr>
+              <w:widowControl/>
+              <w:adjustRightInd w:val="0"/>
+              <w:snapToGrid w:val="0"/>
+              <w:jc w:val="left"/>
+              <w:rPr>
+                <w:rFonts w:ascii="Tahoma" w:eastAsia="微软雅黑" w:hAnsi="Tahoma"/>
+                <w:kern w:val="0"/>
+                <w:sz w:val="22"/>
+              </w:rPr>
+            </w:pPr>
+            <w:r>
+              <w:rPr>
+                <w:rFonts w:ascii="Tahoma" w:eastAsia="微软雅黑" w:hAnsi="Tahoma"/>
+                <w:kern w:val="0"/>
+                <w:sz w:val="22"/>
+              </w:rPr>
+              <w:t>即持续时间结束后，自动变回前一个绘制的</w:t>
+            </w:r>
+            <w:r>
+              <w:rPr>
+                <w:rFonts w:ascii="Tahoma" w:eastAsia="微软雅黑" w:hAnsi="Tahoma" w:hint="eastAsia"/>
+                <w:kern w:val="0"/>
+                <w:sz w:val="22"/>
+              </w:rPr>
+              <w:t>脸图</w:t>
+            </w:r>
+            <w:r>
+              <w:rPr>
+                <w:rFonts w:ascii="Tahoma" w:eastAsia="微软雅黑" w:hAnsi="Tahoma"/>
+                <w:kern w:val="0"/>
+                <w:sz w:val="22"/>
+              </w:rPr>
+              <w:t>。</w:t>
+            </w:r>
+          </w:p>
+        </w:tc>
+      </w:tr>
+    </w:tbl>
+    <w:p>
+      <w:pPr>
+        <w:widowControl/>
+        <w:rPr>
+          <w:rFonts w:ascii="Tahoma" w:eastAsia="微软雅黑" w:hAnsi="Tahoma"/>
+          <w:kern w:val="0"/>
+          <w:sz w:val="22"/>
+        </w:rPr>
+      </w:pPr>
+    </w:p>
+    <w:p>
+      <w:pPr>
+        <w:pStyle w:val="3"/>
+        <w:rPr>
+          <w:rFonts w:hint="eastAsia"/>
+        </w:rPr>
+      </w:pPr>
+      <w:proofErr w:type="gramStart"/>
+      <w:r>
+        <w:rPr>
+          <w:rFonts w:hint="eastAsia"/>
+        </w:rPr>
+        <w:t>脸图</w:t>
+      </w:r>
+      <w:proofErr w:type="gramEnd"/>
+      <w:r>
+        <w:rPr>
+          <w:rFonts w:hint="eastAsia"/>
+        </w:rPr>
+        <w:t xml:space="preserve"> - 局限性</w:t>
       </w:r>
     </w:p>
     <w:p>
@@ -4506,7 +6646,7 @@
           <w:kern w:val="0"/>
           <w:sz w:val="22"/>
         </w:rPr>
-        <w:t>示例中，介绍了实时</w:t>
+        <w:t>按照绘制规则，</w:t>
       </w:r>
       <w:proofErr w:type="gramStart"/>
       <w:r>
@@ -4515,7 +6655,7 @@
           <w:kern w:val="0"/>
           <w:sz w:val="22"/>
         </w:rPr>
-        <w:t>切换脸图的</w:t>
+        <w:t>脸图无法</w:t>
       </w:r>
       <w:proofErr w:type="gramEnd"/>
       <w:r>
@@ -4524,7 +6664,7 @@
           <w:kern w:val="0"/>
           <w:sz w:val="22"/>
         </w:rPr>
-        <w:t>方法。</w:t>
+        <w:t>做成动图。</w:t>
       </w:r>
     </w:p>
     <w:p>
@@ -4544,103 +6684,39 @@
           <w:kern w:val="0"/>
           <w:sz w:val="22"/>
         </w:rPr>
-        <w:t>使用如下窗口字符即可。</w:t>
-      </w:r>
-    </w:p>
-    <w:p>
-      <w:pPr>
-        <w:widowControl/>
-        <w:jc w:val="center"/>
-        <w:rPr>
-          <w:rFonts w:ascii="Tahoma" w:eastAsia="微软雅黑" w:hAnsi="Tahoma"/>
-          <w:kern w:val="0"/>
-          <w:sz w:val="22"/>
-        </w:rPr>
-      </w:pPr>
-      <w:r>
-        <w:rPr>
-          <w:noProof/>
-        </w:rPr>
-        <w:drawing>
-          <wp:inline distT="0" distB="0" distL="0" distR="0" wp14:anchorId="21111E4A" wp14:editId="055D695A">
-            <wp:extent cx="4984750" cy="1415727"/>
-            <wp:effectExtent l="0" t="0" r="6350" b="0"/>
-            <wp:docPr id="1279638899" name="图片 2"/>
-            <wp:cNvGraphicFramePr>
-              <a:graphicFrameLocks xmlns:a="http://schemas.openxmlformats.org/drawingml/2006/main" noChangeAspect="1"/>
-            </wp:cNvGraphicFramePr>
-            <a:graphic xmlns:a="http://schemas.openxmlformats.org/drawingml/2006/main">
-              <a:graphicData uri="http://schemas.openxmlformats.org/drawingml/2006/picture">
-                <pic:pic xmlns:pic="http://schemas.openxmlformats.org/drawingml/2006/picture">
-                  <pic:nvPicPr>
-                    <pic:cNvPr id="0" name="Picture 3"/>
-                    <pic:cNvPicPr>
-                      <a:picLocks noChangeAspect="1" noChangeArrowheads="1"/>
-                    </pic:cNvPicPr>
-                  </pic:nvPicPr>
-                  <pic:blipFill>
-                    <a:blip r:embed="rId29">
-                      <a:extLst>
-                        <a:ext uri="{28A0092B-C50C-407E-A947-70E740481C1C}">
-                          <a14:useLocalDpi xmlns:a14="http://schemas.microsoft.com/office/drawing/2010/main" val="0"/>
-                        </a:ext>
-                      </a:extLst>
-                    </a:blip>
-                    <a:srcRect/>
-                    <a:stretch>
-                      <a:fillRect/>
-                    </a:stretch>
-                  </pic:blipFill>
-                  <pic:spPr bwMode="auto">
-                    <a:xfrm>
-                      <a:off x="0" y="0"/>
-                      <a:ext cx="4995055" cy="1418654"/>
-                    </a:xfrm>
-                    <a:prstGeom prst="rect">
-                      <a:avLst/>
-                    </a:prstGeom>
-                    <a:noFill/>
-                    <a:ln>
-                      <a:noFill/>
-                    </a:ln>
-                  </pic:spPr>
-                </pic:pic>
-              </a:graphicData>
-            </a:graphic>
-          </wp:inline>
-        </w:drawing>
-      </w:r>
-    </w:p>
-    <w:p>
-      <w:pPr>
-        <w:widowControl/>
-        <w:rPr>
-          <w:rFonts w:ascii="Tahoma" w:eastAsia="微软雅黑" w:hAnsi="Tahoma"/>
-          <w:kern w:val="0"/>
-          <w:sz w:val="22"/>
-        </w:rPr>
-      </w:pPr>
-    </w:p>
-    <w:p>
-      <w:pPr>
-        <w:pStyle w:val="3"/>
-        <w:rPr>
-          <w:rFonts w:hint="eastAsia"/>
-        </w:rPr>
-      </w:pPr>
-      <w:proofErr w:type="gramStart"/>
-      <w:r>
-        <w:rPr>
-          <w:rFonts w:hint="eastAsia"/>
-        </w:rPr>
-        <w:t>脸图</w:t>
-      </w:r>
-      <w:proofErr w:type="gramEnd"/>
-      <w:r>
-        <w:rPr>
-          <w:rFonts w:hint="eastAsia"/>
-        </w:rPr>
-        <w:t xml:space="preserve"> - 局限性</w:t>
+        <w:t>因此只能在</w:t>
+      </w:r>
+      <w:r>
+        <w:rPr>
+          <w:rFonts w:ascii="Tahoma" w:eastAsia="微软雅黑" w:hAnsi="Tahoma" w:hint="eastAsia"/>
+          <w:kern w:val="0"/>
+          <w:sz w:val="22"/>
+        </w:rPr>
+        <w:t xml:space="preserve"> </w:t>
+      </w:r>
+      <w:r>
+        <w:rPr>
+          <w:rFonts w:ascii="Tahoma" w:eastAsia="微软雅黑" w:hAnsi="Tahoma" w:hint="eastAsia"/>
+          <w:kern w:val="0"/>
+          <w:sz w:val="22"/>
+        </w:rPr>
+        <w:t>逐个绘制</w:t>
+      </w:r>
+      <w:r>
+        <w:rPr>
+          <w:rFonts w:ascii="Tahoma" w:eastAsia="微软雅黑" w:hAnsi="Tahoma" w:hint="eastAsia"/>
+          <w:kern w:val="0"/>
+          <w:sz w:val="22"/>
+        </w:rPr>
+        <w:t xml:space="preserve"> </w:t>
+      </w:r>
+      <w:r>
+        <w:rPr>
+          <w:rFonts w:ascii="Tahoma" w:eastAsia="微软雅黑" w:hAnsi="Tahoma" w:hint="eastAsia"/>
+          <w:kern w:val="0"/>
+          <w:sz w:val="22"/>
+        </w:rPr>
+        <w:t>过程中，</w:t>
       </w:r>
     </w:p>
     <w:p>
@@ -4660,7 +6736,7 @@
           <w:kern w:val="0"/>
           <w:sz w:val="22"/>
         </w:rPr>
-        <w:t>按照绘制规则，</w:t>
+        <w:t>去掉之前的脸图，然后重新画上</w:t>
       </w:r>
       <w:proofErr w:type="gramStart"/>
       <w:r>
@@ -4669,7 +6745,7 @@
           <w:kern w:val="0"/>
           <w:sz w:val="22"/>
         </w:rPr>
-        <w:t>脸图无法</w:t>
+        <w:t>新脸图</w:t>
       </w:r>
       <w:proofErr w:type="gramEnd"/>
       <w:r>
@@ -4678,7 +6754,7 @@
           <w:kern w:val="0"/>
           <w:sz w:val="22"/>
         </w:rPr>
-        <w:t>做成动图。</w:t>
+        <w:t>，用于表现表情变化。</w:t>
       </w:r>
     </w:p>
     <w:p>
@@ -4686,94 +6762,6 @@
         <w:widowControl/>
         <w:adjustRightInd w:val="0"/>
         <w:snapToGrid w:val="0"/>
-        <w:rPr>
-          <w:rFonts w:ascii="Tahoma" w:eastAsia="微软雅黑" w:hAnsi="Tahoma"/>
-          <w:kern w:val="0"/>
-          <w:sz w:val="22"/>
-        </w:rPr>
-      </w:pPr>
-      <w:r>
-        <w:rPr>
-          <w:rFonts w:ascii="Tahoma" w:eastAsia="微软雅黑" w:hAnsi="Tahoma" w:hint="eastAsia"/>
-          <w:kern w:val="0"/>
-          <w:sz w:val="22"/>
-        </w:rPr>
-        <w:t>因此只能在</w:t>
-      </w:r>
-      <w:r>
-        <w:rPr>
-          <w:rFonts w:ascii="Tahoma" w:eastAsia="微软雅黑" w:hAnsi="Tahoma" w:hint="eastAsia"/>
-          <w:kern w:val="0"/>
-          <w:sz w:val="22"/>
-        </w:rPr>
-        <w:t xml:space="preserve"> </w:t>
-      </w:r>
-      <w:r>
-        <w:rPr>
-          <w:rFonts w:ascii="Tahoma" w:eastAsia="微软雅黑" w:hAnsi="Tahoma" w:hint="eastAsia"/>
-          <w:kern w:val="0"/>
-          <w:sz w:val="22"/>
-        </w:rPr>
-        <w:t>逐个绘制</w:t>
-      </w:r>
-      <w:r>
-        <w:rPr>
-          <w:rFonts w:ascii="Tahoma" w:eastAsia="微软雅黑" w:hAnsi="Tahoma" w:hint="eastAsia"/>
-          <w:kern w:val="0"/>
-          <w:sz w:val="22"/>
-        </w:rPr>
-        <w:t xml:space="preserve"> </w:t>
-      </w:r>
-      <w:r>
-        <w:rPr>
-          <w:rFonts w:ascii="Tahoma" w:eastAsia="微软雅黑" w:hAnsi="Tahoma" w:hint="eastAsia"/>
-          <w:kern w:val="0"/>
-          <w:sz w:val="22"/>
-        </w:rPr>
-        <w:t>过程中，</w:t>
-      </w:r>
-    </w:p>
-    <w:p>
-      <w:pPr>
-        <w:widowControl/>
-        <w:adjustRightInd w:val="0"/>
-        <w:snapToGrid w:val="0"/>
-        <w:rPr>
-          <w:rFonts w:ascii="Tahoma" w:eastAsia="微软雅黑" w:hAnsi="Tahoma"/>
-          <w:kern w:val="0"/>
-          <w:sz w:val="22"/>
-        </w:rPr>
-      </w:pPr>
-      <w:r>
-        <w:rPr>
-          <w:rFonts w:ascii="Tahoma" w:eastAsia="微软雅黑" w:hAnsi="Tahoma" w:hint="eastAsia"/>
-          <w:kern w:val="0"/>
-          <w:sz w:val="22"/>
-        </w:rPr>
-        <w:t>去掉之前的脸图，然后重新画上</w:t>
-      </w:r>
-      <w:proofErr w:type="gramStart"/>
-      <w:r>
-        <w:rPr>
-          <w:rFonts w:ascii="Tahoma" w:eastAsia="微软雅黑" w:hAnsi="Tahoma" w:hint="eastAsia"/>
-          <w:kern w:val="0"/>
-          <w:sz w:val="22"/>
-        </w:rPr>
-        <w:t>新脸图</w:t>
-      </w:r>
-      <w:proofErr w:type="gramEnd"/>
-      <w:r>
-        <w:rPr>
-          <w:rFonts w:ascii="Tahoma" w:eastAsia="微软雅黑" w:hAnsi="Tahoma" w:hint="eastAsia"/>
-          <w:kern w:val="0"/>
-          <w:sz w:val="22"/>
-        </w:rPr>
-        <w:t>，用于表现表情变化。</w:t>
-      </w:r>
-    </w:p>
-    <w:p>
-      <w:pPr>
-        <w:widowControl/>
         <w:jc w:val="center"/>
         <w:rPr>
           <w:rFonts w:ascii="Tahoma" w:eastAsia="微软雅黑" w:hAnsi="Tahoma"/>
@@ -4803,7 +6791,7 @@
                     </pic:cNvPicPr>
                   </pic:nvPicPr>
                   <pic:blipFill>
-                    <a:blip r:embed="rId30">
+                    <a:blip r:embed="rId29">
                       <a:extLst>
                         <a:ext uri="{28A0092B-C50C-407E-A947-70E740481C1C}">
                           <a14:useLocalDpi xmlns:a14="http://schemas.microsoft.com/office/drawing/2010/main" val="0"/>
@@ -4857,6 +6845,7 @@
         <w:rPr>
           <w:rFonts w:hint="eastAsia"/>
         </w:rPr>
+        <w:lastRenderedPageBreak/>
         <w:t>脸图</w:t>
       </w:r>
       <w:proofErr w:type="gramEnd"/>
@@ -5027,7 +7016,23 @@
           <w:kern w:val="0"/>
           <w:sz w:val="22"/>
         </w:rPr>
-        <w:t>，如下图，角色只能配置</w:t>
+        <w:t>，如下图，</w:t>
+      </w:r>
+      <w:r>
+        <w:rPr>
+          <w:rFonts w:ascii="Tahoma" w:eastAsia="微软雅黑" w:hAnsi="Tahoma" w:hint="eastAsia"/>
+          <w:kern w:val="0"/>
+          <w:sz w:val="22"/>
+        </w:rPr>
+        <w:t>每个</w:t>
+      </w:r>
+      <w:r>
+        <w:rPr>
+          <w:rFonts w:ascii="Tahoma" w:eastAsia="微软雅黑" w:hAnsi="Tahoma" w:hint="eastAsia"/>
+          <w:kern w:val="0"/>
+          <w:sz w:val="22"/>
+        </w:rPr>
+        <w:t>角色只能配置</w:t>
       </w:r>
       <w:proofErr w:type="gramStart"/>
       <w:r>
@@ -5088,7 +7093,7 @@
                     </pic:cNvPicPr>
                   </pic:nvPicPr>
                   <pic:blipFill>
-                    <a:blip r:embed="rId31">
+                    <a:blip r:embed="rId30">
                       <a:extLst>
                         <a:ext uri="{28A0092B-C50C-407E-A947-70E740481C1C}">
                           <a14:useLocalDpi xmlns:a14="http://schemas.microsoft.com/office/drawing/2010/main" val="0"/>
@@ -5137,8 +7142,23 @@
           <w:kern w:val="0"/>
           <w:sz w:val="22"/>
         </w:rPr>
-        <w:lastRenderedPageBreak/>
-        <w:t>这个对应的资源，只有</w:t>
+        <w:t>这个</w:t>
+      </w:r>
+      <w:r>
+        <w:rPr>
+          <w:rFonts w:ascii="Tahoma" w:eastAsia="微软雅黑" w:hAnsi="Tahoma" w:hint="eastAsia"/>
+          <w:kern w:val="0"/>
+          <w:sz w:val="22"/>
+        </w:rPr>
+        <w:t>角色</w:t>
+      </w:r>
+      <w:r>
+        <w:rPr>
+          <w:rFonts w:ascii="Tahoma" w:eastAsia="微软雅黑" w:hAnsi="Tahoma" w:hint="eastAsia"/>
+          <w:kern w:val="0"/>
+          <w:sz w:val="22"/>
+        </w:rPr>
+        <w:t>对应的资源，只有</w:t>
       </w:r>
       <w:r>
         <w:rPr>
@@ -5237,7 +7257,7 @@
                     </pic:cNvPicPr>
                   </pic:nvPicPr>
                   <pic:blipFill>
-                    <a:blip r:embed="rId32">
+                    <a:blip r:embed="rId31">
                       <a:extLst>
                         <a:ext uri="{28A0092B-C50C-407E-A947-70E740481C1C}">
                           <a14:useLocalDpi xmlns:a14="http://schemas.microsoft.com/office/drawing/2010/main" val="0"/>
@@ -5392,7 +7412,25 @@
                 <w:kern w:val="0"/>
                 <w:sz w:val="22"/>
               </w:rPr>
-              <w:t>\fp[1:0]</w:t>
+              <w:t>\</w:t>
+            </w:r>
+            <w:proofErr w:type="spellStart"/>
+            <w:r>
+              <w:rPr>
+                <w:rFonts w:ascii="Tahoma" w:eastAsia="微软雅黑" w:hAnsi="Tahoma" w:hint="eastAsia"/>
+                <w:kern w:val="0"/>
+                <w:sz w:val="22"/>
+              </w:rPr>
+              <w:t>fp</w:t>
+            </w:r>
+            <w:proofErr w:type="spellEnd"/>
+            <w:r>
+              <w:rPr>
+                <w:rFonts w:ascii="Tahoma" w:eastAsia="微软雅黑" w:hAnsi="Tahoma" w:hint="eastAsia"/>
+                <w:kern w:val="0"/>
+                <w:sz w:val="22"/>
+              </w:rPr>
+              <w:t>[1:0]</w:t>
             </w:r>
             <w:r>
               <w:rPr>
@@ -5428,7 +7466,25 @@
                 <w:kern w:val="0"/>
                 <w:sz w:val="22"/>
               </w:rPr>
-              <w:t>\fp[1:6]</w:t>
+              <w:t>\</w:t>
+            </w:r>
+            <w:proofErr w:type="spellStart"/>
+            <w:r>
+              <w:rPr>
+                <w:rFonts w:ascii="Tahoma" w:eastAsia="微软雅黑" w:hAnsi="Tahoma" w:hint="eastAsia"/>
+                <w:kern w:val="0"/>
+                <w:sz w:val="22"/>
+              </w:rPr>
+              <w:t>fp</w:t>
+            </w:r>
+            <w:proofErr w:type="spellEnd"/>
+            <w:r>
+              <w:rPr>
+                <w:rFonts w:ascii="Tahoma" w:eastAsia="微软雅黑" w:hAnsi="Tahoma" w:hint="eastAsia"/>
+                <w:kern w:val="0"/>
+                <w:sz w:val="22"/>
+              </w:rPr>
+              <w:t>[1:6]</w:t>
             </w:r>
             <w:r>
               <w:rPr>
@@ -5533,7 +7589,7 @@
                           </pic:cNvPicPr>
                         </pic:nvPicPr>
                         <pic:blipFill>
-                          <a:blip r:embed="rId33">
+                          <a:blip r:embed="rId32">
                             <a:extLst>
                               <a:ext uri="{28A0092B-C50C-407E-A947-70E740481C1C}">
                                 <a14:useLocalDpi xmlns:a14="http://schemas.microsoft.com/office/drawing/2010/main" val="0"/>
@@ -5712,6 +7768,7 @@
         </w:rPr>
         <w:t>◆</w:t>
       </w:r>
+      <w:proofErr w:type="spellStart"/>
       <w:r>
         <w:rPr>
           <w:rFonts w:ascii="Tahoma" w:eastAsia="微软雅黑" w:hAnsi="Tahoma"/>
@@ -5720,6 +7777,7 @@
         </w:rPr>
         <w:t>Drill_LayerRunningSpeed</w:t>
       </w:r>
+      <w:proofErr w:type="spellEnd"/>
       <w:r>
         <w:rPr>
           <w:rFonts w:ascii="Tahoma" w:eastAsia="微软雅黑" w:hAnsi="Tahoma"/>
@@ -5832,7 +7890,7 @@
                     </pic:cNvPicPr>
                   </pic:nvPicPr>
                   <pic:blipFill>
-                    <a:blip r:embed="rId34">
+                    <a:blip r:embed="rId33">
                       <a:extLst>
                         <a:ext uri="{28A0092B-C50C-407E-A947-70E740481C1C}">
                           <a14:useLocalDpi xmlns:a14="http://schemas.microsoft.com/office/drawing/2010/main" val="0"/>
@@ -5932,8 +7990,8 @@
           <w:bCs w:val="0"/>
         </w:rPr>
       </w:pPr>
-      <w:bookmarkStart w:id="1" w:name="_按键_-_连按立即显示"/>
-      <w:bookmarkEnd w:id="1"/>
+      <w:bookmarkStart w:id="2" w:name="_按键_-_连按立即显示"/>
+      <w:bookmarkEnd w:id="2"/>
       <w:r>
         <w:rPr>
           <w:rFonts w:ascii="等线" w:eastAsia="等线" w:hAnsi="等线" w:hint="eastAsia"/>
@@ -6117,7 +8175,7 @@
                     </pic:cNvPicPr>
                   </pic:nvPicPr>
                   <pic:blipFill>
-                    <a:blip r:embed="rId35">
+                    <a:blip r:embed="rId34">
                       <a:extLst>
                         <a:ext uri="{28A0092B-C50C-407E-A947-70E740481C1C}">
                           <a14:useLocalDpi xmlns:a14="http://schemas.microsoft.com/office/drawing/2010/main" val="0"/>
@@ -6185,7 +8243,7 @@
                     </pic:cNvPicPr>
                   </pic:nvPicPr>
                   <pic:blipFill>
-                    <a:blip r:embed="rId36">
+                    <a:blip r:embed="rId35">
                       <a:extLst>
                         <a:ext uri="{28A0092B-C50C-407E-A947-70E740481C1C}">
                           <a14:useLocalDpi xmlns:a14="http://schemas.microsoft.com/office/drawing/2010/main" val="0"/>
@@ -6313,7 +8371,6 @@
     <w:p>
       <w:pPr>
         <w:widowControl/>
-        <w:snapToGrid w:val="0"/>
         <w:jc w:val="left"/>
         <w:rPr>
           <w:rFonts w:ascii="Tahoma" w:eastAsia="微软雅黑" w:hAnsi="Tahoma"/>
@@ -6337,6 +8394,7 @@
         </w:rPr>
         <w:t>◆</w:t>
       </w:r>
+      <w:proofErr w:type="spellStart"/>
       <w:r>
         <w:rPr>
           <w:rFonts w:ascii="Tahoma" w:eastAsia="微软雅黑" w:hAnsi="Tahoma"/>
@@ -6345,6 +8403,7 @@
         </w:rPr>
         <w:t>Drill_DialogMessageFastSkip</w:t>
       </w:r>
+      <w:proofErr w:type="spellEnd"/>
       <w:r>
         <w:rPr>
           <w:rFonts w:ascii="Tahoma" w:eastAsia="微软雅黑" w:hAnsi="Tahoma"/>
@@ -6385,7 +8444,7 @@
         </w:rPr>
         <w:t xml:space="preserve"> - </w:t>
       </w:r>
-      <w:bookmarkStart w:id="2" w:name="对话加速键"/>
+      <w:bookmarkStart w:id="3" w:name="对话加速键"/>
       <w:r>
         <w:rPr>
           <w:rFonts w:ascii="Tahoma" w:eastAsia="微软雅黑" w:hAnsi="Tahoma" w:hint="eastAsia"/>
@@ -6394,7 +8453,7 @@
         </w:rPr>
         <w:t>对话加速键</w:t>
       </w:r>
-      <w:bookmarkEnd w:id="2"/>
+      <w:bookmarkEnd w:id="3"/>
     </w:p>
     <w:p>
       <w:pPr>
@@ -6616,7 +8675,7 @@
                     </pic:cNvPicPr>
                   </pic:nvPicPr>
                   <pic:blipFill>
-                    <a:blip r:embed="rId37">
+                    <a:blip r:embed="rId36">
                       <a:extLst>
                         <a:ext uri="{28A0092B-C50C-407E-A947-70E740481C1C}">
                           <a14:useLocalDpi xmlns:a14="http://schemas.microsoft.com/office/drawing/2010/main" val="0"/>
@@ -6681,7 +8740,7 @@
                     </pic:cNvPicPr>
                   </pic:nvPicPr>
                   <pic:blipFill>
-                    <a:blip r:embed="rId38">
+                    <a:blip r:embed="rId37">
                       <a:extLst>
                         <a:ext uri="{28A0092B-C50C-407E-A947-70E740481C1C}">
                           <a14:useLocalDpi xmlns:a14="http://schemas.microsoft.com/office/drawing/2010/main" val="0"/>
@@ -6818,7 +8877,7 @@
                     </pic:cNvPicPr>
                   </pic:nvPicPr>
                   <pic:blipFill>
-                    <a:blip r:embed="rId39">
+                    <a:blip r:embed="rId38">
                       <a:extLst>
                         <a:ext uri="{28A0092B-C50C-407E-A947-70E740481C1C}">
                           <a14:useLocalDpi xmlns:a14="http://schemas.microsoft.com/office/drawing/2010/main" val="0"/>
@@ -7068,6 +9127,1787 @@
                 <w:sz w:val="22"/>
               </w:rPr>
               <w:t>章节。</w:t>
+            </w:r>
+          </w:p>
+        </w:tc>
+      </w:tr>
+    </w:tbl>
+    <w:p>
+      <w:pPr>
+        <w:widowControl/>
+        <w:jc w:val="left"/>
+        <w:rPr>
+          <w:rFonts w:ascii="Tahoma" w:eastAsia="微软雅黑" w:hAnsi="Tahoma"/>
+          <w:kern w:val="0"/>
+          <w:sz w:val="22"/>
+        </w:rPr>
+      </w:pPr>
+    </w:p>
+    <w:p>
+      <w:pPr>
+        <w:widowControl/>
+        <w:jc w:val="left"/>
+        <w:rPr>
+          <w:rFonts w:ascii="Tahoma" w:eastAsia="微软雅黑" w:hAnsi="Tahoma"/>
+          <w:kern w:val="0"/>
+          <w:sz w:val="22"/>
+        </w:rPr>
+      </w:pPr>
+      <w:r>
+        <w:rPr>
+          <w:rFonts w:ascii="Tahoma" w:eastAsia="微软雅黑" w:hAnsi="Tahoma"/>
+          <w:kern w:val="0"/>
+          <w:sz w:val="22"/>
+        </w:rPr>
+        <w:br w:type="page"/>
+      </w:r>
+    </w:p>
+    <w:p>
+      <w:pPr>
+        <w:pStyle w:val="3"/>
+        <w:spacing w:before="240"/>
+        <w:rPr>
+          <w:rFonts w:ascii="等线" w:eastAsia="等线" w:hAnsi="等线" w:hint="eastAsia"/>
+          <w:b w:val="0"/>
+          <w:bCs w:val="0"/>
+        </w:rPr>
+      </w:pPr>
+      <w:r>
+        <w:rPr>
+          <w:rFonts w:ascii="等线" w:eastAsia="等线" w:hAnsi="等线" w:hint="eastAsia"/>
+        </w:rPr>
+        <w:lastRenderedPageBreak/>
+        <w:t>【对话框 -</w:t>
+      </w:r>
+      <w:r>
+        <w:rPr>
+          <w:rFonts w:ascii="等线" w:eastAsia="等线" w:hAnsi="等线"/>
+        </w:rPr>
+        <w:t xml:space="preserve"> </w:t>
+      </w:r>
+      <w:r>
+        <w:rPr>
+          <w:rFonts w:ascii="等线" w:eastAsia="等线" w:hAnsi="等线" w:hint="eastAsia"/>
+        </w:rPr>
+        <w:t>对话自动播放】</w:t>
+      </w:r>
+    </w:p>
+    <w:p>
+      <w:pPr>
+        <w:widowControl/>
+        <w:snapToGrid w:val="0"/>
+        <w:jc w:val="left"/>
+        <w:rPr>
+          <w:rFonts w:ascii="Tahoma" w:eastAsia="微软雅黑" w:hAnsi="Tahoma"/>
+          <w:kern w:val="0"/>
+          <w:sz w:val="22"/>
+        </w:rPr>
+      </w:pPr>
+      <w:r>
+        <w:rPr>
+          <w:rFonts w:ascii="Tahoma" w:eastAsia="微软雅黑" w:hAnsi="Tahoma" w:hint="eastAsia"/>
+          <w:kern w:val="0"/>
+          <w:sz w:val="22"/>
+        </w:rPr>
+        <w:t>插件提供了对话框</w:t>
+      </w:r>
+      <w:r>
+        <w:rPr>
+          <w:rFonts w:ascii="Tahoma" w:eastAsia="微软雅黑" w:hAnsi="Tahoma" w:hint="eastAsia"/>
+          <w:kern w:val="0"/>
+          <w:sz w:val="22"/>
+        </w:rPr>
+        <w:t>自动播放</w:t>
+      </w:r>
+      <w:r>
+        <w:rPr>
+          <w:rFonts w:ascii="Tahoma" w:eastAsia="微软雅黑" w:hAnsi="Tahoma" w:hint="eastAsia"/>
+          <w:kern w:val="0"/>
+          <w:sz w:val="22"/>
+        </w:rPr>
+        <w:t>的功能。</w:t>
+      </w:r>
+    </w:p>
+    <w:p>
+      <w:pPr>
+        <w:widowControl/>
+        <w:jc w:val="left"/>
+        <w:rPr>
+          <w:rFonts w:ascii="Tahoma" w:eastAsia="微软雅黑" w:hAnsi="Tahoma"/>
+          <w:kern w:val="0"/>
+          <w:sz w:val="22"/>
+        </w:rPr>
+      </w:pPr>
+      <w:r>
+        <w:rPr>
+          <w:rFonts w:ascii="Tahoma" w:eastAsia="微软雅黑" w:hAnsi="Tahoma"/>
+          <w:kern w:val="0"/>
+          <w:sz w:val="22"/>
+        </w:rPr>
+        <w:tab/>
+      </w:r>
+      <w:r>
+        <w:rPr>
+          <w:rFonts w:ascii="Tahoma" w:eastAsia="微软雅黑" w:hAnsi="Tahoma" w:hint="eastAsia"/>
+          <w:kern w:val="0"/>
+          <w:sz w:val="22"/>
+        </w:rPr>
+        <w:t>◆</w:t>
+      </w:r>
+      <w:proofErr w:type="spellStart"/>
+      <w:r>
+        <w:rPr>
+          <w:rFonts w:ascii="Tahoma" w:eastAsia="微软雅黑" w:hAnsi="Tahoma" w:hint="eastAsia"/>
+          <w:kern w:val="0"/>
+          <w:sz w:val="22"/>
+        </w:rPr>
+        <w:t>Drill_DialogMessageAutoPlay</w:t>
+      </w:r>
+      <w:proofErr w:type="spellEnd"/>
+      <w:r>
+        <w:tab/>
+      </w:r>
+      <w:r>
+        <w:tab/>
+      </w:r>
+      <w:r>
+        <w:rPr>
+          <w:rFonts w:ascii="Tahoma" w:eastAsia="微软雅黑" w:hAnsi="Tahoma" w:hint="eastAsia"/>
+          <w:kern w:val="0"/>
+          <w:sz w:val="22"/>
+        </w:rPr>
+        <w:t>对话框</w:t>
+      </w:r>
+      <w:r>
+        <w:rPr>
+          <w:rFonts w:ascii="Tahoma" w:eastAsia="微软雅黑" w:hAnsi="Tahoma" w:hint="eastAsia"/>
+          <w:kern w:val="0"/>
+          <w:sz w:val="22"/>
+        </w:rPr>
+        <w:t xml:space="preserve"> - </w:t>
+      </w:r>
+      <w:r>
+        <w:rPr>
+          <w:rFonts w:ascii="Tahoma" w:eastAsia="微软雅黑" w:hAnsi="Tahoma" w:hint="eastAsia"/>
+          <w:kern w:val="0"/>
+          <w:sz w:val="22"/>
+        </w:rPr>
+        <w:t>对话自动播放</w:t>
+      </w:r>
+    </w:p>
+    <w:p>
+      <w:pPr>
+        <w:widowControl/>
+        <w:snapToGrid w:val="0"/>
+        <w:jc w:val="left"/>
+        <w:rPr>
+          <w:rFonts w:ascii="Tahoma" w:eastAsia="微软雅黑" w:hAnsi="Tahoma"/>
+          <w:kern w:val="0"/>
+          <w:sz w:val="22"/>
+        </w:rPr>
+      </w:pPr>
+      <w:r>
+        <w:rPr>
+          <w:rFonts w:ascii="Tahoma" w:eastAsia="微软雅黑" w:hAnsi="Tahoma" w:hint="eastAsia"/>
+          <w:b/>
+          <w:bCs/>
+          <w:kern w:val="0"/>
+          <w:sz w:val="22"/>
+        </w:rPr>
+        <w:t>对话自动播放</w:t>
+      </w:r>
+      <w:r>
+        <w:rPr>
+          <w:rFonts w:ascii="Tahoma" w:eastAsia="微软雅黑" w:hAnsi="Tahoma" w:hint="eastAsia"/>
+          <w:b/>
+          <w:bCs/>
+          <w:kern w:val="0"/>
+          <w:sz w:val="22"/>
+        </w:rPr>
+        <w:t>：</w:t>
+      </w:r>
+      <w:r>
+        <w:rPr>
+          <w:rFonts w:ascii="Tahoma" w:eastAsia="微软雅黑" w:hAnsi="Tahoma" w:hint="eastAsia"/>
+          <w:kern w:val="0"/>
+          <w:sz w:val="22"/>
+        </w:rPr>
+        <w:t>指对话框</w:t>
+      </w:r>
+      <w:r>
+        <w:rPr>
+          <w:rFonts w:ascii="Tahoma" w:eastAsia="微软雅黑" w:hAnsi="Tahoma" w:hint="eastAsia"/>
+          <w:kern w:val="0"/>
+          <w:sz w:val="22"/>
+        </w:rPr>
+        <w:t>播放结束时，</w:t>
+      </w:r>
+      <w:r>
+        <w:rPr>
+          <w:rFonts w:ascii="Tahoma" w:eastAsia="微软雅黑" w:hAnsi="Tahoma" w:hint="eastAsia"/>
+          <w:kern w:val="0"/>
+          <w:sz w:val="22"/>
+        </w:rPr>
+        <w:t>等一段时间后，自动进入下一页对话</w:t>
+      </w:r>
+      <w:r>
+        <w:rPr>
+          <w:rFonts w:ascii="Tahoma" w:eastAsia="微软雅黑" w:hAnsi="Tahoma" w:hint="eastAsia"/>
+          <w:kern w:val="0"/>
+          <w:sz w:val="22"/>
+        </w:rPr>
+        <w:t>。</w:t>
+      </w:r>
+    </w:p>
+    <w:p>
+      <w:pPr>
+        <w:widowControl/>
+        <w:snapToGrid w:val="0"/>
+        <w:jc w:val="left"/>
+        <w:rPr>
+          <w:rFonts w:ascii="Tahoma" w:eastAsia="微软雅黑" w:hAnsi="Tahoma"/>
+          <w:kern w:val="0"/>
+          <w:sz w:val="22"/>
+        </w:rPr>
+      </w:pPr>
+      <w:r>
+        <w:rPr>
+          <w:rFonts w:ascii="Tahoma" w:eastAsia="微软雅黑" w:hAnsi="Tahoma" w:hint="eastAsia"/>
+          <w:kern w:val="0"/>
+          <w:sz w:val="22"/>
+        </w:rPr>
+        <w:t>这个过程</w:t>
+      </w:r>
+      <w:r>
+        <w:rPr>
+          <w:rFonts w:ascii="Tahoma" w:eastAsia="微软雅黑" w:hAnsi="Tahoma" w:hint="eastAsia"/>
+          <w:kern w:val="0"/>
+          <w:sz w:val="22"/>
+        </w:rPr>
+        <w:t>本质</w:t>
+      </w:r>
+      <w:r>
+        <w:rPr>
+          <w:rFonts w:ascii="Tahoma" w:eastAsia="微软雅黑" w:hAnsi="Tahoma" w:hint="eastAsia"/>
+          <w:kern w:val="0"/>
+          <w:sz w:val="22"/>
+        </w:rPr>
+        <w:t>就是系统自动</w:t>
+      </w:r>
+      <w:proofErr w:type="gramStart"/>
+      <w:r>
+        <w:rPr>
+          <w:rFonts w:ascii="Tahoma" w:eastAsia="微软雅黑" w:hAnsi="Tahoma" w:hint="eastAsia"/>
+          <w:kern w:val="0"/>
+          <w:sz w:val="22"/>
+        </w:rPr>
+        <w:t>帮助按</w:t>
+      </w:r>
+      <w:proofErr w:type="gramEnd"/>
+      <w:r>
+        <w:rPr>
+          <w:rFonts w:ascii="Tahoma" w:eastAsia="微软雅黑" w:hAnsi="Tahoma" w:hint="eastAsia"/>
+          <w:kern w:val="0"/>
+          <w:sz w:val="22"/>
+        </w:rPr>
+        <w:t>确认键。</w:t>
+      </w:r>
+    </w:p>
+    <w:p>
+      <w:pPr>
+        <w:widowControl/>
+        <w:jc w:val="center"/>
+        <w:rPr>
+          <w:rFonts w:ascii="Tahoma" w:eastAsia="微软雅黑" w:hAnsi="Tahoma"/>
+          <w:kern w:val="0"/>
+          <w:sz w:val="22"/>
+        </w:rPr>
+      </w:pPr>
+      <w:r>
+        <w:rPr>
+          <w:noProof/>
+        </w:rPr>
+        <w:drawing>
+          <wp:inline distT="0" distB="0" distL="0" distR="0" wp14:anchorId="036E6AB4" wp14:editId="5BB51ED3">
+            <wp:extent cx="3078480" cy="1668780"/>
+            <wp:effectExtent l="0" t="0" r="7620" b="7620"/>
+            <wp:docPr id="1211600107" name="图片 1"/>
+            <wp:cNvGraphicFramePr>
+              <a:graphicFrameLocks xmlns:a="http://schemas.openxmlformats.org/drawingml/2006/main" noChangeAspect="1"/>
+            </wp:cNvGraphicFramePr>
+            <a:graphic xmlns:a="http://schemas.openxmlformats.org/drawingml/2006/main">
+              <a:graphicData uri="http://schemas.openxmlformats.org/drawingml/2006/picture">
+                <pic:pic xmlns:pic="http://schemas.openxmlformats.org/drawingml/2006/picture">
+                  <pic:nvPicPr>
+                    <pic:cNvPr id="0" name="Picture 2"/>
+                    <pic:cNvPicPr>
+                      <a:picLocks noChangeAspect="1" noChangeArrowheads="1"/>
+                    </pic:cNvPicPr>
+                  </pic:nvPicPr>
+                  <pic:blipFill>
+                    <a:blip r:embed="rId39">
+                      <a:extLst>
+                        <a:ext uri="{28A0092B-C50C-407E-A947-70E740481C1C}">
+                          <a14:useLocalDpi xmlns:a14="http://schemas.microsoft.com/office/drawing/2010/main" val="0"/>
+                        </a:ext>
+                      </a:extLst>
+                    </a:blip>
+                    <a:srcRect/>
+                    <a:stretch>
+                      <a:fillRect/>
+                    </a:stretch>
+                  </pic:blipFill>
+                  <pic:spPr bwMode="auto">
+                    <a:xfrm>
+                      <a:off x="0" y="0"/>
+                      <a:ext cx="3078480" cy="1668780"/>
+                    </a:xfrm>
+                    <a:prstGeom prst="rect">
+                      <a:avLst/>
+                    </a:prstGeom>
+                    <a:noFill/>
+                    <a:ln>
+                      <a:noFill/>
+                    </a:ln>
+                  </pic:spPr>
+                </pic:pic>
+              </a:graphicData>
+            </a:graphic>
+          </wp:inline>
+        </w:drawing>
+      </w:r>
+    </w:p>
+    <w:p>
+      <w:pPr>
+        <w:widowControl/>
+        <w:snapToGrid w:val="0"/>
+        <w:jc w:val="left"/>
+        <w:rPr>
+          <w:rFonts w:ascii="Tahoma" w:eastAsia="微软雅黑" w:hAnsi="Tahoma"/>
+          <w:kern w:val="0"/>
+          <w:sz w:val="22"/>
+        </w:rPr>
+      </w:pPr>
+      <w:r>
+        <w:rPr>
+          <w:rFonts w:ascii="Tahoma" w:eastAsia="微软雅黑" w:hAnsi="Tahoma" w:hint="eastAsia"/>
+          <w:kern w:val="0"/>
+          <w:sz w:val="22"/>
+        </w:rPr>
+        <w:t>你可以通过插件指令手动开关对话自动播放的功能。</w:t>
+      </w:r>
+    </w:p>
+    <w:p>
+      <w:pPr>
+        <w:widowControl/>
+        <w:jc w:val="center"/>
+        <w:rPr>
+          <w:rFonts w:ascii="Tahoma" w:eastAsia="微软雅黑" w:hAnsi="Tahoma"/>
+          <w:kern w:val="0"/>
+          <w:sz w:val="22"/>
+        </w:rPr>
+      </w:pPr>
+      <w:r>
+        <w:rPr>
+          <w:noProof/>
+        </w:rPr>
+        <w:drawing>
+          <wp:inline distT="0" distB="0" distL="0" distR="0" wp14:anchorId="5C24C048" wp14:editId="17457EF6">
+            <wp:extent cx="5172086" cy="1188720"/>
+            <wp:effectExtent l="0" t="0" r="9525" b="0"/>
+            <wp:docPr id="694269151" name="图片 2"/>
+            <wp:cNvGraphicFramePr>
+              <a:graphicFrameLocks xmlns:a="http://schemas.openxmlformats.org/drawingml/2006/main" noChangeAspect="1"/>
+            </wp:cNvGraphicFramePr>
+            <a:graphic xmlns:a="http://schemas.openxmlformats.org/drawingml/2006/main">
+              <a:graphicData uri="http://schemas.openxmlformats.org/drawingml/2006/picture">
+                <pic:pic xmlns:pic="http://schemas.openxmlformats.org/drawingml/2006/picture">
+                  <pic:nvPicPr>
+                    <pic:cNvPr id="0" name="Picture 4"/>
+                    <pic:cNvPicPr>
+                      <a:picLocks noChangeAspect="1" noChangeArrowheads="1"/>
+                    </pic:cNvPicPr>
+                  </pic:nvPicPr>
+                  <pic:blipFill>
+                    <a:blip r:embed="rId40">
+                      <a:extLst>
+                        <a:ext uri="{28A0092B-C50C-407E-A947-70E740481C1C}">
+                          <a14:useLocalDpi xmlns:a14="http://schemas.microsoft.com/office/drawing/2010/main" val="0"/>
+                        </a:ext>
+                      </a:extLst>
+                    </a:blip>
+                    <a:srcRect/>
+                    <a:stretch>
+                      <a:fillRect/>
+                    </a:stretch>
+                  </pic:blipFill>
+                  <pic:spPr bwMode="auto">
+                    <a:xfrm>
+                      <a:off x="0" y="0"/>
+                      <a:ext cx="5181088" cy="1190789"/>
+                    </a:xfrm>
+                    <a:prstGeom prst="rect">
+                      <a:avLst/>
+                    </a:prstGeom>
+                    <a:noFill/>
+                    <a:ln>
+                      <a:noFill/>
+                    </a:ln>
+                  </pic:spPr>
+                </pic:pic>
+              </a:graphicData>
+            </a:graphic>
+          </wp:inline>
+        </w:drawing>
+      </w:r>
+    </w:p>
+    <w:tbl>
+      <w:tblPr>
+        <w:tblStyle w:val="af"/>
+        <w:tblW w:w="0" w:type="auto"/>
+        <w:shd w:val="clear" w:color="auto" w:fill="FFF2CC" w:themeFill="accent4" w:themeFillTint="33"/>
+        <w:tblLook w:val="04A0" w:firstRow="1" w:lastRow="0" w:firstColumn="1" w:lastColumn="0" w:noHBand="0" w:noVBand="1"/>
+      </w:tblPr>
+      <w:tblGrid>
+        <w:gridCol w:w="8522"/>
+      </w:tblGrid>
+      <w:tr>
+        <w:tc>
+          <w:tcPr>
+            <w:tcW w:w="8522" w:type="dxa"/>
+            <w:shd w:val="clear" w:color="auto" w:fill="FFF2CC" w:themeFill="accent4" w:themeFillTint="33"/>
+          </w:tcPr>
+          <w:p>
+            <w:pPr>
+              <w:widowControl/>
+              <w:jc w:val="left"/>
+              <w:rPr>
+                <w:rFonts w:ascii="Tahoma" w:eastAsia="微软雅黑" w:hAnsi="Tahoma"/>
+                <w:kern w:val="0"/>
+                <w:sz w:val="22"/>
+              </w:rPr>
+            </w:pPr>
+            <w:r>
+              <w:rPr>
+                <w:rFonts w:ascii="Tahoma" w:eastAsia="微软雅黑" w:hAnsi="Tahoma" w:hint="eastAsia"/>
+                <w:kern w:val="0"/>
+                <w:sz w:val="22"/>
+              </w:rPr>
+              <w:t>该</w:t>
+            </w:r>
+            <w:proofErr w:type="gramStart"/>
+            <w:r>
+              <w:rPr>
+                <w:rFonts w:ascii="Tahoma" w:eastAsia="微软雅黑" w:hAnsi="Tahoma" w:hint="eastAsia"/>
+                <w:kern w:val="0"/>
+                <w:sz w:val="22"/>
+              </w:rPr>
+              <w:t>插件未</w:t>
+            </w:r>
+            <w:proofErr w:type="gramEnd"/>
+            <w:r>
+              <w:rPr>
+                <w:rFonts w:ascii="Tahoma" w:eastAsia="微软雅黑" w:hAnsi="Tahoma" w:hint="eastAsia"/>
+                <w:kern w:val="0"/>
+                <w:sz w:val="22"/>
+              </w:rPr>
+              <w:t>提供</w:t>
+            </w:r>
+            <w:r>
+              <w:rPr>
+                <w:rFonts w:ascii="Tahoma" w:eastAsia="微软雅黑" w:hAnsi="Tahoma" w:hint="eastAsia"/>
+                <w:kern w:val="0"/>
+                <w:sz w:val="22"/>
+              </w:rPr>
+              <w:t>自动播放</w:t>
+            </w:r>
+            <w:r>
+              <w:rPr>
+                <w:rFonts w:ascii="Tahoma" w:eastAsia="微软雅黑" w:hAnsi="Tahoma" w:hint="eastAsia"/>
+                <w:kern w:val="0"/>
+                <w:sz w:val="22"/>
+              </w:rPr>
+              <w:t>的</w:t>
+            </w:r>
+            <w:r>
+              <w:rPr>
+                <w:rFonts w:ascii="Tahoma" w:eastAsia="微软雅黑" w:hAnsi="Tahoma" w:hint="eastAsia"/>
+                <w:kern w:val="0"/>
+                <w:sz w:val="22"/>
+              </w:rPr>
+              <w:t>按钮，需要你自己用</w:t>
+            </w:r>
+            <w:r>
+              <w:rPr>
+                <w:rFonts w:ascii="Tahoma" w:eastAsia="微软雅黑" w:hAnsi="Tahoma" w:hint="eastAsia"/>
+                <w:kern w:val="0"/>
+                <w:sz w:val="22"/>
+              </w:rPr>
+              <w:t xml:space="preserve"> </w:t>
+            </w:r>
+            <w:r>
+              <w:rPr>
+                <w:rFonts w:ascii="Tahoma" w:eastAsia="微软雅黑" w:hAnsi="Tahoma" w:hint="eastAsia"/>
+                <w:kern w:val="0"/>
+                <w:sz w:val="22"/>
+              </w:rPr>
+              <w:t>按钮插件</w:t>
+            </w:r>
+            <w:r>
+              <w:rPr>
+                <w:rFonts w:ascii="Tahoma" w:eastAsia="微软雅黑" w:hAnsi="Tahoma" w:hint="eastAsia"/>
+                <w:kern w:val="0"/>
+                <w:sz w:val="22"/>
+              </w:rPr>
+              <w:t>+</w:t>
+            </w:r>
+            <w:r>
+              <w:rPr>
+                <w:rFonts w:ascii="Tahoma" w:eastAsia="微软雅黑" w:hAnsi="Tahoma" w:hint="eastAsia"/>
+                <w:kern w:val="0"/>
+                <w:sz w:val="22"/>
+              </w:rPr>
+              <w:t>公共事件</w:t>
+            </w:r>
+            <w:r>
+              <w:rPr>
+                <w:rFonts w:ascii="Tahoma" w:eastAsia="微软雅黑" w:hAnsi="Tahoma" w:hint="eastAsia"/>
+                <w:kern w:val="0"/>
+                <w:sz w:val="22"/>
+              </w:rPr>
+              <w:t xml:space="preserve"> </w:t>
+            </w:r>
+            <w:r>
+              <w:rPr>
+                <w:rFonts w:ascii="Tahoma" w:eastAsia="微软雅黑" w:hAnsi="Tahoma" w:hint="eastAsia"/>
+                <w:kern w:val="0"/>
+                <w:sz w:val="22"/>
+              </w:rPr>
+              <w:t>做一个按钮</w:t>
+            </w:r>
+            <w:r>
+              <w:rPr>
+                <w:rFonts w:ascii="Tahoma" w:eastAsia="微软雅黑" w:hAnsi="Tahoma" w:hint="eastAsia"/>
+                <w:kern w:val="0"/>
+                <w:sz w:val="22"/>
+              </w:rPr>
+              <w:t>来</w:t>
+            </w:r>
+            <w:r>
+              <w:rPr>
+                <w:rFonts w:ascii="Tahoma" w:eastAsia="微软雅黑" w:hAnsi="Tahoma" w:hint="eastAsia"/>
+                <w:kern w:val="0"/>
+                <w:sz w:val="22"/>
+              </w:rPr>
+              <w:t>实现</w:t>
+            </w:r>
+            <w:r>
+              <w:rPr>
+                <w:rFonts w:ascii="Tahoma" w:eastAsia="微软雅黑" w:hAnsi="Tahoma" w:hint="eastAsia"/>
+                <w:kern w:val="0"/>
+                <w:sz w:val="22"/>
+              </w:rPr>
+              <w:t>。</w:t>
+            </w:r>
+          </w:p>
+        </w:tc>
+      </w:tr>
+    </w:tbl>
+    <w:p>
+      <w:pPr>
+        <w:widowControl/>
+        <w:jc w:val="left"/>
+        <w:rPr>
+          <w:rFonts w:ascii="Tahoma" w:eastAsia="微软雅黑" w:hAnsi="Tahoma"/>
+          <w:kern w:val="0"/>
+          <w:sz w:val="22"/>
+        </w:rPr>
+      </w:pPr>
+    </w:p>
+    <w:p>
+      <w:pPr>
+        <w:widowControl/>
+        <w:jc w:val="left"/>
+        <w:rPr>
+          <w:rFonts w:ascii="Tahoma" w:eastAsia="微软雅黑" w:hAnsi="Tahoma"/>
+          <w:kern w:val="0"/>
+          <w:sz w:val="22"/>
+        </w:rPr>
+      </w:pPr>
+      <w:r>
+        <w:rPr>
+          <w:rFonts w:ascii="Tahoma" w:eastAsia="微软雅黑" w:hAnsi="Tahoma"/>
+          <w:kern w:val="0"/>
+          <w:sz w:val="22"/>
+        </w:rPr>
+        <w:br w:type="page"/>
+      </w:r>
+    </w:p>
+    <w:p>
+      <w:pPr>
+        <w:pStyle w:val="2"/>
+        <w:rPr>
+          <w:rFonts w:hint="eastAsia"/>
+        </w:rPr>
+      </w:pPr>
+      <w:r>
+        <w:rPr>
+          <w:rFonts w:hint="eastAsia"/>
+        </w:rPr>
+        <w:lastRenderedPageBreak/>
+        <w:t>常见问题（FAQ）</w:t>
+      </w:r>
+    </w:p>
+    <w:p>
+      <w:pPr>
+        <w:pStyle w:val="3"/>
+        <w:spacing w:before="240"/>
+        <w:rPr>
+          <w:rFonts w:ascii="等线" w:eastAsia="等线" w:hAnsi="等线" w:hint="eastAsia"/>
+        </w:rPr>
+      </w:pPr>
+      <w:bookmarkStart w:id="4" w:name="_不生效的窗口字符"/>
+      <w:bookmarkStart w:id="5" w:name="_脸图切换不生效"/>
+      <w:bookmarkEnd w:id="4"/>
+      <w:bookmarkEnd w:id="5"/>
+      <w:proofErr w:type="gramStart"/>
+      <w:r>
+        <w:rPr>
+          <w:rFonts w:ascii="等线" w:eastAsia="等线" w:hAnsi="等线" w:hint="eastAsia"/>
+        </w:rPr>
+        <w:t>脸图切换</w:t>
+      </w:r>
+      <w:proofErr w:type="gramEnd"/>
+      <w:r>
+        <w:rPr>
+          <w:rFonts w:ascii="等线" w:eastAsia="等线" w:hAnsi="等线" w:hint="eastAsia"/>
+        </w:rPr>
+        <w:t>不生效</w:t>
+      </w:r>
+    </w:p>
+    <w:tbl>
+      <w:tblPr>
+        <w:tblStyle w:val="af"/>
+        <w:tblW w:w="8789" w:type="dxa"/>
+        <w:tblInd w:w="-176" w:type="dxa"/>
+        <w:tblBorders>
+          <w:top w:val="single" w:sz="4" w:space="0" w:color="D9D9D9" w:themeColor="background1" w:themeShade="D9"/>
+          <w:left w:val="none" w:sz="0" w:space="0" w:color="auto"/>
+          <w:bottom w:val="single" w:sz="4" w:space="0" w:color="D9D9D9" w:themeColor="background1" w:themeShade="D9"/>
+          <w:right w:val="none" w:sz="0" w:space="0" w:color="auto"/>
+          <w:insideH w:val="single" w:sz="4" w:space="0" w:color="D9D9D9" w:themeColor="background1" w:themeShade="D9"/>
+          <w:insideV w:val="none" w:sz="0" w:space="0" w:color="auto"/>
+        </w:tblBorders>
+        <w:tblLook w:val="04A0" w:firstRow="1" w:lastRow="0" w:firstColumn="1" w:lastColumn="0" w:noHBand="0" w:noVBand="1"/>
+      </w:tblPr>
+      <w:tblGrid>
+        <w:gridCol w:w="1418"/>
+        <w:gridCol w:w="7371"/>
+      </w:tblGrid>
+      <w:tr>
+        <w:tc>
+          <w:tcPr>
+            <w:tcW w:w="1418" w:type="dxa"/>
+          </w:tcPr>
+          <w:p>
+            <w:pPr>
+              <w:widowControl/>
+              <w:adjustRightInd w:val="0"/>
+              <w:snapToGrid w:val="0"/>
+              <w:spacing w:line="276" w:lineRule="auto"/>
+              <w:jc w:val="left"/>
+              <w:rPr>
+                <w:rFonts w:ascii="Tahoma" w:eastAsia="微软雅黑" w:hAnsi="Tahoma"/>
+                <w:kern w:val="0"/>
+                <w:sz w:val="22"/>
+              </w:rPr>
+            </w:pPr>
+            <w:r>
+              <w:rPr>
+                <w:rFonts w:ascii="Tahoma" w:eastAsia="微软雅黑" w:hAnsi="Tahoma" w:hint="eastAsia"/>
+                <w:b/>
+                <w:bCs/>
+                <w:kern w:val="0"/>
+                <w:sz w:val="22"/>
+              </w:rPr>
+              <w:t>问题名称</w:t>
+            </w:r>
+          </w:p>
+        </w:tc>
+        <w:tc>
+          <w:tcPr>
+            <w:tcW w:w="7371" w:type="dxa"/>
+          </w:tcPr>
+          <w:p>
+            <w:pPr>
+              <w:widowControl/>
+              <w:adjustRightInd w:val="0"/>
+              <w:snapToGrid w:val="0"/>
+              <w:spacing w:line="276" w:lineRule="auto"/>
+              <w:jc w:val="left"/>
+              <w:rPr>
+                <w:rFonts w:ascii="Tahoma" w:eastAsia="微软雅黑" w:hAnsi="Tahoma"/>
+                <w:kern w:val="0"/>
+                <w:sz w:val="22"/>
+              </w:rPr>
+            </w:pPr>
+            <w:proofErr w:type="gramStart"/>
+            <w:r>
+              <w:rPr>
+                <w:rFonts w:ascii="Tahoma" w:eastAsia="微软雅黑" w:hAnsi="Tahoma" w:hint="eastAsia"/>
+                <w:kern w:val="0"/>
+                <w:sz w:val="22"/>
+              </w:rPr>
+              <w:t>脸图切换</w:t>
+            </w:r>
+            <w:proofErr w:type="gramEnd"/>
+            <w:r>
+              <w:rPr>
+                <w:rFonts w:ascii="Tahoma" w:eastAsia="微软雅黑" w:hAnsi="Tahoma" w:hint="eastAsia"/>
+                <w:kern w:val="0"/>
+                <w:sz w:val="22"/>
+              </w:rPr>
+              <w:t>不生效</w:t>
+            </w:r>
+          </w:p>
+        </w:tc>
+      </w:tr>
+      <w:tr>
+        <w:tc>
+          <w:tcPr>
+            <w:tcW w:w="1418" w:type="dxa"/>
+          </w:tcPr>
+          <w:p>
+            <w:pPr>
+              <w:widowControl/>
+              <w:adjustRightInd w:val="0"/>
+              <w:snapToGrid w:val="0"/>
+              <w:spacing w:line="276" w:lineRule="auto"/>
+              <w:jc w:val="left"/>
+              <w:rPr>
+                <w:rFonts w:ascii="Tahoma" w:eastAsia="微软雅黑" w:hAnsi="Tahoma"/>
+                <w:b/>
+                <w:bCs/>
+                <w:kern w:val="0"/>
+                <w:sz w:val="22"/>
+              </w:rPr>
+            </w:pPr>
+            <w:r>
+              <w:rPr>
+                <w:rFonts w:ascii="Tahoma" w:eastAsia="微软雅黑" w:hAnsi="Tahoma" w:hint="eastAsia"/>
+                <w:b/>
+                <w:bCs/>
+                <w:kern w:val="0"/>
+                <w:sz w:val="22"/>
+              </w:rPr>
+              <w:t>问题图示</w:t>
+            </w:r>
+          </w:p>
+        </w:tc>
+        <w:tc>
+          <w:tcPr>
+            <w:tcW w:w="7371" w:type="dxa"/>
+          </w:tcPr>
+          <w:p>
+            <w:pPr>
+              <w:widowControl/>
+              <w:jc w:val="left"/>
+              <w:rPr>
+                <w:rFonts w:ascii="宋体" w:hAnsi="宋体" w:cs="宋体" w:hint="eastAsia"/>
+                <w:kern w:val="0"/>
+                <w:szCs w:val="24"/>
+              </w:rPr>
+            </w:pPr>
+            <w:r>
+              <w:rPr>
+                <w:noProof/>
+              </w:rPr>
+              <w:drawing>
+                <wp:inline distT="0" distB="0" distL="0" distR="0" wp14:anchorId="293BBE41" wp14:editId="40D06908">
+                  <wp:extent cx="4404360" cy="1399893"/>
+                  <wp:effectExtent l="0" t="0" r="0" b="0"/>
+                  <wp:docPr id="1007217148" name="图片 1"/>
+                  <wp:cNvGraphicFramePr>
+                    <a:graphicFrameLocks xmlns:a="http://schemas.openxmlformats.org/drawingml/2006/main" noChangeAspect="1"/>
+                  </wp:cNvGraphicFramePr>
+                  <a:graphic xmlns:a="http://schemas.openxmlformats.org/drawingml/2006/main">
+                    <a:graphicData uri="http://schemas.openxmlformats.org/drawingml/2006/picture">
+                      <pic:pic xmlns:pic="http://schemas.openxmlformats.org/drawingml/2006/picture">
+                        <pic:nvPicPr>
+                          <pic:cNvPr id="0" name="Picture 2"/>
+                          <pic:cNvPicPr>
+                            <a:picLocks noChangeAspect="1" noChangeArrowheads="1"/>
+                          </pic:cNvPicPr>
+                        </pic:nvPicPr>
+                        <pic:blipFill>
+                          <a:blip r:embed="rId41">
+                            <a:extLst>
+                              <a:ext uri="{28A0092B-C50C-407E-A947-70E740481C1C}">
+                                <a14:useLocalDpi xmlns:a14="http://schemas.microsoft.com/office/drawing/2010/main" val="0"/>
+                              </a:ext>
+                            </a:extLst>
+                          </a:blip>
+                          <a:srcRect/>
+                          <a:stretch>
+                            <a:fillRect/>
+                          </a:stretch>
+                        </pic:blipFill>
+                        <pic:spPr bwMode="auto">
+                          <a:xfrm>
+                            <a:off x="0" y="0"/>
+                            <a:ext cx="4422112" cy="1405535"/>
+                          </a:xfrm>
+                          <a:prstGeom prst="rect">
+                            <a:avLst/>
+                          </a:prstGeom>
+                          <a:noFill/>
+                          <a:ln>
+                            <a:noFill/>
+                          </a:ln>
+                        </pic:spPr>
+                      </pic:pic>
+                    </a:graphicData>
+                  </a:graphic>
+                </wp:inline>
+              </w:drawing>
+            </w:r>
+          </w:p>
+        </w:tc>
+      </w:tr>
+      <w:tr>
+        <w:tc>
+          <w:tcPr>
+            <w:tcW w:w="1418" w:type="dxa"/>
+          </w:tcPr>
+          <w:p>
+            <w:pPr>
+              <w:widowControl/>
+              <w:adjustRightInd w:val="0"/>
+              <w:snapToGrid w:val="0"/>
+              <w:spacing w:line="276" w:lineRule="auto"/>
+              <w:jc w:val="left"/>
+              <w:rPr>
+                <w:rFonts w:ascii="Tahoma" w:eastAsia="微软雅黑" w:hAnsi="Tahoma"/>
+                <w:b/>
+                <w:bCs/>
+                <w:kern w:val="0"/>
+                <w:sz w:val="22"/>
+              </w:rPr>
+            </w:pPr>
+            <w:r>
+              <w:rPr>
+                <w:rFonts w:ascii="Tahoma" w:eastAsia="微软雅黑" w:hAnsi="Tahoma" w:hint="eastAsia"/>
+                <w:b/>
+                <w:bCs/>
+                <w:kern w:val="0"/>
+                <w:sz w:val="22"/>
+              </w:rPr>
+              <w:t>问题描述</w:t>
+            </w:r>
+          </w:p>
+        </w:tc>
+        <w:tc>
+          <w:tcPr>
+            <w:tcW w:w="7371" w:type="dxa"/>
+          </w:tcPr>
+          <w:p>
+            <w:pPr>
+              <w:widowControl/>
+              <w:adjustRightInd w:val="0"/>
+              <w:snapToGrid w:val="0"/>
+              <w:spacing w:line="276" w:lineRule="auto"/>
+              <w:jc w:val="left"/>
+              <w:rPr>
+                <w:rFonts w:ascii="Tahoma" w:eastAsia="微软雅黑" w:hAnsi="Tahoma"/>
+                <w:kern w:val="0"/>
+                <w:sz w:val="22"/>
+              </w:rPr>
+            </w:pPr>
+            <w:r>
+              <w:rPr>
+                <w:rFonts w:ascii="Tahoma" w:eastAsia="微软雅黑" w:hAnsi="Tahoma" w:hint="eastAsia"/>
+                <w:kern w:val="0"/>
+                <w:sz w:val="22"/>
+              </w:rPr>
+              <w:t>按照上图的配置，打算隔一段时间换一次脸图</w:t>
+            </w:r>
+            <w:r>
+              <w:rPr>
+                <w:rFonts w:ascii="Tahoma" w:eastAsia="微软雅黑" w:hAnsi="Tahoma" w:hint="eastAsia"/>
+                <w:kern w:val="0"/>
+                <w:sz w:val="22"/>
+              </w:rPr>
+              <w:t>。</w:t>
+            </w:r>
+          </w:p>
+          <w:p>
+            <w:pPr>
+              <w:widowControl/>
+              <w:adjustRightInd w:val="0"/>
+              <w:snapToGrid w:val="0"/>
+              <w:spacing w:line="276" w:lineRule="auto"/>
+              <w:jc w:val="left"/>
+              <w:rPr>
+                <w:rFonts w:ascii="Tahoma" w:eastAsia="微软雅黑" w:hAnsi="Tahoma"/>
+                <w:kern w:val="0"/>
+                <w:sz w:val="22"/>
+              </w:rPr>
+            </w:pPr>
+            <w:r>
+              <w:rPr>
+                <w:rFonts w:ascii="Tahoma" w:eastAsia="微软雅黑" w:hAnsi="Tahoma" w:hint="eastAsia"/>
+                <w:kern w:val="0"/>
+                <w:sz w:val="22"/>
+              </w:rPr>
+              <w:t>但是不生效。</w:t>
+            </w:r>
+          </w:p>
+        </w:tc>
+      </w:tr>
+      <w:tr>
+        <w:tc>
+          <w:tcPr>
+            <w:tcW w:w="1418" w:type="dxa"/>
+          </w:tcPr>
+          <w:p>
+            <w:pPr>
+              <w:widowControl/>
+              <w:adjustRightInd w:val="0"/>
+              <w:snapToGrid w:val="0"/>
+              <w:spacing w:line="276" w:lineRule="auto"/>
+              <w:jc w:val="left"/>
+              <w:rPr>
+                <w:rFonts w:ascii="Tahoma" w:eastAsia="微软雅黑" w:hAnsi="Tahoma"/>
+                <w:b/>
+                <w:bCs/>
+                <w:kern w:val="0"/>
+                <w:sz w:val="22"/>
+              </w:rPr>
+            </w:pPr>
+            <w:r>
+              <w:rPr>
+                <w:rFonts w:ascii="Tahoma" w:eastAsia="微软雅黑" w:hAnsi="Tahoma" w:hint="eastAsia"/>
+                <w:b/>
+                <w:bCs/>
+                <w:kern w:val="0"/>
+                <w:sz w:val="22"/>
+              </w:rPr>
+              <w:t>出现时机</w:t>
+            </w:r>
+          </w:p>
+        </w:tc>
+        <w:tc>
+          <w:tcPr>
+            <w:tcW w:w="7371" w:type="dxa"/>
+          </w:tcPr>
+          <w:p>
+            <w:pPr>
+              <w:widowControl/>
+              <w:adjustRightInd w:val="0"/>
+              <w:snapToGrid w:val="0"/>
+              <w:spacing w:line="276" w:lineRule="auto"/>
+              <w:jc w:val="left"/>
+              <w:rPr>
+                <w:rFonts w:ascii="Tahoma" w:eastAsia="微软雅黑" w:hAnsi="Tahoma"/>
+                <w:kern w:val="0"/>
+                <w:sz w:val="22"/>
+              </w:rPr>
+            </w:pPr>
+            <w:r>
+              <w:rPr>
+                <w:rFonts w:ascii="Tahoma" w:eastAsia="微软雅黑" w:hAnsi="Tahoma"/>
+                <w:kern w:val="0"/>
+                <w:sz w:val="22"/>
+              </w:rPr>
+              <w:t xml:space="preserve">&gt; </w:t>
+            </w:r>
+            <w:r>
+              <w:rPr>
+                <w:rFonts w:ascii="Tahoma" w:eastAsia="微软雅黑" w:hAnsi="Tahoma" w:hint="eastAsia"/>
+                <w:kern w:val="0"/>
+                <w:sz w:val="22"/>
+              </w:rPr>
+              <w:t>只要按照上面的写法就会出问题，示例中也一样</w:t>
+            </w:r>
+            <w:r>
+              <w:rPr>
+                <w:rFonts w:ascii="Tahoma" w:eastAsia="微软雅黑" w:hAnsi="Tahoma" w:hint="eastAsia"/>
+                <w:kern w:val="0"/>
+                <w:sz w:val="22"/>
+              </w:rPr>
+              <w:t>。</w:t>
+            </w:r>
+          </w:p>
+        </w:tc>
+      </w:tr>
+      <w:tr>
+        <w:tc>
+          <w:tcPr>
+            <w:tcW w:w="1418" w:type="dxa"/>
+          </w:tcPr>
+          <w:p>
+            <w:pPr>
+              <w:widowControl/>
+              <w:adjustRightInd w:val="0"/>
+              <w:snapToGrid w:val="0"/>
+              <w:spacing w:line="276" w:lineRule="auto"/>
+              <w:jc w:val="left"/>
+              <w:rPr>
+                <w:rFonts w:ascii="Tahoma" w:eastAsia="微软雅黑" w:hAnsi="Tahoma"/>
+                <w:kern w:val="0"/>
+                <w:sz w:val="22"/>
+              </w:rPr>
+            </w:pPr>
+            <w:r>
+              <w:rPr>
+                <w:rFonts w:ascii="Tahoma" w:eastAsia="微软雅黑" w:hAnsi="Tahoma" w:hint="eastAsia"/>
+                <w:b/>
+                <w:bCs/>
+                <w:kern w:val="0"/>
+                <w:sz w:val="22"/>
+              </w:rPr>
+              <w:t>原理解析</w:t>
+            </w:r>
+          </w:p>
+        </w:tc>
+        <w:tc>
+          <w:tcPr>
+            <w:tcW w:w="7371" w:type="dxa"/>
+          </w:tcPr>
+          <w:p>
+            <w:pPr>
+              <w:widowControl/>
+              <w:snapToGrid w:val="0"/>
+              <w:jc w:val="left"/>
+              <w:rPr>
+                <w:rFonts w:ascii="Tahoma" w:eastAsia="微软雅黑" w:hAnsi="Tahoma"/>
+                <w:kern w:val="0"/>
+                <w:sz w:val="22"/>
+              </w:rPr>
+            </w:pPr>
+            <w:r>
+              <w:rPr>
+                <w:rFonts w:ascii="Tahoma" w:eastAsia="微软雅黑" w:hAnsi="Tahoma" w:hint="eastAsia"/>
+                <w:kern w:val="0"/>
+                <w:sz w:val="22"/>
+              </w:rPr>
+              <w:t>由于窗口字符底层，区分了：</w:t>
+            </w:r>
+          </w:p>
+          <w:p>
+            <w:pPr>
+              <w:widowControl/>
+              <w:snapToGrid w:val="0"/>
+              <w:jc w:val="left"/>
+              <w:rPr>
+                <w:rFonts w:ascii="Tahoma" w:eastAsia="微软雅黑" w:hAnsi="Tahoma"/>
+                <w:kern w:val="0"/>
+                <w:sz w:val="22"/>
+              </w:rPr>
+            </w:pPr>
+            <w:r>
+              <w:rPr>
+                <w:rFonts w:ascii="Tahoma" w:eastAsia="微软雅黑" w:hAnsi="Tahoma" w:hint="eastAsia"/>
+                <w:kern w:val="0"/>
+                <w:sz w:val="22"/>
+              </w:rPr>
+              <w:t xml:space="preserve">    </w:t>
+            </w:r>
+            <w:r>
+              <w:rPr>
+                <w:rFonts w:ascii="Tahoma" w:eastAsia="微软雅黑" w:hAnsi="Tahoma" w:hint="eastAsia"/>
+                <w:kern w:val="0"/>
+                <w:sz w:val="22"/>
+              </w:rPr>
+              <w:t>常规字符、表达式、指代字符、效果字符、消息输入字符</w:t>
+            </w:r>
+          </w:p>
+          <w:p>
+            <w:pPr>
+              <w:widowControl/>
+              <w:snapToGrid w:val="0"/>
+              <w:jc w:val="left"/>
+              <w:rPr>
+                <w:rFonts w:ascii="Tahoma" w:eastAsia="微软雅黑" w:hAnsi="Tahoma"/>
+                <w:kern w:val="0"/>
+                <w:sz w:val="22"/>
+              </w:rPr>
+            </w:pPr>
+            <w:r>
+              <w:rPr>
+                <w:rFonts w:ascii="Tahoma" w:eastAsia="微软雅黑" w:hAnsi="Tahoma" w:hint="eastAsia"/>
+                <w:kern w:val="0"/>
+                <w:sz w:val="22"/>
+              </w:rPr>
+              <w:t>而其中的</w:t>
+            </w:r>
+            <w:r>
+              <w:rPr>
+                <w:rFonts w:ascii="Tahoma" w:eastAsia="微软雅黑" w:hAnsi="Tahoma" w:hint="eastAsia"/>
+                <w:kern w:val="0"/>
+                <w:sz w:val="22"/>
+              </w:rPr>
+              <w:t xml:space="preserve"> </w:t>
+            </w:r>
+            <w:r>
+              <w:rPr>
+                <w:rFonts w:ascii="Tahoma" w:eastAsia="微软雅黑" w:hAnsi="Tahoma" w:hint="eastAsia"/>
+                <w:kern w:val="0"/>
+                <w:sz w:val="22"/>
+              </w:rPr>
+              <w:t>效果字符、消息输入字符，</w:t>
+            </w:r>
+          </w:p>
+          <w:p>
+            <w:pPr>
+              <w:widowControl/>
+              <w:snapToGrid w:val="0"/>
+              <w:jc w:val="left"/>
+              <w:rPr>
+                <w:rFonts w:ascii="Tahoma" w:eastAsia="微软雅黑" w:hAnsi="Tahoma"/>
+                <w:kern w:val="0"/>
+                <w:sz w:val="22"/>
+              </w:rPr>
+            </w:pPr>
+            <w:r>
+              <w:rPr>
+                <w:rFonts w:ascii="Tahoma" w:eastAsia="微软雅黑" w:hAnsi="Tahoma" w:hint="eastAsia"/>
+                <w:kern w:val="0"/>
+                <w:sz w:val="22"/>
+              </w:rPr>
+              <w:t>由于不绘制文本，所以在</w:t>
+            </w:r>
+            <w:r>
+              <w:rPr>
+                <w:rFonts w:ascii="Tahoma" w:eastAsia="微软雅黑" w:hAnsi="Tahoma"/>
+                <w:kern w:val="0"/>
+                <w:sz w:val="22"/>
+              </w:rPr>
+              <w:t>处理时会被折叠</w:t>
+            </w:r>
+            <w:r>
+              <w:rPr>
+                <w:rFonts w:ascii="Tahoma" w:eastAsia="微软雅黑" w:hAnsi="Tahoma" w:hint="eastAsia"/>
+                <w:kern w:val="0"/>
+                <w:sz w:val="22"/>
+              </w:rPr>
+              <w:t>。</w:t>
+            </w:r>
+          </w:p>
+          <w:p>
+            <w:pPr>
+              <w:widowControl/>
+              <w:snapToGrid w:val="0"/>
+              <w:jc w:val="left"/>
+              <w:rPr>
+                <w:rFonts w:ascii="Tahoma" w:eastAsia="微软雅黑" w:hAnsi="Tahoma"/>
+                <w:kern w:val="0"/>
+                <w:sz w:val="22"/>
+              </w:rPr>
+            </w:pPr>
+            <w:r>
+              <w:rPr>
+                <w:rFonts w:ascii="Tahoma" w:eastAsia="微软雅黑" w:hAnsi="Tahoma" w:hint="eastAsia"/>
+                <w:kern w:val="0"/>
+                <w:sz w:val="22"/>
+              </w:rPr>
+              <w:t>比如</w:t>
+            </w:r>
+            <w:r>
+              <w:rPr>
+                <w:rFonts w:ascii="Tahoma" w:eastAsia="微软雅黑" w:hAnsi="Tahoma"/>
+                <w:kern w:val="0"/>
+                <w:sz w:val="22"/>
+              </w:rPr>
+              <w:t>3</w:t>
+            </w:r>
+            <w:r>
+              <w:rPr>
+                <w:rFonts w:ascii="Tahoma" w:eastAsia="微软雅黑" w:hAnsi="Tahoma"/>
+                <w:kern w:val="0"/>
+                <w:sz w:val="22"/>
+              </w:rPr>
+              <w:t>个等待</w:t>
+            </w:r>
+            <w:r>
+              <w:rPr>
+                <w:rFonts w:ascii="Tahoma" w:eastAsia="微软雅黑" w:hAnsi="Tahoma"/>
+                <w:kern w:val="0"/>
+                <w:sz w:val="22"/>
+              </w:rPr>
+              <w:t>15</w:t>
+            </w:r>
+            <w:r>
+              <w:rPr>
+                <w:rFonts w:ascii="Tahoma" w:eastAsia="微软雅黑" w:hAnsi="Tahoma"/>
+                <w:kern w:val="0"/>
+                <w:sz w:val="22"/>
+              </w:rPr>
+              <w:t>帧的字符</w:t>
+            </w:r>
+            <w:r>
+              <w:rPr>
+                <w:rFonts w:ascii="Tahoma" w:eastAsia="微软雅黑" w:hAnsi="Tahoma"/>
+                <w:kern w:val="0"/>
+                <w:sz w:val="22"/>
+              </w:rPr>
+              <w:t>\.\.\.</w:t>
+            </w:r>
+            <w:r>
+              <w:rPr>
+                <w:rFonts w:ascii="Tahoma" w:eastAsia="微软雅黑" w:hAnsi="Tahoma" w:hint="eastAsia"/>
+                <w:kern w:val="0"/>
+                <w:sz w:val="22"/>
+              </w:rPr>
+              <w:t xml:space="preserve"> </w:t>
+            </w:r>
+            <w:r>
+              <w:rPr>
+                <w:rFonts w:ascii="Tahoma" w:eastAsia="微软雅黑" w:hAnsi="Tahoma" w:hint="eastAsia"/>
+                <w:kern w:val="0"/>
+                <w:sz w:val="22"/>
+              </w:rPr>
+              <w:t>会被折叠处理为</w:t>
+            </w:r>
+            <w:r>
+              <w:rPr>
+                <w:rFonts w:ascii="Tahoma" w:eastAsia="微软雅黑" w:hAnsi="Tahoma" w:hint="eastAsia"/>
+                <w:kern w:val="0"/>
+                <w:sz w:val="22"/>
+              </w:rPr>
+              <w:t xml:space="preserve"> </w:t>
+            </w:r>
+            <w:r>
+              <w:rPr>
+                <w:rFonts w:ascii="Tahoma" w:eastAsia="微软雅黑" w:hAnsi="Tahoma" w:hint="eastAsia"/>
+                <w:kern w:val="0"/>
+                <w:sz w:val="22"/>
+              </w:rPr>
+              <w:t>等待</w:t>
+            </w:r>
+            <w:r>
+              <w:rPr>
+                <w:rFonts w:ascii="Tahoma" w:eastAsia="微软雅黑" w:hAnsi="Tahoma" w:hint="eastAsia"/>
+                <w:kern w:val="0"/>
+                <w:sz w:val="22"/>
+              </w:rPr>
+              <w:t>45</w:t>
+            </w:r>
+            <w:r>
+              <w:rPr>
+                <w:rFonts w:ascii="Tahoma" w:eastAsia="微软雅黑" w:hAnsi="Tahoma" w:hint="eastAsia"/>
+                <w:kern w:val="0"/>
+                <w:sz w:val="22"/>
+              </w:rPr>
+              <w:t>帧</w:t>
+            </w:r>
+            <w:r>
+              <w:rPr>
+                <w:rFonts w:ascii="Tahoma" w:eastAsia="微软雅黑" w:hAnsi="Tahoma" w:hint="eastAsia"/>
+                <w:kern w:val="0"/>
+                <w:sz w:val="22"/>
+              </w:rPr>
+              <w:t xml:space="preserve"> </w:t>
+            </w:r>
+            <w:r>
+              <w:rPr>
+                <w:rFonts w:ascii="Tahoma" w:eastAsia="微软雅黑" w:hAnsi="Tahoma" w:hint="eastAsia"/>
+                <w:kern w:val="0"/>
+                <w:sz w:val="22"/>
+              </w:rPr>
+              <w:t>的功能。</w:t>
+            </w:r>
+          </w:p>
+          <w:p>
+            <w:pPr>
+              <w:widowControl/>
+              <w:snapToGrid w:val="0"/>
+              <w:jc w:val="left"/>
+              <w:rPr>
+                <w:rFonts w:ascii="Tahoma" w:eastAsia="微软雅黑" w:hAnsi="Tahoma"/>
+                <w:kern w:val="0"/>
+                <w:sz w:val="22"/>
+              </w:rPr>
+            </w:pPr>
+            <w:r>
+              <w:rPr>
+                <w:rFonts w:ascii="Tahoma" w:eastAsia="微软雅黑" w:hAnsi="Tahoma" w:hint="eastAsia"/>
+                <w:kern w:val="0"/>
+                <w:sz w:val="22"/>
+              </w:rPr>
+              <w:t>而</w:t>
+            </w:r>
+            <w:r>
+              <w:rPr>
+                <w:rFonts w:ascii="Tahoma" w:eastAsia="微软雅黑" w:hAnsi="Tahoma" w:hint="eastAsia"/>
+                <w:kern w:val="0"/>
+                <w:sz w:val="22"/>
+              </w:rPr>
+              <w:t>图中的</w:t>
+            </w:r>
+            <w:r>
+              <w:rPr>
+                <w:rFonts w:ascii="Tahoma" w:eastAsia="微软雅黑" w:hAnsi="Tahoma" w:hint="eastAsia"/>
+                <w:kern w:val="0"/>
+                <w:sz w:val="22"/>
+              </w:rPr>
+              <w:t>\</w:t>
+            </w:r>
+            <w:r>
+              <w:rPr>
+                <w:rFonts w:ascii="Tahoma" w:eastAsia="微软雅黑" w:hAnsi="Tahoma"/>
+                <w:kern w:val="0"/>
+                <w:sz w:val="22"/>
+              </w:rPr>
+              <w:t>fc</w:t>
+            </w:r>
+            <w:r>
+              <w:rPr>
+                <w:rFonts w:ascii="Tahoma" w:eastAsia="微软雅黑" w:hAnsi="Tahoma" w:hint="eastAsia"/>
+                <w:kern w:val="0"/>
+                <w:sz w:val="22"/>
+              </w:rPr>
+              <w:t>[]</w:t>
+            </w:r>
+            <w:r>
+              <w:rPr>
+                <w:rFonts w:ascii="Tahoma" w:eastAsia="微软雅黑" w:hAnsi="Tahoma" w:hint="eastAsia"/>
+                <w:kern w:val="0"/>
+                <w:sz w:val="22"/>
+              </w:rPr>
+              <w:t>和</w:t>
+            </w:r>
+            <w:r>
+              <w:rPr>
+                <w:rFonts w:ascii="Tahoma" w:eastAsia="微软雅黑" w:hAnsi="Tahoma" w:hint="eastAsia"/>
+                <w:kern w:val="0"/>
+                <w:sz w:val="22"/>
+              </w:rPr>
+              <w:t>\.</w:t>
+            </w:r>
+            <w:r>
+              <w:rPr>
+                <w:rFonts w:ascii="Tahoma" w:eastAsia="微软雅黑" w:hAnsi="Tahoma"/>
+                <w:kern w:val="0"/>
+                <w:sz w:val="22"/>
+              </w:rPr>
+              <w:t>是效果字符</w:t>
+            </w:r>
+            <w:r>
+              <w:rPr>
+                <w:rFonts w:ascii="Tahoma" w:eastAsia="微软雅黑" w:hAnsi="Tahoma" w:hint="eastAsia"/>
+                <w:kern w:val="0"/>
+                <w:sz w:val="22"/>
+              </w:rPr>
+              <w:t>和消息输入字符</w:t>
+            </w:r>
+            <w:r>
+              <w:rPr>
+                <w:rFonts w:ascii="Tahoma" w:eastAsia="微软雅黑" w:hAnsi="Tahoma"/>
+                <w:kern w:val="0"/>
+                <w:sz w:val="22"/>
+              </w:rPr>
+              <w:t>，</w:t>
+            </w:r>
+            <w:r>
+              <w:rPr>
+                <w:rFonts w:ascii="Tahoma" w:eastAsia="微软雅黑" w:hAnsi="Tahoma" w:hint="eastAsia"/>
+                <w:kern w:val="0"/>
+                <w:sz w:val="22"/>
+              </w:rPr>
+              <w:t>所以</w:t>
+            </w:r>
+            <w:proofErr w:type="gramStart"/>
+            <w:r>
+              <w:rPr>
+                <w:rFonts w:ascii="Tahoma" w:eastAsia="微软雅黑" w:hAnsi="Tahoma" w:hint="eastAsia"/>
+                <w:kern w:val="0"/>
+                <w:sz w:val="22"/>
+              </w:rPr>
+              <w:t>连着写</w:t>
+            </w:r>
+            <w:proofErr w:type="gramEnd"/>
+            <w:r>
+              <w:rPr>
+                <w:rFonts w:ascii="Tahoma" w:eastAsia="微软雅黑" w:hAnsi="Tahoma"/>
+                <w:kern w:val="0"/>
+                <w:sz w:val="22"/>
+              </w:rPr>
+              <w:t>就被折叠了。</w:t>
+            </w:r>
+          </w:p>
+        </w:tc>
+      </w:tr>
+      <w:tr>
+        <w:tc>
+          <w:tcPr>
+            <w:tcW w:w="1418" w:type="dxa"/>
+          </w:tcPr>
+          <w:p>
+            <w:pPr>
+              <w:widowControl/>
+              <w:adjustRightInd w:val="0"/>
+              <w:snapToGrid w:val="0"/>
+              <w:spacing w:line="276" w:lineRule="auto"/>
+              <w:jc w:val="left"/>
+              <w:rPr>
+                <w:rFonts w:ascii="Tahoma" w:eastAsia="微软雅黑" w:hAnsi="Tahoma"/>
+                <w:b/>
+                <w:bCs/>
+                <w:kern w:val="0"/>
+                <w:sz w:val="22"/>
+              </w:rPr>
+            </w:pPr>
+            <w:r>
+              <w:rPr>
+                <w:rFonts w:ascii="Tahoma" w:eastAsia="微软雅黑" w:hAnsi="Tahoma" w:hint="eastAsia"/>
+                <w:b/>
+                <w:bCs/>
+                <w:kern w:val="0"/>
+                <w:sz w:val="22"/>
+              </w:rPr>
+              <w:t>解决方案</w:t>
+            </w:r>
+          </w:p>
+        </w:tc>
+        <w:tc>
+          <w:tcPr>
+            <w:tcW w:w="7371" w:type="dxa"/>
+          </w:tcPr>
+          <w:p>
+            <w:pPr>
+              <w:widowControl/>
+              <w:adjustRightInd w:val="0"/>
+              <w:snapToGrid w:val="0"/>
+              <w:rPr>
+                <w:rFonts w:ascii="Tahoma" w:eastAsia="微软雅黑" w:hAnsi="Tahoma"/>
+                <w:kern w:val="0"/>
+                <w:sz w:val="22"/>
+              </w:rPr>
+            </w:pPr>
+            <w:r>
+              <w:rPr>
+                <w:rFonts w:ascii="Tahoma" w:eastAsia="微软雅黑" w:hAnsi="Tahoma" w:hint="eastAsia"/>
+                <w:kern w:val="0"/>
+                <w:sz w:val="22"/>
+              </w:rPr>
+              <w:t>》</w:t>
+            </w:r>
+            <w:r>
+              <w:rPr>
+                <w:rFonts w:ascii="Tahoma" w:eastAsia="微软雅黑" w:hAnsi="Tahoma" w:hint="eastAsia"/>
+                <w:kern w:val="0"/>
+                <w:sz w:val="22"/>
+              </w:rPr>
+              <w:t>按照下图，在适当位置添加一个空格即可。</w:t>
+            </w:r>
+          </w:p>
+          <w:p>
+            <w:pPr>
+              <w:widowControl/>
+              <w:adjustRightInd w:val="0"/>
+              <w:snapToGrid w:val="0"/>
+              <w:rPr>
+                <w:rFonts w:ascii="Tahoma" w:eastAsia="微软雅黑" w:hAnsi="Tahoma"/>
+                <w:kern w:val="0"/>
+                <w:sz w:val="22"/>
+              </w:rPr>
+            </w:pPr>
+            <w:r>
+              <w:rPr>
+                <w:rFonts w:ascii="Tahoma" w:eastAsia="微软雅黑" w:hAnsi="Tahoma" w:hint="eastAsia"/>
+                <w:kern w:val="0"/>
+                <w:sz w:val="22"/>
+              </w:rPr>
+              <w:t>（空格是常规字符，会被绘制出来）</w:t>
+            </w:r>
+          </w:p>
+          <w:p>
+            <w:pPr>
+              <w:widowControl/>
+              <w:adjustRightInd w:val="0"/>
+              <w:snapToGrid w:val="0"/>
+              <w:rPr>
+                <w:rFonts w:ascii="Tahoma" w:eastAsia="微软雅黑" w:hAnsi="Tahoma"/>
+                <w:kern w:val="0"/>
+                <w:sz w:val="22"/>
+              </w:rPr>
+            </w:pPr>
+            <w:r>
+              <w:rPr>
+                <w:noProof/>
+              </w:rPr>
+              <w:drawing>
+                <wp:inline distT="0" distB="0" distL="0" distR="0" wp14:anchorId="66B29939" wp14:editId="648C297E">
+                  <wp:extent cx="4450080" cy="1388171"/>
+                  <wp:effectExtent l="0" t="0" r="7620" b="2540"/>
+                  <wp:docPr id="271044847" name="图片 2"/>
+                  <wp:cNvGraphicFramePr>
+                    <a:graphicFrameLocks xmlns:a="http://schemas.openxmlformats.org/drawingml/2006/main" noChangeAspect="1"/>
+                  </wp:cNvGraphicFramePr>
+                  <a:graphic xmlns:a="http://schemas.openxmlformats.org/drawingml/2006/main">
+                    <a:graphicData uri="http://schemas.openxmlformats.org/drawingml/2006/picture">
+                      <pic:pic xmlns:pic="http://schemas.openxmlformats.org/drawingml/2006/picture">
+                        <pic:nvPicPr>
+                          <pic:cNvPr id="0" name="Picture 4"/>
+                          <pic:cNvPicPr>
+                            <a:picLocks noChangeAspect="1" noChangeArrowheads="1"/>
+                          </pic:cNvPicPr>
+                        </pic:nvPicPr>
+                        <pic:blipFill>
+                          <a:blip r:embed="rId42">
+                            <a:extLst>
+                              <a:ext uri="{28A0092B-C50C-407E-A947-70E740481C1C}">
+                                <a14:useLocalDpi xmlns:a14="http://schemas.microsoft.com/office/drawing/2010/main" val="0"/>
+                              </a:ext>
+                            </a:extLst>
+                          </a:blip>
+                          <a:srcRect/>
+                          <a:stretch>
+                            <a:fillRect/>
+                          </a:stretch>
+                        </pic:blipFill>
+                        <pic:spPr bwMode="auto">
+                          <a:xfrm>
+                            <a:off x="0" y="0"/>
+                            <a:ext cx="4467856" cy="1393716"/>
+                          </a:xfrm>
+                          <a:prstGeom prst="rect">
+                            <a:avLst/>
+                          </a:prstGeom>
+                          <a:noFill/>
+                          <a:ln>
+                            <a:noFill/>
+                          </a:ln>
+                        </pic:spPr>
+                      </pic:pic>
+                    </a:graphicData>
+                  </a:graphic>
+                </wp:inline>
+              </w:drawing>
+            </w:r>
+          </w:p>
+          <w:p>
+            <w:pPr>
+              <w:widowControl/>
+              <w:adjustRightInd w:val="0"/>
+              <w:snapToGrid w:val="0"/>
+              <w:rPr>
+                <w:rFonts w:ascii="Tahoma" w:eastAsia="微软雅黑" w:hAnsi="Tahoma"/>
+                <w:kern w:val="0"/>
+                <w:sz w:val="22"/>
+              </w:rPr>
+            </w:pPr>
+            <w:r>
+              <w:rPr>
+                <w:rFonts w:ascii="Tahoma" w:eastAsia="微软雅黑" w:hAnsi="Tahoma" w:hint="eastAsia"/>
+                <w:kern w:val="0"/>
+                <w:sz w:val="22"/>
+              </w:rPr>
+              <w:t>》如果你只是临时改变表情，可以使用窗口字符：</w:t>
+            </w:r>
+            <w:r>
+              <w:rPr>
+                <w:rFonts w:ascii="Tahoma" w:eastAsia="微软雅黑" w:hAnsi="Tahoma" w:hint="eastAsia"/>
+                <w:kern w:val="0"/>
+                <w:sz w:val="22"/>
+              </w:rPr>
+              <w:t>（见</w:t>
+            </w:r>
+            <w:hyperlink w:anchor="_脸图_-_实时切换" w:history="1">
+              <w:proofErr w:type="gramStart"/>
+              <w:r>
+                <w:rPr>
+                  <w:rStyle w:val="a4"/>
+                  <w:rFonts w:ascii="Tahoma" w:eastAsia="微软雅黑" w:hAnsi="Tahoma" w:hint="eastAsia"/>
+                  <w:kern w:val="0"/>
+                  <w:sz w:val="22"/>
+                </w:rPr>
+                <w:t>脸图</w:t>
+              </w:r>
+              <w:proofErr w:type="gramEnd"/>
+              <w:r>
+                <w:rPr>
+                  <w:rStyle w:val="a4"/>
+                  <w:rFonts w:ascii="Tahoma" w:eastAsia="微软雅黑" w:hAnsi="Tahoma" w:hint="eastAsia"/>
+                  <w:kern w:val="0"/>
+                  <w:sz w:val="22"/>
+                </w:rPr>
+                <w:t xml:space="preserve"> - </w:t>
+              </w:r>
+              <w:r>
+                <w:rPr>
+                  <w:rStyle w:val="a4"/>
+                  <w:rFonts w:ascii="Tahoma" w:eastAsia="微软雅黑" w:hAnsi="Tahoma" w:hint="eastAsia"/>
+                  <w:kern w:val="0"/>
+                  <w:sz w:val="22"/>
+                </w:rPr>
+                <w:t>实时切换</w:t>
+              </w:r>
+            </w:hyperlink>
+            <w:r>
+              <w:rPr>
+                <w:rFonts w:ascii="Tahoma" w:eastAsia="微软雅黑" w:hAnsi="Tahoma" w:hint="eastAsia"/>
+                <w:kern w:val="0"/>
+                <w:sz w:val="22"/>
+              </w:rPr>
+              <w:t>）</w:t>
+            </w:r>
+          </w:p>
+          <w:p>
+            <w:pPr>
+              <w:widowControl/>
+              <w:adjustRightInd w:val="0"/>
+              <w:snapToGrid w:val="0"/>
+              <w:ind w:firstLineChars="100" w:firstLine="220"/>
+              <w:rPr>
+                <w:rFonts w:ascii="Tahoma" w:eastAsia="微软雅黑" w:hAnsi="Tahoma"/>
+                <w:kern w:val="0"/>
+                <w:sz w:val="22"/>
+              </w:rPr>
+            </w:pPr>
+            <w:r>
+              <w:rPr>
+                <w:rFonts w:ascii="Tahoma" w:eastAsia="微软雅黑" w:hAnsi="Tahoma"/>
+                <w:kern w:val="0"/>
+                <w:sz w:val="22"/>
+              </w:rPr>
+              <w:t>“</w:t>
+            </w:r>
+            <w:r>
+              <w:rPr>
+                <w:rFonts w:ascii="Tahoma" w:eastAsia="微软雅黑" w:hAnsi="Tahoma"/>
+                <w:kern w:val="0"/>
+                <w:sz w:val="20"/>
+                <w:szCs w:val="20"/>
+              </w:rPr>
+              <w:t>\fc[</w:t>
+            </w:r>
+            <w:r>
+              <w:rPr>
+                <w:rFonts w:ascii="Tahoma" w:eastAsia="微软雅黑" w:hAnsi="Tahoma"/>
+                <w:kern w:val="0"/>
+                <w:sz w:val="20"/>
+                <w:szCs w:val="20"/>
+              </w:rPr>
+              <w:t>资源名</w:t>
+            </w:r>
+            <w:r>
+              <w:rPr>
+                <w:rFonts w:ascii="Tahoma" w:eastAsia="微软雅黑" w:hAnsi="Tahoma"/>
+                <w:kern w:val="0"/>
+                <w:sz w:val="20"/>
+                <w:szCs w:val="20"/>
+              </w:rPr>
+              <w:t>:1:</w:t>
+            </w:r>
+            <w:r>
+              <w:rPr>
+                <w:rFonts w:ascii="Tahoma" w:eastAsia="微软雅黑" w:hAnsi="Tahoma"/>
+                <w:kern w:val="0"/>
+                <w:sz w:val="20"/>
+                <w:szCs w:val="20"/>
+              </w:rPr>
+              <w:t>持续</w:t>
+            </w:r>
+            <w:r>
+              <w:rPr>
+                <w:rFonts w:ascii="Tahoma" w:eastAsia="微软雅黑" w:hAnsi="Tahoma"/>
+                <w:kern w:val="0"/>
+                <w:sz w:val="20"/>
+                <w:szCs w:val="20"/>
+              </w:rPr>
+              <w:t>[15]]</w:t>
+            </w:r>
+            <w:r>
+              <w:rPr>
+                <w:rFonts w:ascii="Tahoma" w:eastAsia="微软雅黑" w:hAnsi="Tahoma"/>
+                <w:kern w:val="0"/>
+                <w:sz w:val="22"/>
+              </w:rPr>
+              <w:t>”</w:t>
+            </w:r>
+          </w:p>
+          <w:p>
+            <w:pPr>
+              <w:widowControl/>
+              <w:adjustRightInd w:val="0"/>
+              <w:snapToGrid w:val="0"/>
+              <w:rPr>
+                <w:rFonts w:ascii="Tahoma" w:eastAsia="微软雅黑" w:hAnsi="Tahoma"/>
+                <w:kern w:val="0"/>
+                <w:sz w:val="22"/>
+              </w:rPr>
+            </w:pPr>
+            <w:r>
+              <w:rPr>
+                <w:rFonts w:ascii="Tahoma" w:eastAsia="微软雅黑" w:hAnsi="Tahoma" w:hint="eastAsia"/>
+                <w:kern w:val="0"/>
+                <w:sz w:val="22"/>
+              </w:rPr>
+              <w:t>有了</w:t>
+            </w:r>
+            <w:proofErr w:type="gramStart"/>
+            <w:r>
+              <w:rPr>
+                <w:rFonts w:ascii="Tahoma" w:eastAsia="微软雅黑" w:hAnsi="Tahoma"/>
+                <w:kern w:val="0"/>
+                <w:sz w:val="22"/>
+              </w:rPr>
+              <w:t>”</w:t>
+            </w:r>
+            <w:proofErr w:type="gramEnd"/>
+            <w:r>
+              <w:rPr>
+                <w:rFonts w:ascii="Tahoma" w:eastAsia="微软雅黑" w:hAnsi="Tahoma" w:hint="eastAsia"/>
+                <w:kern w:val="0"/>
+                <w:sz w:val="22"/>
+              </w:rPr>
+              <w:t>持续</w:t>
+            </w:r>
+            <w:r>
+              <w:rPr>
+                <w:rFonts w:ascii="Tahoma" w:eastAsia="微软雅黑" w:hAnsi="Tahoma" w:hint="eastAsia"/>
+                <w:kern w:val="0"/>
+                <w:sz w:val="22"/>
+              </w:rPr>
+              <w:t>[]</w:t>
+            </w:r>
+            <w:proofErr w:type="gramStart"/>
+            <w:r>
+              <w:rPr>
+                <w:rFonts w:ascii="Tahoma" w:eastAsia="微软雅黑" w:hAnsi="Tahoma"/>
+                <w:kern w:val="0"/>
+                <w:sz w:val="22"/>
+              </w:rPr>
+              <w:t>”</w:t>
+            </w:r>
+            <w:proofErr w:type="gramEnd"/>
+            <w:r>
+              <w:rPr>
+                <w:rFonts w:ascii="Tahoma" w:eastAsia="微软雅黑" w:hAnsi="Tahoma" w:hint="eastAsia"/>
+                <w:kern w:val="0"/>
+                <w:sz w:val="22"/>
+              </w:rPr>
+              <w:t>，</w:t>
+            </w:r>
+            <w:proofErr w:type="gramStart"/>
+            <w:r>
+              <w:rPr>
+                <w:rFonts w:ascii="Tahoma" w:eastAsia="微软雅黑" w:hAnsi="Tahoma" w:hint="eastAsia"/>
+                <w:kern w:val="0"/>
+                <w:sz w:val="22"/>
+              </w:rPr>
+              <w:t>脸图在</w:t>
+            </w:r>
+            <w:proofErr w:type="gramEnd"/>
+            <w:r>
+              <w:rPr>
+                <w:rFonts w:ascii="Tahoma" w:eastAsia="微软雅黑" w:hAnsi="Tahoma" w:hint="eastAsia"/>
+                <w:kern w:val="0"/>
+                <w:sz w:val="22"/>
+              </w:rPr>
+              <w:t>变化一段时间后，会自动变回上一个脸图。</w:t>
             </w:r>
           </w:p>
         </w:tc>
@@ -7251,6 +11091,7 @@
       </w:rPr>
       <w:t xml:space="preserve">   </w:t>
     </w:r>
+    <w:proofErr w:type="spellStart"/>
     <w:r>
       <w:rPr>
         <w:rFonts w:ascii="微软雅黑" w:eastAsia="微软雅黑" w:hAnsi="微软雅黑"/>
@@ -7258,6 +11099,7 @@
       </w:rPr>
       <w:t>drill_up</w:t>
     </w:r>
+    <w:proofErr w:type="spellEnd"/>
   </w:p>
 </w:hdr>
 </file>
@@ -7664,6 +11506,7 @@
   </w:style>
   <w:style w:type="paragraph" w:styleId="2">
     <w:name w:val="heading 2"/>
+    <w:aliases w:val="第一层条,第二层,节名,36标题2,36标题 2,1.1,论文标题 1,h2,2,第*章,sect 1.2,H21,sect 1.21,H22,sect 1.22,H211,sect 1.211,H23,sect 1.23,H212,sect 1.212,Header 2,heading 2,节标题,H2,Heading 2 Hidden,Heading 2 CCBS,l2,Courseware #,UNDERRUBRIK 1-2,Underrubrik1,prop2,条,标题 2-lzg"/>
     <w:basedOn w:val="a"/>
     <w:next w:val="a"/>
     <w:link w:val="20"/>
@@ -7803,6 +11646,7 @@
   </w:style>
   <w:style w:type="character" w:customStyle="1" w:styleId="20">
     <w:name w:val="标题 2 字符"/>
+    <w:aliases w:val="第一层条 字符,第二层 字符,节名 字符,36标题2 字符,36标题 2 字符,1.1 字符,论文标题 1 字符,h2 字符,2 字符,第*章 字符,sect 1.2 字符,H21 字符,sect 1.21 字符,H22 字符,sect 1.22 字符,H211 字符,sect 1.211 字符,H23 字符,sect 1.23 字符,H212 字符,sect 1.212 字符,Header 2 字符,heading 2 字符,节标题 字符,H2 字符,l2 字符,prop2 字符"/>
     <w:basedOn w:val="a0"/>
     <w:link w:val="2"/>
     <w:uiPriority w:val="9"/>
